--- a/doc/Инфраструктура непрерывной интеграции и верификации аппаратуры.docx
+++ b/doc/Инфраструктура непрерывной интеграции и верификации аппаратуры.docx
@@ -17,70 +17,49 @@
           <w:b/>
           <w:bCs/>
         </w:rPr>
-        <w:t>Универсальная инфраструктура непрерывной интеграции и верификации аппаратуры (SystemVerilog)</w:t>
-      </w:r>
-    </w:p>
-    <w:p>
-      <w:pPr>
-        <w:jc w:val="both"/>
-        <w:rPr>
-          <w:rFonts w:ascii="Times New Roman" w:hAnsi="Times New Roman" w:cs="Times New Roman"/>
-        </w:rPr>
-      </w:pPr>
-      <w:r>
-        <w:rPr>
-          <w:rFonts w:ascii="Times New Roman" w:hAnsi="Times New Roman" w:cs="Times New Roman"/>
-        </w:rPr>
-        <w:t>Настоящий документ описывает эталонную архитектуру репозитория для совместной разработки цифрового аппаратного обеспечения. Представленные подходы применимы к проектам любой сложности. Для наглядности концепций правила сопровождаются примерами.</w:t>
-      </w:r>
-    </w:p>
-    <w:p>
-      <w:pPr>
-        <w:jc w:val="both"/>
+        <w:t>Универсальная инфраструктура непрерывной интеграции и верификации аппаратуры (</w:t>
+      </w:r>
+      <w:proofErr w:type="spellStart"/>
+      <w:r>
         <w:rPr>
           <w:rFonts w:ascii="Times New Roman" w:hAnsi="Times New Roman" w:cs="Times New Roman"/>
           <w:b/>
           <w:bCs/>
         </w:rPr>
-      </w:pPr>
+        <w:t>SystemVerilog</w:t>
+      </w:r>
+      <w:proofErr w:type="spellEnd"/>
       <w:r>
         <w:rPr>
           <w:rFonts w:ascii="Times New Roman" w:hAnsi="Times New Roman" w:cs="Times New Roman"/>
           <w:b/>
           <w:bCs/>
         </w:rPr>
-        <w:t>Раздел 1. Топология репозитория и RTL-код</w:t>
-      </w:r>
-    </w:p>
-    <w:p>
-      <w:pPr>
-        <w:jc w:val="both"/>
-        <w:rPr>
-          <w:rFonts w:ascii="Times New Roman" w:hAnsi="Times New Roman" w:cs="Times New Roman"/>
-        </w:rPr>
-      </w:pPr>
-      <w:r>
+        <w:t>)</w:t>
+      </w:r>
+    </w:p>
+    <w:p>
+      <w:pPr>
+        <w:jc w:val="both"/>
+        <w:rPr>
+          <w:rFonts w:ascii="Times New Roman" w:hAnsi="Times New Roman" w:cs="Times New Roman"/>
+        </w:rPr>
+      </w:pPr>
+      <w:r>
+        <w:rPr>
+          <w:rFonts w:ascii="Times New Roman" w:hAnsi="Times New Roman" w:cs="Times New Roman"/>
+        </w:rPr>
+        <w:t>Настоящий документ описывает эталонную архитектуру репозитория для совместной разработки цифрового аппаратного обеспечения. Представленные подходы применимы к проектам любой сложности. Для наглядности концепций правила сопровождаются примерами.</w:t>
+      </w:r>
+    </w:p>
+    <w:p>
+      <w:pPr>
+        <w:jc w:val="both"/>
         <w:rPr>
           <w:rFonts w:ascii="Times New Roman" w:hAnsi="Times New Roman" w:cs="Times New Roman"/>
           <w:b/>
           <w:bCs/>
         </w:rPr>
-        <w:t>Общий принцип:</w:t>
-      </w:r>
-      <w:r>
-        <w:rPr>
-          <w:rFonts w:ascii="Times New Roman" w:hAnsi="Times New Roman" w:cs="Times New Roman"/>
-        </w:rPr>
-        <w:t xml:space="preserve"> Для строгой изоляции логики аппаратного обеспечения от инфраструктурного и тестового кода в корне репозитория создается директория src/. В ней размещаются исключительно синтезируемые модули на языке SystemVerilog. Именование файлов должно строго соответствовать именам содержащихся в них модулей.</w:t>
-      </w:r>
-    </w:p>
-    <w:p>
-      <w:pPr>
-        <w:jc w:val="both"/>
-        <w:rPr>
-          <w:rFonts w:ascii="Times New Roman" w:hAnsi="Times New Roman" w:cs="Times New Roman"/>
-          <w:lang w:val="en-US"/>
-        </w:rPr>
       </w:pPr>
       <w:r>
         <w:rPr>
@@ -88,13 +67,112 @@
           <w:b/>
           <w:bCs/>
         </w:rPr>
-        <w:t>Пример реализации:</w:t>
-      </w:r>
-      <w:r>
-        <w:rPr>
-          <w:rFonts w:ascii="Times New Roman" w:hAnsi="Times New Roman" w:cs="Times New Roman"/>
-        </w:rPr>
-        <w:t xml:space="preserve"> В качестве примера рассмотрим базовый логический модуль с асинхронным сбросом. </w:t>
+        <w:t>Раздел 1. Топология репозитория и RTL-код</w:t>
+      </w:r>
+    </w:p>
+    <w:p>
+      <w:pPr>
+        <w:jc w:val="both"/>
+        <w:rPr>
+          <w:rFonts w:ascii="Times New Roman" w:hAnsi="Times New Roman" w:cs="Times New Roman"/>
+        </w:rPr>
+      </w:pPr>
+      <w:r>
+        <w:rPr>
+          <w:rFonts w:ascii="Times New Roman" w:hAnsi="Times New Roman" w:cs="Times New Roman"/>
+          <w:b/>
+          <w:bCs/>
+        </w:rPr>
+        <w:t>Общий принцип</w:t>
+      </w:r>
+      <w:proofErr w:type="gramStart"/>
+      <w:r>
+        <w:rPr>
+          <w:rFonts w:ascii="Times New Roman" w:hAnsi="Times New Roman" w:cs="Times New Roman"/>
+          <w:b/>
+          <w:bCs/>
+        </w:rPr>
+        <w:t>:</w:t>
+      </w:r>
+      <w:r>
+        <w:rPr>
+          <w:rFonts w:ascii="Times New Roman" w:hAnsi="Times New Roman" w:cs="Times New Roman"/>
+        </w:rPr>
+        <w:t xml:space="preserve"> Для</w:t>
+      </w:r>
+      <w:proofErr w:type="gramEnd"/>
+      <w:r>
+        <w:rPr>
+          <w:rFonts w:ascii="Times New Roman" w:hAnsi="Times New Roman" w:cs="Times New Roman"/>
+        </w:rPr>
+        <w:t xml:space="preserve"> строгой изоляции логики аппаратного обеспечения от инфраструктурного и тестового кода в корне репозитория создается директория </w:t>
+      </w:r>
+      <w:proofErr w:type="spellStart"/>
+      <w:r>
+        <w:rPr>
+          <w:rFonts w:ascii="Times New Roman" w:hAnsi="Times New Roman" w:cs="Times New Roman"/>
+        </w:rPr>
+        <w:t>src</w:t>
+      </w:r>
+      <w:proofErr w:type="spellEnd"/>
+      <w:r>
+        <w:rPr>
+          <w:rFonts w:ascii="Times New Roman" w:hAnsi="Times New Roman" w:cs="Times New Roman"/>
+        </w:rPr>
+        <w:t xml:space="preserve">/. В ней размещаются исключительно синтезируемые модули на языке </w:t>
+      </w:r>
+      <w:proofErr w:type="spellStart"/>
+      <w:r>
+        <w:rPr>
+          <w:rFonts w:ascii="Times New Roman" w:hAnsi="Times New Roman" w:cs="Times New Roman"/>
+        </w:rPr>
+        <w:t>SystemVerilog</w:t>
+      </w:r>
+      <w:proofErr w:type="spellEnd"/>
+      <w:r>
+        <w:rPr>
+          <w:rFonts w:ascii="Times New Roman" w:hAnsi="Times New Roman" w:cs="Times New Roman"/>
+        </w:rPr>
+        <w:t>. Именование файлов должно строго соответствовать именам содержащихся в них модулей.</w:t>
+      </w:r>
+    </w:p>
+    <w:p>
+      <w:pPr>
+        <w:jc w:val="both"/>
+        <w:rPr>
+          <w:rFonts w:ascii="Times New Roman" w:hAnsi="Times New Roman" w:cs="Times New Roman"/>
+          <w:lang w:val="en-US"/>
+        </w:rPr>
+      </w:pPr>
+      <w:r>
+        <w:rPr>
+          <w:rFonts w:ascii="Times New Roman" w:hAnsi="Times New Roman" w:cs="Times New Roman"/>
+          <w:b/>
+          <w:bCs/>
+        </w:rPr>
+        <w:t>Пример реализации</w:t>
+      </w:r>
+      <w:proofErr w:type="gramStart"/>
+      <w:r>
+        <w:rPr>
+          <w:rFonts w:ascii="Times New Roman" w:hAnsi="Times New Roman" w:cs="Times New Roman"/>
+          <w:b/>
+          <w:bCs/>
+        </w:rPr>
+        <w:t>:</w:t>
+      </w:r>
+      <w:r>
+        <w:rPr>
+          <w:rFonts w:ascii="Times New Roman" w:hAnsi="Times New Roman" w:cs="Times New Roman"/>
+        </w:rPr>
+        <w:t xml:space="preserve"> В качестве</w:t>
+      </w:r>
+      <w:proofErr w:type="gramEnd"/>
+      <w:r>
+        <w:rPr>
+          <w:rFonts w:ascii="Times New Roman" w:hAnsi="Times New Roman" w:cs="Times New Roman"/>
+        </w:rPr>
+        <w:t xml:space="preserve"> примера рассмотрим базовый логический модуль с асинхронным сбросом. </w:t>
       </w:r>
       <w:r>
         <w:rPr>
@@ -173,7 +251,23 @@
           <w:rFonts w:ascii="Courier New" w:hAnsi="Courier New" w:cs="Courier New"/>
           <w:lang w:val="en-US"/>
         </w:rPr>
-        <w:t>input logic rst,</w:t>
+        <w:t xml:space="preserve">input logic </w:t>
+      </w:r>
+      <w:proofErr w:type="spellStart"/>
+      <w:r>
+        <w:rPr>
+          <w:rFonts w:ascii="Courier New" w:hAnsi="Courier New" w:cs="Courier New"/>
+          <w:lang w:val="en-US"/>
+        </w:rPr>
+        <w:t>rst</w:t>
+      </w:r>
+      <w:proofErr w:type="spellEnd"/>
+      <w:r>
+        <w:rPr>
+          <w:rFonts w:ascii="Courier New" w:hAnsi="Courier New" w:cs="Courier New"/>
+          <w:lang w:val="en-US"/>
+        </w:rPr>
+        <w:t>,</w:t>
       </w:r>
     </w:p>
     <w:p>
@@ -221,23 +315,103 @@
           <w:rFonts w:ascii="Courier New" w:hAnsi="Courier New" w:cs="Courier New"/>
           <w:lang w:val="en-US"/>
         </w:rPr>
-        <w:t xml:space="preserve">    always_ff @(posedge clk or posedge rst) begin</w:t>
-      </w:r>
-    </w:p>
-    <w:p>
-      <w:pPr>
-        <w:jc w:val="both"/>
-        <w:rPr>
-          <w:rFonts w:ascii="Courier New" w:hAnsi="Courier New" w:cs="Courier New"/>
-          <w:lang w:val="en-US"/>
-        </w:rPr>
-      </w:pPr>
-      <w:r>
-        <w:rPr>
-          <w:rFonts w:ascii="Courier New" w:hAnsi="Courier New" w:cs="Courier New"/>
-          <w:lang w:val="en-US"/>
-        </w:rPr>
-        <w:t xml:space="preserve">        if (rst) begin</w:t>
+        <w:t xml:space="preserve">    </w:t>
+      </w:r>
+      <w:proofErr w:type="spellStart"/>
+      <w:r>
+        <w:rPr>
+          <w:rFonts w:ascii="Courier New" w:hAnsi="Courier New" w:cs="Courier New"/>
+          <w:lang w:val="en-US"/>
+        </w:rPr>
+        <w:t>always_</w:t>
+      </w:r>
+      <w:proofErr w:type="gramStart"/>
+      <w:r>
+        <w:rPr>
+          <w:rFonts w:ascii="Courier New" w:hAnsi="Courier New" w:cs="Courier New"/>
+          <w:lang w:val="en-US"/>
+        </w:rPr>
+        <w:t>ff</w:t>
+      </w:r>
+      <w:proofErr w:type="spellEnd"/>
+      <w:r>
+        <w:rPr>
+          <w:rFonts w:ascii="Courier New" w:hAnsi="Courier New" w:cs="Courier New"/>
+          <w:lang w:val="en-US"/>
+        </w:rPr>
+        <w:t xml:space="preserve"> @(</w:t>
+      </w:r>
+      <w:proofErr w:type="gramEnd"/>
+      <w:r>
+        <w:rPr>
+          <w:rFonts w:ascii="Courier New" w:hAnsi="Courier New" w:cs="Courier New"/>
+          <w:lang w:val="en-US"/>
+        </w:rPr>
+        <w:t xml:space="preserve">posedge clk or </w:t>
+      </w:r>
+      <w:proofErr w:type="spellStart"/>
+      <w:r>
+        <w:rPr>
+          <w:rFonts w:ascii="Courier New" w:hAnsi="Courier New" w:cs="Courier New"/>
+          <w:lang w:val="en-US"/>
+        </w:rPr>
+        <w:t>posedge</w:t>
+      </w:r>
+      <w:proofErr w:type="spellEnd"/>
+      <w:r>
+        <w:rPr>
+          <w:rFonts w:ascii="Courier New" w:hAnsi="Courier New" w:cs="Courier New"/>
+          <w:lang w:val="en-US"/>
+        </w:rPr>
+        <w:t xml:space="preserve"> </w:t>
+      </w:r>
+      <w:proofErr w:type="spellStart"/>
+      <w:r>
+        <w:rPr>
+          <w:rFonts w:ascii="Courier New" w:hAnsi="Courier New" w:cs="Courier New"/>
+          <w:lang w:val="en-US"/>
+        </w:rPr>
+        <w:t>rst</w:t>
+      </w:r>
+      <w:proofErr w:type="spellEnd"/>
+      <w:r>
+        <w:rPr>
+          <w:rFonts w:ascii="Courier New" w:hAnsi="Courier New" w:cs="Courier New"/>
+          <w:lang w:val="en-US"/>
+        </w:rPr>
+        <w:t>) begin</w:t>
+      </w:r>
+    </w:p>
+    <w:p>
+      <w:pPr>
+        <w:jc w:val="both"/>
+        <w:rPr>
+          <w:rFonts w:ascii="Courier New" w:hAnsi="Courier New" w:cs="Courier New"/>
+          <w:lang w:val="en-US"/>
+        </w:rPr>
+      </w:pPr>
+      <w:r>
+        <w:rPr>
+          <w:rFonts w:ascii="Courier New" w:hAnsi="Courier New" w:cs="Courier New"/>
+          <w:lang w:val="en-US"/>
+        </w:rPr>
+        <w:t xml:space="preserve">        if (</w:t>
+      </w:r>
+      <w:proofErr w:type="spellStart"/>
+      <w:r>
+        <w:rPr>
+          <w:rFonts w:ascii="Courier New" w:hAnsi="Courier New" w:cs="Courier New"/>
+          <w:lang w:val="en-US"/>
+        </w:rPr>
+        <w:t>rst</w:t>
+      </w:r>
+      <w:proofErr w:type="spellEnd"/>
+      <w:r>
+        <w:rPr>
+          <w:rFonts w:ascii="Courier New" w:hAnsi="Courier New" w:cs="Courier New"/>
+          <w:lang w:val="en-US"/>
+        </w:rPr>
+        <w:t>) begin</w:t>
       </w:r>
     </w:p>
     <w:p>
@@ -302,40 +476,52 @@
         </w:rPr>
         <w:t xml:space="preserve">        </w:t>
       </w:r>
+      <w:proofErr w:type="spellStart"/>
       <w:r>
         <w:rPr>
           <w:rFonts w:ascii="Courier New" w:hAnsi="Courier New" w:cs="Courier New"/>
         </w:rPr>
         <w:t>end</w:t>
       </w:r>
-    </w:p>
-    <w:p>
-      <w:pPr>
-        <w:jc w:val="both"/>
-        <w:rPr>
-          <w:rFonts w:ascii="Courier New" w:hAnsi="Courier New" w:cs="Courier New"/>
-        </w:rPr>
-      </w:pPr>
-      <w:r>
-        <w:rPr>
-          <w:rFonts w:ascii="Courier New" w:hAnsi="Courier New" w:cs="Courier New"/>
-        </w:rPr>
-        <w:t xml:space="preserve">    end</w:t>
-      </w:r>
-    </w:p>
-    <w:p>
-      <w:pPr>
-        <w:jc w:val="both"/>
-        <w:rPr>
-          <w:rFonts w:ascii="Courier New" w:hAnsi="Courier New" w:cs="Courier New"/>
-        </w:rPr>
-      </w:pPr>
+      <w:proofErr w:type="spellEnd"/>
+    </w:p>
+    <w:p>
+      <w:pPr>
+        <w:jc w:val="both"/>
+        <w:rPr>
+          <w:rFonts w:ascii="Courier New" w:hAnsi="Courier New" w:cs="Courier New"/>
+        </w:rPr>
+      </w:pPr>
+      <w:r>
+        <w:rPr>
+          <w:rFonts w:ascii="Courier New" w:hAnsi="Courier New" w:cs="Courier New"/>
+        </w:rPr>
+        <w:t xml:space="preserve">    </w:t>
+      </w:r>
+      <w:proofErr w:type="spellStart"/>
+      <w:r>
+        <w:rPr>
+          <w:rFonts w:ascii="Courier New" w:hAnsi="Courier New" w:cs="Courier New"/>
+        </w:rPr>
+        <w:t>end</w:t>
+      </w:r>
+      <w:proofErr w:type="spellEnd"/>
+    </w:p>
+    <w:p>
+      <w:pPr>
+        <w:jc w:val="both"/>
+        <w:rPr>
+          <w:rFonts w:ascii="Courier New" w:hAnsi="Courier New" w:cs="Courier New"/>
+        </w:rPr>
+      </w:pPr>
+      <w:proofErr w:type="spellStart"/>
       <w:r>
         <w:rPr>
           <w:rFonts w:ascii="Courier New" w:hAnsi="Courier New" w:cs="Courier New"/>
         </w:rPr>
         <w:t>endmodule</w:t>
       </w:r>
+      <w:proofErr w:type="spellEnd"/>
     </w:p>
     <w:p>
       <w:pPr>
@@ -352,52 +538,156 @@
           <w:b/>
           <w:bCs/>
         </w:rPr>
-        <w:t>Раздел 2. Кроссплатформенная система сборки (CMake)</w:t>
-      </w:r>
-    </w:p>
-    <w:p>
-      <w:pPr>
-        <w:jc w:val="both"/>
-        <w:rPr>
-          <w:rFonts w:ascii="Times New Roman" w:hAnsi="Times New Roman" w:cs="Times New Roman"/>
-        </w:rPr>
-      </w:pPr>
+        <w:t>Раздел 2. Кроссплатформенная система сборки (</w:t>
+      </w:r>
+      <w:proofErr w:type="spellStart"/>
       <w:r>
         <w:rPr>
           <w:rFonts w:ascii="Times New Roman" w:hAnsi="Times New Roman" w:cs="Times New Roman"/>
           <w:b/>
           <w:bCs/>
         </w:rPr>
-        <w:t>Общий принцип:</w:t>
-      </w:r>
-      <w:r>
-        <w:rPr>
-          <w:rFonts w:ascii="Times New Roman" w:hAnsi="Times New Roman" w:cs="Times New Roman"/>
-        </w:rPr>
-        <w:t xml:space="preserve"> Для обеспечения идентичности сборки на локальных рабочих станциях (например, под управлением WSL 2) и на облачных CI-серверах используется сборочная система CMake. Конфигурация описывается в корневом файле CMakeLists.txt. Система должна автоматически разрешать зависимости (Verilator, GTest), выполнять трансляцию RTL-кода в C++ и осуществлять статическую линковку исполняемого файла тестбенча.</w:t>
-      </w:r>
-    </w:p>
-    <w:p>
-      <w:pPr>
-        <w:jc w:val="both"/>
-        <w:rPr>
-          <w:rFonts w:ascii="Times New Roman" w:hAnsi="Times New Roman" w:cs="Times New Roman"/>
-          <w:lang w:val="en-US"/>
-        </w:rPr>
-      </w:pPr>
+        <w:t>CMake</w:t>
+      </w:r>
+      <w:proofErr w:type="spellEnd"/>
       <w:r>
         <w:rPr>
           <w:rFonts w:ascii="Times New Roman" w:hAnsi="Times New Roman" w:cs="Times New Roman"/>
           <w:b/>
           <w:bCs/>
         </w:rPr>
+        <w:t>)</w:t>
+      </w:r>
+    </w:p>
+    <w:p>
+      <w:pPr>
+        <w:jc w:val="both"/>
+        <w:rPr>
+          <w:rFonts w:ascii="Times New Roman" w:hAnsi="Times New Roman" w:cs="Times New Roman"/>
+        </w:rPr>
+      </w:pPr>
+      <w:r>
+        <w:rPr>
+          <w:rFonts w:ascii="Times New Roman" w:hAnsi="Times New Roman" w:cs="Times New Roman"/>
+          <w:b/>
+          <w:bCs/>
+        </w:rPr>
+        <w:t>Общий принцип</w:t>
+      </w:r>
+      <w:proofErr w:type="gramStart"/>
+      <w:r>
+        <w:rPr>
+          <w:rFonts w:ascii="Times New Roman" w:hAnsi="Times New Roman" w:cs="Times New Roman"/>
+          <w:b/>
+          <w:bCs/>
+        </w:rPr>
+        <w:t>:</w:t>
+      </w:r>
+      <w:r>
+        <w:rPr>
+          <w:rFonts w:ascii="Times New Roman" w:hAnsi="Times New Roman" w:cs="Times New Roman"/>
+        </w:rPr>
+        <w:t xml:space="preserve"> Для</w:t>
+      </w:r>
+      <w:proofErr w:type="gramEnd"/>
+      <w:r>
+        <w:rPr>
+          <w:rFonts w:ascii="Times New Roman" w:hAnsi="Times New Roman" w:cs="Times New Roman"/>
+        </w:rPr>
+        <w:t xml:space="preserve"> обеспечения идентичности сборки на локальных рабочих станциях (например, под управлением WSL 2) и на облачных CI-серверах используется сборочная система </w:t>
+      </w:r>
+      <w:proofErr w:type="spellStart"/>
+      <w:r>
+        <w:rPr>
+          <w:rFonts w:ascii="Times New Roman" w:hAnsi="Times New Roman" w:cs="Times New Roman"/>
+        </w:rPr>
+        <w:t>CMake</w:t>
+      </w:r>
+      <w:proofErr w:type="spellEnd"/>
+      <w:r>
+        <w:rPr>
+          <w:rFonts w:ascii="Times New Roman" w:hAnsi="Times New Roman" w:cs="Times New Roman"/>
+        </w:rPr>
+        <w:t>. Конфигурация описывается в корневом файле CMakeLists.txt. Система должна автоматически разрешать зависимости (</w:t>
+      </w:r>
+      <w:proofErr w:type="spellStart"/>
+      <w:r>
+        <w:rPr>
+          <w:rFonts w:ascii="Times New Roman" w:hAnsi="Times New Roman" w:cs="Times New Roman"/>
+        </w:rPr>
+        <w:t>Verilator</w:t>
+      </w:r>
+      <w:proofErr w:type="spellEnd"/>
+      <w:r>
+        <w:rPr>
+          <w:rFonts w:ascii="Times New Roman" w:hAnsi="Times New Roman" w:cs="Times New Roman"/>
+        </w:rPr>
+        <w:t xml:space="preserve">, </w:t>
+      </w:r>
+      <w:proofErr w:type="spellStart"/>
+      <w:r>
+        <w:rPr>
+          <w:rFonts w:ascii="Times New Roman" w:hAnsi="Times New Roman" w:cs="Times New Roman"/>
+        </w:rPr>
+        <w:t>GTest</w:t>
+      </w:r>
+      <w:proofErr w:type="spellEnd"/>
+      <w:r>
+        <w:rPr>
+          <w:rFonts w:ascii="Times New Roman" w:hAnsi="Times New Roman" w:cs="Times New Roman"/>
+        </w:rPr>
+        <w:t xml:space="preserve">), выполнять трансляцию RTL-кода в C++ и осуществлять статическую линковку исполняемого файла </w:t>
+      </w:r>
+      <w:proofErr w:type="spellStart"/>
+      <w:r>
+        <w:rPr>
+          <w:rFonts w:ascii="Times New Roman" w:hAnsi="Times New Roman" w:cs="Times New Roman"/>
+        </w:rPr>
+        <w:t>тестбенча</w:t>
+      </w:r>
+      <w:proofErr w:type="spellEnd"/>
+      <w:r>
+        <w:rPr>
+          <w:rFonts w:ascii="Times New Roman" w:hAnsi="Times New Roman" w:cs="Times New Roman"/>
+        </w:rPr>
+        <w:t>.</w:t>
+      </w:r>
+    </w:p>
+    <w:p>
+      <w:pPr>
+        <w:jc w:val="both"/>
+        <w:rPr>
+          <w:rFonts w:ascii="Times New Roman" w:hAnsi="Times New Roman" w:cs="Times New Roman"/>
+          <w:lang w:val="en-US"/>
+        </w:rPr>
+      </w:pPr>
+      <w:r>
+        <w:rPr>
+          <w:rFonts w:ascii="Times New Roman" w:hAnsi="Times New Roman" w:cs="Times New Roman"/>
+          <w:b/>
+          <w:bCs/>
+        </w:rPr>
         <w:t>Пример реализации:</w:t>
       </w:r>
       <w:r>
         <w:rPr>
           <w:rFonts w:ascii="Times New Roman" w:hAnsi="Times New Roman" w:cs="Times New Roman"/>
         </w:rPr>
-        <w:t xml:space="preserve"> Сценарий сборки, связывающий транслированную модель Vblink с фреймворком тестирования. </w:t>
+        <w:t xml:space="preserve"> Сценарий сборки, связывающий транслированную модель </w:t>
+      </w:r>
+      <w:proofErr w:type="spellStart"/>
+      <w:r>
+        <w:rPr>
+          <w:rFonts w:ascii="Times New Roman" w:hAnsi="Times New Roman" w:cs="Times New Roman"/>
+        </w:rPr>
+        <w:t>Vblink</w:t>
+      </w:r>
+      <w:proofErr w:type="spellEnd"/>
+      <w:r>
+        <w:rPr>
+          <w:rFonts w:ascii="Times New Roman" w:hAnsi="Times New Roman" w:cs="Times New Roman"/>
+        </w:rPr>
+        <w:t xml:space="preserve"> с фреймворком тестирования. </w:t>
       </w:r>
       <w:r>
         <w:rPr>
@@ -432,127 +722,287 @@
           <w:lang w:val="en-US"/>
         </w:rPr>
       </w:pPr>
-      <w:r>
-        <w:rPr>
-          <w:rFonts w:ascii="Courier New" w:hAnsi="Courier New" w:cs="Courier New"/>
-          <w:lang w:val="en-US"/>
-        </w:rPr>
-        <w:t>cmake_minimum_required(VERSION 3.20)</w:t>
-      </w:r>
-    </w:p>
-    <w:p>
-      <w:pPr>
-        <w:jc w:val="both"/>
-        <w:rPr>
-          <w:rFonts w:ascii="Courier New" w:hAnsi="Courier New" w:cs="Courier New"/>
-          <w:lang w:val="en-US"/>
-        </w:rPr>
-      </w:pPr>
-      <w:r>
-        <w:rPr>
-          <w:rFonts w:ascii="Courier New" w:hAnsi="Courier New" w:cs="Courier New"/>
-          <w:lang w:val="en-US"/>
-        </w:rPr>
-        <w:t>project(hardware_verification)</w:t>
-      </w:r>
-    </w:p>
-    <w:p>
-      <w:pPr>
-        <w:jc w:val="both"/>
-        <w:rPr>
-          <w:rFonts w:ascii="Courier New" w:hAnsi="Courier New" w:cs="Courier New"/>
-          <w:lang w:val="en-US"/>
-        </w:rPr>
-      </w:pPr>
-    </w:p>
-    <w:p>
-      <w:pPr>
-        <w:jc w:val="both"/>
-        <w:rPr>
-          <w:rFonts w:ascii="Courier New" w:hAnsi="Courier New" w:cs="Courier New"/>
-          <w:lang w:val="en-US"/>
-        </w:rPr>
-      </w:pPr>
-      <w:r>
-        <w:rPr>
-          <w:rFonts w:ascii="Courier New" w:hAnsi="Courier New" w:cs="Courier New"/>
-          <w:lang w:val="en-US"/>
-        </w:rPr>
-        <w:t># 1. Поиск системных зависимостей</w:t>
-      </w:r>
-    </w:p>
-    <w:p>
-      <w:pPr>
-        <w:jc w:val="both"/>
-        <w:rPr>
-          <w:rFonts w:ascii="Courier New" w:hAnsi="Courier New" w:cs="Courier New"/>
-          <w:lang w:val="en-US"/>
-        </w:rPr>
-      </w:pPr>
-      <w:r>
-        <w:rPr>
-          <w:rFonts w:ascii="Courier New" w:hAnsi="Courier New" w:cs="Courier New"/>
-          <w:lang w:val="en-US"/>
-        </w:rPr>
-        <w:t>find_package(verilator REQUIRED)</w:t>
-      </w:r>
-    </w:p>
-    <w:p>
-      <w:pPr>
-        <w:jc w:val="both"/>
-        <w:rPr>
-          <w:rFonts w:ascii="Courier New" w:hAnsi="Courier New" w:cs="Courier New"/>
-          <w:lang w:val="en-US"/>
-        </w:rPr>
-      </w:pPr>
+      <w:proofErr w:type="spellStart"/>
+      <w:r>
+        <w:rPr>
+          <w:rFonts w:ascii="Courier New" w:hAnsi="Courier New" w:cs="Courier New"/>
+          <w:lang w:val="en-US"/>
+        </w:rPr>
+        <w:t>cmake_minimum_required</w:t>
+      </w:r>
+      <w:proofErr w:type="spellEnd"/>
+      <w:r>
+        <w:rPr>
+          <w:rFonts w:ascii="Courier New" w:hAnsi="Courier New" w:cs="Courier New"/>
+          <w:lang w:val="en-US"/>
+        </w:rPr>
+        <w:t>(VERSION 3.20)</w:t>
+      </w:r>
+    </w:p>
+    <w:p>
+      <w:pPr>
+        <w:jc w:val="both"/>
+        <w:rPr>
+          <w:rFonts w:ascii="Courier New" w:hAnsi="Courier New" w:cs="Courier New"/>
+          <w:lang w:val="en-US"/>
+        </w:rPr>
+      </w:pPr>
+      <w:r>
+        <w:rPr>
+          <w:rFonts w:ascii="Courier New" w:hAnsi="Courier New" w:cs="Courier New"/>
+          <w:lang w:val="en-US"/>
+        </w:rPr>
+        <w:t>project(</w:t>
+      </w:r>
+      <w:proofErr w:type="spellStart"/>
+      <w:r>
+        <w:rPr>
+          <w:rFonts w:ascii="Courier New" w:hAnsi="Courier New" w:cs="Courier New"/>
+          <w:lang w:val="en-US"/>
+        </w:rPr>
+        <w:t>hardware_verification</w:t>
+      </w:r>
+      <w:proofErr w:type="spellEnd"/>
+      <w:r>
+        <w:rPr>
+          <w:rFonts w:ascii="Courier New" w:hAnsi="Courier New" w:cs="Courier New"/>
+          <w:lang w:val="en-US"/>
+        </w:rPr>
+        <w:t>)</w:t>
+      </w:r>
+    </w:p>
+    <w:p>
+      <w:pPr>
+        <w:jc w:val="both"/>
+        <w:rPr>
+          <w:rFonts w:ascii="Courier New" w:hAnsi="Courier New" w:cs="Courier New"/>
+          <w:lang w:val="en-US"/>
+        </w:rPr>
+      </w:pPr>
+    </w:p>
+    <w:p>
+      <w:pPr>
+        <w:jc w:val="both"/>
+        <w:rPr>
+          <w:rFonts w:ascii="Courier New" w:hAnsi="Courier New" w:cs="Courier New"/>
+          <w:lang w:val="en-US"/>
+        </w:rPr>
+      </w:pPr>
+      <w:r>
+        <w:rPr>
+          <w:rFonts w:ascii="Courier New" w:hAnsi="Courier New" w:cs="Courier New"/>
+          <w:lang w:val="en-US"/>
+        </w:rPr>
+        <w:t xml:space="preserve"># 1. </w:t>
+      </w:r>
+      <w:proofErr w:type="spellStart"/>
+      <w:r>
+        <w:rPr>
+          <w:rFonts w:ascii="Courier New" w:hAnsi="Courier New" w:cs="Courier New"/>
+          <w:lang w:val="en-US"/>
+        </w:rPr>
+        <w:t>Поиск</w:t>
+      </w:r>
+      <w:proofErr w:type="spellEnd"/>
+      <w:r>
+        <w:rPr>
+          <w:rFonts w:ascii="Courier New" w:hAnsi="Courier New" w:cs="Courier New"/>
+          <w:lang w:val="en-US"/>
+        </w:rPr>
+        <w:t xml:space="preserve"> </w:t>
+      </w:r>
+      <w:proofErr w:type="spellStart"/>
+      <w:r>
+        <w:rPr>
+          <w:rFonts w:ascii="Courier New" w:hAnsi="Courier New" w:cs="Courier New"/>
+          <w:lang w:val="en-US"/>
+        </w:rPr>
+        <w:t>системных</w:t>
+      </w:r>
+      <w:proofErr w:type="spellEnd"/>
+      <w:r>
+        <w:rPr>
+          <w:rFonts w:ascii="Courier New" w:hAnsi="Courier New" w:cs="Courier New"/>
+          <w:lang w:val="en-US"/>
+        </w:rPr>
+        <w:t xml:space="preserve"> </w:t>
+      </w:r>
+      <w:proofErr w:type="spellStart"/>
+      <w:r>
+        <w:rPr>
+          <w:rFonts w:ascii="Courier New" w:hAnsi="Courier New" w:cs="Courier New"/>
+          <w:lang w:val="en-US"/>
+        </w:rPr>
+        <w:t>зависимостей</w:t>
+      </w:r>
+      <w:proofErr w:type="spellEnd"/>
+    </w:p>
+    <w:p>
+      <w:pPr>
+        <w:jc w:val="both"/>
+        <w:rPr>
+          <w:rFonts w:ascii="Courier New" w:hAnsi="Courier New" w:cs="Courier New"/>
+          <w:lang w:val="en-US"/>
+        </w:rPr>
+      </w:pPr>
+      <w:proofErr w:type="spellStart"/>
+      <w:r>
+        <w:rPr>
+          <w:rFonts w:ascii="Courier New" w:hAnsi="Courier New" w:cs="Courier New"/>
+          <w:lang w:val="en-US"/>
+        </w:rPr>
+        <w:t>find_package</w:t>
+      </w:r>
+      <w:proofErr w:type="spellEnd"/>
+      <w:r>
+        <w:rPr>
+          <w:rFonts w:ascii="Courier New" w:hAnsi="Courier New" w:cs="Courier New"/>
+          <w:lang w:val="en-US"/>
+        </w:rPr>
+        <w:t>(</w:t>
+      </w:r>
+      <w:proofErr w:type="spellStart"/>
+      <w:r>
+        <w:rPr>
+          <w:rFonts w:ascii="Courier New" w:hAnsi="Courier New" w:cs="Courier New"/>
+          <w:lang w:val="en-US"/>
+        </w:rPr>
+        <w:t>verilator</w:t>
+      </w:r>
+      <w:proofErr w:type="spellEnd"/>
+      <w:r>
+        <w:rPr>
+          <w:rFonts w:ascii="Courier New" w:hAnsi="Courier New" w:cs="Courier New"/>
+          <w:lang w:val="en-US"/>
+        </w:rPr>
+        <w:t xml:space="preserve"> REQUIRED)</w:t>
+      </w:r>
+    </w:p>
+    <w:p>
+      <w:pPr>
+        <w:jc w:val="both"/>
+        <w:rPr>
+          <w:rFonts w:ascii="Courier New" w:hAnsi="Courier New" w:cs="Courier New"/>
+          <w:lang w:val="en-US"/>
+        </w:rPr>
+      </w:pPr>
+      <w:proofErr w:type="spellStart"/>
       <w:r>
         <w:rPr>
           <w:rFonts w:ascii="Courier New" w:hAnsi="Courier New" w:cs="Courier New"/>
           <w:lang w:val="en-US"/>
         </w:rPr>
         <w:lastRenderedPageBreak/>
-        <w:t>find_package(GTest REQUIRED)</w:t>
-      </w:r>
-    </w:p>
-    <w:p>
-      <w:pPr>
-        <w:jc w:val="both"/>
-        <w:rPr>
-          <w:rFonts w:ascii="Courier New" w:hAnsi="Courier New" w:cs="Courier New"/>
-          <w:lang w:val="en-US"/>
-        </w:rPr>
-      </w:pPr>
-    </w:p>
-    <w:p>
-      <w:pPr>
-        <w:jc w:val="both"/>
-        <w:rPr>
-          <w:rFonts w:ascii="Courier New" w:hAnsi="Courier New" w:cs="Courier New"/>
-          <w:lang w:val="en-US"/>
-        </w:rPr>
-      </w:pPr>
-      <w:r>
-        <w:rPr>
-          <w:rFonts w:ascii="Courier New" w:hAnsi="Courier New" w:cs="Courier New"/>
-          <w:lang w:val="en-US"/>
-        </w:rPr>
-        <w:t># 2. Создаем таргет (исполняемый файл тестбенча) ПЕРЕД вызовом verilate</w:t>
-      </w:r>
-    </w:p>
-    <w:p>
-      <w:pPr>
-        <w:jc w:val="both"/>
-        <w:rPr>
-          <w:rFonts w:ascii="Courier New" w:hAnsi="Courier New" w:cs="Courier New"/>
-          <w:lang w:val="en-US"/>
-        </w:rPr>
-      </w:pPr>
-      <w:r>
-        <w:rPr>
-          <w:rFonts w:ascii="Courier New" w:hAnsi="Courier New" w:cs="Courier New"/>
-          <w:lang w:val="en-US"/>
-        </w:rPr>
-        <w:t>add_executable(testbench tb/testbench.cpp)</w:t>
+        <w:t>find_package</w:t>
+      </w:r>
+      <w:proofErr w:type="spellEnd"/>
+      <w:r>
+        <w:rPr>
+          <w:rFonts w:ascii="Courier New" w:hAnsi="Courier New" w:cs="Courier New"/>
+          <w:lang w:val="en-US"/>
+        </w:rPr>
+        <w:t>(</w:t>
+      </w:r>
+      <w:proofErr w:type="spellStart"/>
+      <w:r>
+        <w:rPr>
+          <w:rFonts w:ascii="Courier New" w:hAnsi="Courier New" w:cs="Courier New"/>
+          <w:lang w:val="en-US"/>
+        </w:rPr>
+        <w:t>GTest</w:t>
+      </w:r>
+      <w:proofErr w:type="spellEnd"/>
+      <w:r>
+        <w:rPr>
+          <w:rFonts w:ascii="Courier New" w:hAnsi="Courier New" w:cs="Courier New"/>
+          <w:lang w:val="en-US"/>
+        </w:rPr>
+        <w:t xml:space="preserve"> REQUIRED)</w:t>
+      </w:r>
+    </w:p>
+    <w:p>
+      <w:pPr>
+        <w:jc w:val="both"/>
+        <w:rPr>
+          <w:rFonts w:ascii="Courier New" w:hAnsi="Courier New" w:cs="Courier New"/>
+          <w:lang w:val="en-US"/>
+        </w:rPr>
+      </w:pPr>
+    </w:p>
+    <w:p>
+      <w:pPr>
+        <w:jc w:val="both"/>
+        <w:rPr>
+          <w:rFonts w:ascii="Courier New" w:hAnsi="Courier New" w:cs="Courier New"/>
+        </w:rPr>
+      </w:pPr>
+      <w:r>
+        <w:rPr>
+          <w:rFonts w:ascii="Courier New" w:hAnsi="Courier New" w:cs="Courier New"/>
+        </w:rPr>
+        <w:t xml:space="preserve"># 2. Создаем </w:t>
+      </w:r>
+      <w:proofErr w:type="spellStart"/>
+      <w:r>
+        <w:rPr>
+          <w:rFonts w:ascii="Courier New" w:hAnsi="Courier New" w:cs="Courier New"/>
+        </w:rPr>
+        <w:t>таргет</w:t>
+      </w:r>
+      <w:proofErr w:type="spellEnd"/>
+      <w:r>
+        <w:rPr>
+          <w:rFonts w:ascii="Courier New" w:hAnsi="Courier New" w:cs="Courier New"/>
+        </w:rPr>
+        <w:t xml:space="preserve"> (исполняемый файл </w:t>
+      </w:r>
+      <w:proofErr w:type="spellStart"/>
+      <w:r>
+        <w:rPr>
+          <w:rFonts w:ascii="Courier New" w:hAnsi="Courier New" w:cs="Courier New"/>
+        </w:rPr>
+        <w:t>тестбенча</w:t>
+      </w:r>
+      <w:proofErr w:type="spellEnd"/>
+      <w:r>
+        <w:rPr>
+          <w:rFonts w:ascii="Courier New" w:hAnsi="Courier New" w:cs="Courier New"/>
+        </w:rPr>
+        <w:t xml:space="preserve">) ПЕРЕД вызовом </w:t>
+      </w:r>
+      <w:proofErr w:type="spellStart"/>
+      <w:r>
+        <w:rPr>
+          <w:rFonts w:ascii="Courier New" w:hAnsi="Courier New" w:cs="Courier New"/>
+          <w:lang w:val="en-US"/>
+        </w:rPr>
+        <w:t>verilate</w:t>
+      </w:r>
+      <w:proofErr w:type="spellEnd"/>
+    </w:p>
+    <w:p>
+      <w:pPr>
+        <w:jc w:val="both"/>
+        <w:rPr>
+          <w:rFonts w:ascii="Courier New" w:hAnsi="Courier New" w:cs="Courier New"/>
+          <w:lang w:val="en-US"/>
+        </w:rPr>
+      </w:pPr>
+      <w:proofErr w:type="spellStart"/>
+      <w:r>
+        <w:rPr>
+          <w:rFonts w:ascii="Courier New" w:hAnsi="Courier New" w:cs="Courier New"/>
+          <w:lang w:val="en-US"/>
+        </w:rPr>
+        <w:t>add_executable</w:t>
+      </w:r>
+      <w:proofErr w:type="spellEnd"/>
+      <w:r>
+        <w:rPr>
+          <w:rFonts w:ascii="Courier New" w:hAnsi="Courier New" w:cs="Courier New"/>
+          <w:lang w:val="en-US"/>
+        </w:rPr>
+        <w:t>(testbench tb/testbench.cpp)</w:t>
       </w:r>
     </w:p>
     <w:p>
@@ -577,6 +1027,7 @@
         </w:rPr>
         <w:t xml:space="preserve"># 3. Трансляция </w:t>
       </w:r>
+      <w:proofErr w:type="spellStart"/>
       <w:r>
         <w:rPr>
           <w:rFonts w:ascii="Courier New" w:hAnsi="Courier New" w:cs="Courier New"/>
@@ -584,6 +1035,7 @@
         </w:rPr>
         <w:t>SystemVerilog</w:t>
       </w:r>
+      <w:proofErr w:type="spellEnd"/>
       <w:r>
         <w:rPr>
           <w:rFonts w:ascii="Courier New" w:hAnsi="Courier New" w:cs="Courier New"/>
@@ -601,7 +1053,21 @@
         <w:rPr>
           <w:rFonts w:ascii="Courier New" w:hAnsi="Courier New" w:cs="Courier New"/>
         </w:rPr>
-        <w:t xml:space="preserve">++ и автоматическая привязка к таргету </w:t>
+        <w:t xml:space="preserve">++ и автоматическая привязка к </w:t>
+      </w:r>
+      <w:proofErr w:type="spellStart"/>
+      <w:r>
+        <w:rPr>
+          <w:rFonts w:ascii="Courier New" w:hAnsi="Courier New" w:cs="Courier New"/>
+        </w:rPr>
+        <w:t>таргету</w:t>
+      </w:r>
+      <w:proofErr w:type="spellEnd"/>
+      <w:r>
+        <w:rPr>
+          <w:rFonts w:ascii="Courier New" w:hAnsi="Courier New" w:cs="Courier New"/>
+        </w:rPr>
+        <w:t xml:space="preserve"> </w:t>
       </w:r>
       <w:r>
         <w:rPr>
@@ -619,12 +1085,21 @@
           <w:lang w:val="en-US"/>
         </w:rPr>
       </w:pPr>
-      <w:r>
-        <w:rPr>
-          <w:rFonts w:ascii="Courier New" w:hAnsi="Courier New" w:cs="Courier New"/>
-          <w:lang w:val="en-US"/>
-        </w:rPr>
-        <w:t>verilate(testbench</w:t>
+      <w:proofErr w:type="spellStart"/>
+      <w:r>
+        <w:rPr>
+          <w:rFonts w:ascii="Courier New" w:hAnsi="Courier New" w:cs="Courier New"/>
+          <w:lang w:val="en-US"/>
+        </w:rPr>
+        <w:t>verilate</w:t>
+      </w:r>
+      <w:proofErr w:type="spellEnd"/>
+      <w:r>
+        <w:rPr>
+          <w:rFonts w:ascii="Courier New" w:hAnsi="Courier New" w:cs="Courier New"/>
+          <w:lang w:val="en-US"/>
+        </w:rPr>
+        <w:t>(testbench</w:t>
       </w:r>
     </w:p>
     <w:p>
@@ -697,23 +1172,105 @@
           <w:rFonts w:ascii="Courier New" w:hAnsi="Courier New" w:cs="Courier New"/>
           <w:lang w:val="en-US"/>
         </w:rPr>
-        <w:t># 4. Линковка функции main() из фреймворка GTest</w:t>
-      </w:r>
-    </w:p>
-    <w:p>
-      <w:pPr>
-        <w:jc w:val="both"/>
-        <w:rPr>
-          <w:rFonts w:ascii="Courier New" w:hAnsi="Courier New" w:cs="Courier New"/>
-          <w:lang w:val="en-US"/>
-        </w:rPr>
-      </w:pPr>
-      <w:r>
-        <w:rPr>
-          <w:rFonts w:ascii="Courier New" w:hAnsi="Courier New" w:cs="Courier New"/>
-          <w:lang w:val="en-US"/>
-        </w:rPr>
-        <w:t>target_link_libraries(testbench</w:t>
+        <w:t xml:space="preserve"># 4. </w:t>
+      </w:r>
+      <w:proofErr w:type="spellStart"/>
+      <w:r>
+        <w:rPr>
+          <w:rFonts w:ascii="Courier New" w:hAnsi="Courier New" w:cs="Courier New"/>
+          <w:lang w:val="en-US"/>
+        </w:rPr>
+        <w:t>Линковка</w:t>
+      </w:r>
+      <w:proofErr w:type="spellEnd"/>
+      <w:r>
+        <w:rPr>
+          <w:rFonts w:ascii="Courier New" w:hAnsi="Courier New" w:cs="Courier New"/>
+          <w:lang w:val="en-US"/>
+        </w:rPr>
+        <w:t xml:space="preserve"> </w:t>
+      </w:r>
+      <w:proofErr w:type="spellStart"/>
+      <w:r>
+        <w:rPr>
+          <w:rFonts w:ascii="Courier New" w:hAnsi="Courier New" w:cs="Courier New"/>
+          <w:lang w:val="en-US"/>
+        </w:rPr>
+        <w:t>функции</w:t>
+      </w:r>
+      <w:proofErr w:type="spellEnd"/>
+      <w:r>
+        <w:rPr>
+          <w:rFonts w:ascii="Courier New" w:hAnsi="Courier New" w:cs="Courier New"/>
+          <w:lang w:val="en-US"/>
+        </w:rPr>
+        <w:t xml:space="preserve"> main() </w:t>
+      </w:r>
+      <w:proofErr w:type="spellStart"/>
+      <w:r>
+        <w:rPr>
+          <w:rFonts w:ascii="Courier New" w:hAnsi="Courier New" w:cs="Courier New"/>
+          <w:lang w:val="en-US"/>
+        </w:rPr>
+        <w:t>из</w:t>
+      </w:r>
+      <w:proofErr w:type="spellEnd"/>
+      <w:r>
+        <w:rPr>
+          <w:rFonts w:ascii="Courier New" w:hAnsi="Courier New" w:cs="Courier New"/>
+          <w:lang w:val="en-US"/>
+        </w:rPr>
+        <w:t xml:space="preserve"> </w:t>
+      </w:r>
+      <w:proofErr w:type="spellStart"/>
+      <w:r>
+        <w:rPr>
+          <w:rFonts w:ascii="Courier New" w:hAnsi="Courier New" w:cs="Courier New"/>
+          <w:lang w:val="en-US"/>
+        </w:rPr>
+        <w:t>фреймворка</w:t>
+      </w:r>
+      <w:proofErr w:type="spellEnd"/>
+      <w:r>
+        <w:rPr>
+          <w:rFonts w:ascii="Courier New" w:hAnsi="Courier New" w:cs="Courier New"/>
+          <w:lang w:val="en-US"/>
+        </w:rPr>
+        <w:t xml:space="preserve"> </w:t>
+      </w:r>
+      <w:proofErr w:type="spellStart"/>
+      <w:r>
+        <w:rPr>
+          <w:rFonts w:ascii="Courier New" w:hAnsi="Courier New" w:cs="Courier New"/>
+          <w:lang w:val="en-US"/>
+        </w:rPr>
+        <w:t>GTest</w:t>
+      </w:r>
+      <w:proofErr w:type="spellEnd"/>
+    </w:p>
+    <w:p>
+      <w:pPr>
+        <w:jc w:val="both"/>
+        <w:rPr>
+          <w:rFonts w:ascii="Courier New" w:hAnsi="Courier New" w:cs="Courier New"/>
+          <w:lang w:val="en-US"/>
+        </w:rPr>
+      </w:pPr>
+      <w:proofErr w:type="spellStart"/>
+      <w:r>
+        <w:rPr>
+          <w:rFonts w:ascii="Courier New" w:hAnsi="Courier New" w:cs="Courier New"/>
+          <w:lang w:val="en-US"/>
+        </w:rPr>
+        <w:t>target_link_libraries</w:t>
+      </w:r>
+      <w:proofErr w:type="spellEnd"/>
+      <w:r>
+        <w:rPr>
+          <w:rFonts w:ascii="Courier New" w:hAnsi="Courier New" w:cs="Courier New"/>
+          <w:lang w:val="en-US"/>
+        </w:rPr>
+        <w:t>(testbench</w:t>
       </w:r>
     </w:p>
     <w:p>
@@ -745,8 +1302,35 @@
           <w:rFonts w:ascii="Courier New" w:hAnsi="Courier New" w:cs="Courier New"/>
           <w:lang w:val="en-US"/>
         </w:rPr>
-        <w:t xml:space="preserve">    GTest::gtest_main</w:t>
-      </w:r>
+        <w:t xml:space="preserve">    </w:t>
+      </w:r>
+      <w:proofErr w:type="spellStart"/>
+      <w:proofErr w:type="gramStart"/>
+      <w:r>
+        <w:rPr>
+          <w:rFonts w:ascii="Courier New" w:hAnsi="Courier New" w:cs="Courier New"/>
+          <w:lang w:val="en-US"/>
+        </w:rPr>
+        <w:t>GTest</w:t>
+      </w:r>
+      <w:proofErr w:type="spellEnd"/>
+      <w:r>
+        <w:rPr>
+          <w:rFonts w:ascii="Courier New" w:hAnsi="Courier New" w:cs="Courier New"/>
+          <w:lang w:val="en-US"/>
+        </w:rPr>
+        <w:t>::</w:t>
+      </w:r>
+      <w:proofErr w:type="spellStart"/>
+      <w:proofErr w:type="gramEnd"/>
+      <w:r>
+        <w:rPr>
+          <w:rFonts w:ascii="Courier New" w:hAnsi="Courier New" w:cs="Courier New"/>
+          <w:lang w:val="en-US"/>
+        </w:rPr>
+        <w:t>gtest_main</w:t>
+      </w:r>
+      <w:proofErr w:type="spellEnd"/>
     </w:p>
     <w:p>
       <w:pPr>
@@ -835,6 +1419,7 @@
         </w:rPr>
         <w:t xml:space="preserve"> (</w:t>
       </w:r>
+      <w:proofErr w:type="spellStart"/>
       <w:r>
         <w:rPr>
           <w:rFonts w:ascii="Times New Roman" w:hAnsi="Times New Roman" w:cs="Times New Roman"/>
@@ -844,6 +1429,7 @@
         </w:rPr>
         <w:t>Verilator</w:t>
       </w:r>
+      <w:proofErr w:type="spellEnd"/>
       <w:r>
         <w:rPr>
           <w:rFonts w:ascii="Times New Roman" w:hAnsi="Times New Roman" w:cs="Times New Roman"/>
@@ -906,7 +1492,119 @@
         <w:rPr>
           <w:rFonts w:ascii="Times New Roman" w:hAnsi="Times New Roman" w:cs="Times New Roman"/>
         </w:rPr>
-        <w:t xml:space="preserve"> Среда тестирования размещается в директории tb/ (Testbench). Монолитные проверки заменяются на изолированные фикстуры (Test Fixtures) на базе Google Test. Трансляция SystemVerilog в C++ осуществляется инструментом Verilator. Базовый класс тестов должен брать на себя рутину: инициализацию модели (DUT — Device Under Test), генерацию тактовых импульсов и управление файлами временных диаграмм (.vcd), имена которых динамически привязываются к имени текущего теста.</w:t>
+        <w:t xml:space="preserve"> Среда тестирования размещается в директории </w:t>
+      </w:r>
+      <w:proofErr w:type="spellStart"/>
+      <w:r>
+        <w:rPr>
+          <w:rFonts w:ascii="Times New Roman" w:hAnsi="Times New Roman" w:cs="Times New Roman"/>
+        </w:rPr>
+        <w:t>tb</w:t>
+      </w:r>
+      <w:proofErr w:type="spellEnd"/>
+      <w:r>
+        <w:rPr>
+          <w:rFonts w:ascii="Times New Roman" w:hAnsi="Times New Roman" w:cs="Times New Roman"/>
+        </w:rPr>
+        <w:t>/ (</w:t>
+      </w:r>
+      <w:proofErr w:type="spellStart"/>
+      <w:r>
+        <w:rPr>
+          <w:rFonts w:ascii="Times New Roman" w:hAnsi="Times New Roman" w:cs="Times New Roman"/>
+        </w:rPr>
+        <w:t>Testbench</w:t>
+      </w:r>
+      <w:proofErr w:type="spellEnd"/>
+      <w:r>
+        <w:rPr>
+          <w:rFonts w:ascii="Times New Roman" w:hAnsi="Times New Roman" w:cs="Times New Roman"/>
+        </w:rPr>
+        <w:t xml:space="preserve">). Монолитные проверки заменяются на изолированные </w:t>
+      </w:r>
+      <w:proofErr w:type="spellStart"/>
+      <w:r>
+        <w:rPr>
+          <w:rFonts w:ascii="Times New Roman" w:hAnsi="Times New Roman" w:cs="Times New Roman"/>
+        </w:rPr>
+        <w:t>фикстуры</w:t>
+      </w:r>
+      <w:proofErr w:type="spellEnd"/>
+      <w:r>
+        <w:rPr>
+          <w:rFonts w:ascii="Times New Roman" w:hAnsi="Times New Roman" w:cs="Times New Roman"/>
+        </w:rPr>
+        <w:t xml:space="preserve"> (Test </w:t>
+      </w:r>
+      <w:proofErr w:type="spellStart"/>
+      <w:r>
+        <w:rPr>
+          <w:rFonts w:ascii="Times New Roman" w:hAnsi="Times New Roman" w:cs="Times New Roman"/>
+        </w:rPr>
+        <w:t>Fixtures</w:t>
+      </w:r>
+      <w:proofErr w:type="spellEnd"/>
+      <w:r>
+        <w:rPr>
+          <w:rFonts w:ascii="Times New Roman" w:hAnsi="Times New Roman" w:cs="Times New Roman"/>
+        </w:rPr>
+        <w:t xml:space="preserve">) на базе Google Test. Трансляция </w:t>
+      </w:r>
+      <w:proofErr w:type="spellStart"/>
+      <w:r>
+        <w:rPr>
+          <w:rFonts w:ascii="Times New Roman" w:hAnsi="Times New Roman" w:cs="Times New Roman"/>
+        </w:rPr>
+        <w:t>SystemVerilog</w:t>
+      </w:r>
+      <w:proofErr w:type="spellEnd"/>
+      <w:r>
+        <w:rPr>
+          <w:rFonts w:ascii="Times New Roman" w:hAnsi="Times New Roman" w:cs="Times New Roman"/>
+        </w:rPr>
+        <w:t xml:space="preserve"> в C++ осуществляется инструментом </w:t>
+      </w:r>
+      <w:proofErr w:type="spellStart"/>
+      <w:r>
+        <w:rPr>
+          <w:rFonts w:ascii="Times New Roman" w:hAnsi="Times New Roman" w:cs="Times New Roman"/>
+        </w:rPr>
+        <w:t>Verilator</w:t>
+      </w:r>
+      <w:proofErr w:type="spellEnd"/>
+      <w:r>
+        <w:rPr>
+          <w:rFonts w:ascii="Times New Roman" w:hAnsi="Times New Roman" w:cs="Times New Roman"/>
+        </w:rPr>
+        <w:t xml:space="preserve">. Базовый класс тестов должен брать на себя рутину: инициализацию модели (DUT — Device </w:t>
+      </w:r>
+      <w:proofErr w:type="spellStart"/>
+      <w:r>
+        <w:rPr>
+          <w:rFonts w:ascii="Times New Roman" w:hAnsi="Times New Roman" w:cs="Times New Roman"/>
+        </w:rPr>
+        <w:t>Under</w:t>
+      </w:r>
+      <w:proofErr w:type="spellEnd"/>
+      <w:r>
+        <w:rPr>
+          <w:rFonts w:ascii="Times New Roman" w:hAnsi="Times New Roman" w:cs="Times New Roman"/>
+        </w:rPr>
+        <w:t xml:space="preserve"> Test), генерацию тактовых импульсов и управление файлами временных диаграмм (.</w:t>
+      </w:r>
+      <w:proofErr w:type="spellStart"/>
+      <w:r>
+        <w:rPr>
+          <w:rFonts w:ascii="Times New Roman" w:hAnsi="Times New Roman" w:cs="Times New Roman"/>
+        </w:rPr>
+        <w:t>vcd</w:t>
+      </w:r>
+      <w:proofErr w:type="spellEnd"/>
+      <w:r>
+        <w:rPr>
+          <w:rFonts w:ascii="Times New Roman" w:hAnsi="Times New Roman" w:cs="Times New Roman"/>
+        </w:rPr>
+        <w:t>), имена которых динамически привязываются к имени текущего теста.</w:t>
       </w:r>
     </w:p>
     <w:p>
@@ -929,7 +1627,21 @@
         <w:rPr>
           <w:rFonts w:ascii="Times New Roman" w:hAnsi="Times New Roman" w:cs="Times New Roman"/>
         </w:rPr>
-        <w:t xml:space="preserve"> Тестбенч, проверяющий логику сброса и инкрементального переключения состояния тестового модуля. </w:t>
+        <w:t xml:space="preserve"> </w:t>
+      </w:r>
+      <w:proofErr w:type="spellStart"/>
+      <w:r>
+        <w:rPr>
+          <w:rFonts w:ascii="Times New Roman" w:hAnsi="Times New Roman" w:cs="Times New Roman"/>
+        </w:rPr>
+        <w:t>Тестбенч</w:t>
+      </w:r>
+      <w:proofErr w:type="spellEnd"/>
+      <w:r>
+        <w:rPr>
+          <w:rFonts w:ascii="Times New Roman" w:hAnsi="Times New Roman" w:cs="Times New Roman"/>
+        </w:rPr>
+        <w:t xml:space="preserve">, проверяющий логику сброса и инкрементального переключения состояния тестового модуля. </w:t>
       </w:r>
       <w:r>
         <w:rPr>
@@ -964,76 +1676,192 @@
           <w:lang w:val="en-US"/>
         </w:rPr>
       </w:pPr>
-      <w:r>
-        <w:rPr>
-          <w:rFonts w:ascii="Courier New" w:hAnsi="Courier New" w:cs="Courier New"/>
-          <w:lang w:val="en-US"/>
-        </w:rPr>
-        <w:t>#include &lt;gtest/gtest.h&gt;</w:t>
-      </w:r>
-    </w:p>
-    <w:p>
-      <w:pPr>
-        <w:jc w:val="both"/>
-        <w:rPr>
-          <w:rFonts w:ascii="Courier New" w:hAnsi="Courier New" w:cs="Courier New"/>
-          <w:lang w:val="en-US"/>
-        </w:rPr>
-      </w:pPr>
-      <w:r>
-        <w:rPr>
-          <w:rFonts w:ascii="Courier New" w:hAnsi="Courier New" w:cs="Courier New"/>
-          <w:lang w:val="en-US"/>
-        </w:rPr>
-        <w:t>#include &lt;memory&gt;</w:t>
-      </w:r>
-    </w:p>
-    <w:p>
-      <w:pPr>
-        <w:jc w:val="both"/>
-        <w:rPr>
-          <w:rFonts w:ascii="Courier New" w:hAnsi="Courier New" w:cs="Courier New"/>
-          <w:lang w:val="en-US"/>
-        </w:rPr>
-      </w:pPr>
-      <w:r>
-        <w:rPr>
-          <w:rFonts w:ascii="Courier New" w:hAnsi="Courier New" w:cs="Courier New"/>
-          <w:lang w:val="en-US"/>
-        </w:rPr>
-        <w:t>#include &lt;verilated.h&gt;</w:t>
-      </w:r>
-    </w:p>
-    <w:p>
-      <w:pPr>
-        <w:jc w:val="both"/>
-        <w:rPr>
-          <w:rFonts w:ascii="Courier New" w:hAnsi="Courier New" w:cs="Courier New"/>
-          <w:lang w:val="en-US"/>
-        </w:rPr>
-      </w:pPr>
-      <w:r>
-        <w:rPr>
-          <w:rFonts w:ascii="Courier New" w:hAnsi="Courier New" w:cs="Courier New"/>
-          <w:lang w:val="en-US"/>
-        </w:rPr>
-        <w:t>#include &lt;verilated_vcd_c.h&gt;</w:t>
-      </w:r>
-    </w:p>
-    <w:p>
-      <w:pPr>
-        <w:jc w:val="both"/>
-        <w:rPr>
-          <w:rFonts w:ascii="Courier New" w:hAnsi="Courier New" w:cs="Courier New"/>
-          <w:lang w:val="en-US"/>
-        </w:rPr>
-      </w:pPr>
-      <w:r>
-        <w:rPr>
-          <w:rFonts w:ascii="Courier New" w:hAnsi="Courier New" w:cs="Courier New"/>
-          <w:lang w:val="en-US"/>
-        </w:rPr>
-        <w:t xml:space="preserve">#include "Vblink.h" // </w:t>
+      <w:proofErr w:type="gramStart"/>
+      <w:r>
+        <w:rPr>
+          <w:rFonts w:ascii="Courier New" w:hAnsi="Courier New" w:cs="Courier New"/>
+          <w:lang w:val="en-US"/>
+        </w:rPr>
+        <w:t>#include</w:t>
+      </w:r>
+      <w:proofErr w:type="gramEnd"/>
+      <w:r>
+        <w:rPr>
+          <w:rFonts w:ascii="Courier New" w:hAnsi="Courier New" w:cs="Courier New"/>
+          <w:lang w:val="en-US"/>
+        </w:rPr>
+        <w:t xml:space="preserve"> &lt;</w:t>
+      </w:r>
+      <w:proofErr w:type="spellStart"/>
+      <w:r>
+        <w:rPr>
+          <w:rFonts w:ascii="Courier New" w:hAnsi="Courier New" w:cs="Courier New"/>
+          <w:lang w:val="en-US"/>
+        </w:rPr>
+        <w:t>gtest</w:t>
+      </w:r>
+      <w:proofErr w:type="spellEnd"/>
+      <w:r>
+        <w:rPr>
+          <w:rFonts w:ascii="Courier New" w:hAnsi="Courier New" w:cs="Courier New"/>
+          <w:lang w:val="en-US"/>
+        </w:rPr>
+        <w:t>/</w:t>
+      </w:r>
+      <w:proofErr w:type="spellStart"/>
+      <w:r>
+        <w:rPr>
+          <w:rFonts w:ascii="Courier New" w:hAnsi="Courier New" w:cs="Courier New"/>
+          <w:lang w:val="en-US"/>
+        </w:rPr>
+        <w:t>gtest.h</w:t>
+      </w:r>
+      <w:proofErr w:type="spellEnd"/>
+      <w:r>
+        <w:rPr>
+          <w:rFonts w:ascii="Courier New" w:hAnsi="Courier New" w:cs="Courier New"/>
+          <w:lang w:val="en-US"/>
+        </w:rPr>
+        <w:t>&gt;</w:t>
+      </w:r>
+    </w:p>
+    <w:p>
+      <w:pPr>
+        <w:jc w:val="both"/>
+        <w:rPr>
+          <w:rFonts w:ascii="Courier New" w:hAnsi="Courier New" w:cs="Courier New"/>
+          <w:lang w:val="en-US"/>
+        </w:rPr>
+      </w:pPr>
+      <w:proofErr w:type="gramStart"/>
+      <w:r>
+        <w:rPr>
+          <w:rFonts w:ascii="Courier New" w:hAnsi="Courier New" w:cs="Courier New"/>
+          <w:lang w:val="en-US"/>
+        </w:rPr>
+        <w:t>#include</w:t>
+      </w:r>
+      <w:proofErr w:type="gramEnd"/>
+      <w:r>
+        <w:rPr>
+          <w:rFonts w:ascii="Courier New" w:hAnsi="Courier New" w:cs="Courier New"/>
+          <w:lang w:val="en-US"/>
+        </w:rPr>
+        <w:t xml:space="preserve"> &lt;memory&gt;</w:t>
+      </w:r>
+    </w:p>
+    <w:p>
+      <w:pPr>
+        <w:jc w:val="both"/>
+        <w:rPr>
+          <w:rFonts w:ascii="Courier New" w:hAnsi="Courier New" w:cs="Courier New"/>
+          <w:lang w:val="en-US"/>
+        </w:rPr>
+      </w:pPr>
+      <w:proofErr w:type="gramStart"/>
+      <w:r>
+        <w:rPr>
+          <w:rFonts w:ascii="Courier New" w:hAnsi="Courier New" w:cs="Courier New"/>
+          <w:lang w:val="en-US"/>
+        </w:rPr>
+        <w:t>#include</w:t>
+      </w:r>
+      <w:proofErr w:type="gramEnd"/>
+      <w:r>
+        <w:rPr>
+          <w:rFonts w:ascii="Courier New" w:hAnsi="Courier New" w:cs="Courier New"/>
+          <w:lang w:val="en-US"/>
+        </w:rPr>
+        <w:t xml:space="preserve"> &lt;</w:t>
+      </w:r>
+      <w:proofErr w:type="spellStart"/>
+      <w:r>
+        <w:rPr>
+          <w:rFonts w:ascii="Courier New" w:hAnsi="Courier New" w:cs="Courier New"/>
+          <w:lang w:val="en-US"/>
+        </w:rPr>
+        <w:t>verilated</w:t>
+      </w:r>
+      <w:proofErr w:type="gramStart"/>
+      <w:r>
+        <w:rPr>
+          <w:rFonts w:ascii="Courier New" w:hAnsi="Courier New" w:cs="Courier New"/>
+          <w:lang w:val="en-US"/>
+        </w:rPr>
+        <w:t>.h</w:t>
+      </w:r>
+      <w:proofErr w:type="spellEnd"/>
+      <w:proofErr w:type="gramEnd"/>
+      <w:r>
+        <w:rPr>
+          <w:rFonts w:ascii="Courier New" w:hAnsi="Courier New" w:cs="Courier New"/>
+          <w:lang w:val="en-US"/>
+        </w:rPr>
+        <w:t>&gt;</w:t>
+      </w:r>
+    </w:p>
+    <w:p>
+      <w:pPr>
+        <w:jc w:val="both"/>
+        <w:rPr>
+          <w:rFonts w:ascii="Courier New" w:hAnsi="Courier New" w:cs="Courier New"/>
+          <w:lang w:val="en-US"/>
+        </w:rPr>
+      </w:pPr>
+      <w:r>
+        <w:rPr>
+          <w:rFonts w:ascii="Courier New" w:hAnsi="Courier New" w:cs="Courier New"/>
+          <w:lang w:val="en-US"/>
+        </w:rPr>
+        <w:t>#include &lt;</w:t>
+      </w:r>
+      <w:proofErr w:type="spellStart"/>
+      <w:r>
+        <w:rPr>
+          <w:rFonts w:ascii="Courier New" w:hAnsi="Courier New" w:cs="Courier New"/>
+          <w:lang w:val="en-US"/>
+        </w:rPr>
+        <w:t>verilated_vcd_c.h</w:t>
+      </w:r>
+      <w:proofErr w:type="spellEnd"/>
+      <w:r>
+        <w:rPr>
+          <w:rFonts w:ascii="Courier New" w:hAnsi="Courier New" w:cs="Courier New"/>
+          <w:lang w:val="en-US"/>
+        </w:rPr>
+        <w:t>&gt;</w:t>
+      </w:r>
+    </w:p>
+    <w:p>
+      <w:pPr>
+        <w:jc w:val="both"/>
+        <w:rPr>
+          <w:rFonts w:ascii="Courier New" w:hAnsi="Courier New" w:cs="Courier New"/>
+          <w:lang w:val="en-US"/>
+        </w:rPr>
+      </w:pPr>
+      <w:r>
+        <w:rPr>
+          <w:rFonts w:ascii="Courier New" w:hAnsi="Courier New" w:cs="Courier New"/>
+          <w:lang w:val="en-US"/>
+        </w:rPr>
+        <w:t>#include "</w:t>
+      </w:r>
+      <w:proofErr w:type="spellStart"/>
+      <w:r>
+        <w:rPr>
+          <w:rFonts w:ascii="Courier New" w:hAnsi="Courier New" w:cs="Courier New"/>
+          <w:lang w:val="en-US"/>
+        </w:rPr>
+        <w:t>Vblink.h</w:t>
+      </w:r>
+      <w:proofErr w:type="spellEnd"/>
+      <w:r>
+        <w:rPr>
+          <w:rFonts w:ascii="Courier New" w:hAnsi="Courier New" w:cs="Courier New"/>
+          <w:lang w:val="en-US"/>
+        </w:rPr>
+        <w:t xml:space="preserve">" // </w:t>
       </w:r>
       <w:r>
         <w:rPr>
@@ -1072,7 +1900,23 @@
           <w:rFonts w:ascii="Courier New" w:hAnsi="Courier New" w:cs="Courier New"/>
           <w:lang w:val="en-US"/>
         </w:rPr>
-        <w:t xml:space="preserve"> Verilator'</w:t>
+        <w:t xml:space="preserve"> </w:t>
+      </w:r>
+      <w:proofErr w:type="spellStart"/>
+      <w:r>
+        <w:rPr>
+          <w:rFonts w:ascii="Courier New" w:hAnsi="Courier New" w:cs="Courier New"/>
+          <w:lang w:val="en-US"/>
+        </w:rPr>
+        <w:t>Verilator</w:t>
+      </w:r>
+      <w:proofErr w:type="spellEnd"/>
+      <w:r>
+        <w:rPr>
+          <w:rFonts w:ascii="Courier New" w:hAnsi="Courier New" w:cs="Courier New"/>
+          <w:lang w:val="en-US"/>
+        </w:rPr>
+        <w:t>'</w:t>
       </w:r>
       <w:r>
         <w:rPr>
@@ -1103,7 +1947,39 @@
           <w:rFonts w:ascii="Courier New" w:hAnsi="Courier New" w:cs="Courier New"/>
           <w:lang w:val="en-US"/>
         </w:rPr>
-        <w:t>class HardwareTest : public ::testing::Test {</w:t>
+        <w:t xml:space="preserve">class </w:t>
+      </w:r>
+      <w:proofErr w:type="spellStart"/>
+      <w:r>
+        <w:rPr>
+          <w:rFonts w:ascii="Courier New" w:hAnsi="Courier New" w:cs="Courier New"/>
+          <w:lang w:val="en-US"/>
+        </w:rPr>
+        <w:t>HardwareTest</w:t>
+      </w:r>
+      <w:proofErr w:type="spellEnd"/>
+      <w:r>
+        <w:rPr>
+          <w:rFonts w:ascii="Courier New" w:hAnsi="Courier New" w:cs="Courier New"/>
+          <w:lang w:val="en-US"/>
+        </w:rPr>
+        <w:t xml:space="preserve"> : public ::</w:t>
+      </w:r>
+      <w:proofErr w:type="gramStart"/>
+      <w:r>
+        <w:rPr>
+          <w:rFonts w:ascii="Courier New" w:hAnsi="Courier New" w:cs="Courier New"/>
+          <w:lang w:val="en-US"/>
+        </w:rPr>
+        <w:t>testing::</w:t>
+      </w:r>
+      <w:proofErr w:type="gramEnd"/>
+      <w:r>
+        <w:rPr>
+          <w:rFonts w:ascii="Courier New" w:hAnsi="Courier New" w:cs="Courier New"/>
+          <w:lang w:val="en-US"/>
+        </w:rPr>
+        <w:t>Test {</w:t>
       </w:r>
     </w:p>
     <w:p>
@@ -1135,23 +2011,121 @@
           <w:rFonts w:ascii="Courier New" w:hAnsi="Courier New" w:cs="Courier New"/>
           <w:lang w:val="en-US"/>
         </w:rPr>
-        <w:t xml:space="preserve">    std::unique_ptr&lt;Vblink&gt; dut;</w:t>
-      </w:r>
-    </w:p>
-    <w:p>
-      <w:pPr>
-        <w:jc w:val="both"/>
-        <w:rPr>
-          <w:rFonts w:ascii="Courier New" w:hAnsi="Courier New" w:cs="Courier New"/>
-          <w:lang w:val="en-US"/>
-        </w:rPr>
-      </w:pPr>
-      <w:r>
-        <w:rPr>
-          <w:rFonts w:ascii="Courier New" w:hAnsi="Courier New" w:cs="Courier New"/>
-          <w:lang w:val="en-US"/>
-        </w:rPr>
-        <w:t xml:space="preserve">    std::unique_ptr&lt;VerilatedVcdC&gt; trace;</w:t>
+        <w:t xml:space="preserve">    </w:t>
+      </w:r>
+      <w:proofErr w:type="gramStart"/>
+      <w:r>
+        <w:rPr>
+          <w:rFonts w:ascii="Courier New" w:hAnsi="Courier New" w:cs="Courier New"/>
+          <w:lang w:val="en-US"/>
+        </w:rPr>
+        <w:t>std::</w:t>
+      </w:r>
+      <w:proofErr w:type="spellStart"/>
+      <w:proofErr w:type="gramEnd"/>
+      <w:r>
+        <w:rPr>
+          <w:rFonts w:ascii="Courier New" w:hAnsi="Courier New" w:cs="Courier New"/>
+          <w:lang w:val="en-US"/>
+        </w:rPr>
+        <w:t>unique_ptr</w:t>
+      </w:r>
+      <w:proofErr w:type="spellEnd"/>
+      <w:r>
+        <w:rPr>
+          <w:rFonts w:ascii="Courier New" w:hAnsi="Courier New" w:cs="Courier New"/>
+          <w:lang w:val="en-US"/>
+        </w:rPr>
+        <w:t>&lt;</w:t>
+      </w:r>
+      <w:proofErr w:type="spellStart"/>
+      <w:r>
+        <w:rPr>
+          <w:rFonts w:ascii="Courier New" w:hAnsi="Courier New" w:cs="Courier New"/>
+          <w:lang w:val="en-US"/>
+        </w:rPr>
+        <w:t>Vblink</w:t>
+      </w:r>
+      <w:proofErr w:type="spellEnd"/>
+      <w:r>
+        <w:rPr>
+          <w:rFonts w:ascii="Courier New" w:hAnsi="Courier New" w:cs="Courier New"/>
+          <w:lang w:val="en-US"/>
+        </w:rPr>
+        <w:t xml:space="preserve">&gt; </w:t>
+      </w:r>
+      <w:proofErr w:type="spellStart"/>
+      <w:r>
+        <w:rPr>
+          <w:rFonts w:ascii="Courier New" w:hAnsi="Courier New" w:cs="Courier New"/>
+          <w:lang w:val="en-US"/>
+        </w:rPr>
+        <w:t>dut</w:t>
+      </w:r>
+      <w:proofErr w:type="spellEnd"/>
+      <w:r>
+        <w:rPr>
+          <w:rFonts w:ascii="Courier New" w:hAnsi="Courier New" w:cs="Courier New"/>
+          <w:lang w:val="en-US"/>
+        </w:rPr>
+        <w:t>;</w:t>
+      </w:r>
+    </w:p>
+    <w:p>
+      <w:pPr>
+        <w:jc w:val="both"/>
+        <w:rPr>
+          <w:rFonts w:ascii="Courier New" w:hAnsi="Courier New" w:cs="Courier New"/>
+          <w:lang w:val="en-US"/>
+        </w:rPr>
+      </w:pPr>
+      <w:r>
+        <w:rPr>
+          <w:rFonts w:ascii="Courier New" w:hAnsi="Courier New" w:cs="Courier New"/>
+          <w:lang w:val="en-US"/>
+        </w:rPr>
+        <w:t xml:space="preserve">    </w:t>
+      </w:r>
+      <w:proofErr w:type="gramStart"/>
+      <w:r>
+        <w:rPr>
+          <w:rFonts w:ascii="Courier New" w:hAnsi="Courier New" w:cs="Courier New"/>
+          <w:lang w:val="en-US"/>
+        </w:rPr>
+        <w:t>std::</w:t>
+      </w:r>
+      <w:proofErr w:type="spellStart"/>
+      <w:proofErr w:type="gramEnd"/>
+      <w:r>
+        <w:rPr>
+          <w:rFonts w:ascii="Courier New" w:hAnsi="Courier New" w:cs="Courier New"/>
+          <w:lang w:val="en-US"/>
+        </w:rPr>
+        <w:t>unique_ptr</w:t>
+      </w:r>
+      <w:proofErr w:type="spellEnd"/>
+      <w:r>
+        <w:rPr>
+          <w:rFonts w:ascii="Courier New" w:hAnsi="Courier New" w:cs="Courier New"/>
+          <w:lang w:val="en-US"/>
+        </w:rPr>
+        <w:t>&lt;</w:t>
+      </w:r>
+      <w:proofErr w:type="spellStart"/>
+      <w:r>
+        <w:rPr>
+          <w:rFonts w:ascii="Courier New" w:hAnsi="Courier New" w:cs="Courier New"/>
+          <w:lang w:val="en-US"/>
+        </w:rPr>
+        <w:t>VerilatedVcdC</w:t>
+      </w:r>
+      <w:proofErr w:type="spellEnd"/>
+      <w:r>
+        <w:rPr>
+          <w:rFonts w:ascii="Courier New" w:hAnsi="Courier New" w:cs="Courier New"/>
+          <w:lang w:val="en-US"/>
+        </w:rPr>
+        <w:t>&gt; trace;</w:t>
       </w:r>
     </w:p>
     <w:p>
@@ -1173,7 +2147,21 @@
         <w:rPr>
           <w:rFonts w:ascii="Courier New" w:hAnsi="Courier New" w:cs="Courier New"/>
         </w:rPr>
-        <w:t>vluint64_t sim_time;</w:t>
+        <w:t xml:space="preserve">vluint64_t </w:t>
+      </w:r>
+      <w:proofErr w:type="spellStart"/>
+      <w:r>
+        <w:rPr>
+          <w:rFonts w:ascii="Courier New" w:hAnsi="Courier New" w:cs="Courier New"/>
+        </w:rPr>
+        <w:t>sim_time</w:t>
+      </w:r>
+      <w:proofErr w:type="spellEnd"/>
+      <w:r>
+        <w:rPr>
+          <w:rFonts w:ascii="Courier New" w:hAnsi="Courier New" w:cs="Courier New"/>
+        </w:rPr>
+        <w:t>;</w:t>
       </w:r>
     </w:p>
     <w:p>
@@ -1217,46 +2205,31 @@
           <w:rFonts w:ascii="Courier New" w:hAnsi="Courier New" w:cs="Courier New"/>
           <w:lang w:val="en-US"/>
         </w:rPr>
-        <w:t>void SetUp() override {</w:t>
-      </w:r>
-    </w:p>
-    <w:p>
-      <w:pPr>
-        <w:jc w:val="both"/>
-        <w:rPr>
-          <w:rFonts w:ascii="Courier New" w:hAnsi="Courier New" w:cs="Courier New"/>
-          <w:lang w:val="en-US"/>
-        </w:rPr>
-      </w:pPr>
-      <w:r>
-        <w:rPr>
-          <w:rFonts w:ascii="Courier New" w:hAnsi="Courier New" w:cs="Courier New"/>
-          <w:lang w:val="en-US"/>
-        </w:rPr>
-        <w:t xml:space="preserve">        dut = std::make_unique&lt;Vblink&gt;();</w:t>
-      </w:r>
-    </w:p>
-    <w:p>
-      <w:pPr>
-        <w:jc w:val="both"/>
-        <w:rPr>
-          <w:rFonts w:ascii="Courier New" w:hAnsi="Courier New" w:cs="Courier New"/>
-          <w:lang w:val="en-US"/>
-        </w:rPr>
-      </w:pPr>
-      <w:r>
-        <w:rPr>
-          <w:rFonts w:ascii="Courier New" w:hAnsi="Courier New" w:cs="Courier New"/>
-          <w:lang w:val="en-US"/>
-        </w:rPr>
-        <w:t xml:space="preserve">        trace = std::make_unique&lt;VerilatedVcdC&gt;();</w:t>
-      </w:r>
-    </w:p>
-    <w:p>
-      <w:pPr>
-        <w:jc w:val="both"/>
-        <w:rPr>
-          <w:rFonts w:ascii="Courier New" w:hAnsi="Courier New" w:cs="Courier New"/>
+        <w:t xml:space="preserve">void </w:t>
+      </w:r>
+      <w:proofErr w:type="spellStart"/>
+      <w:r>
+        <w:rPr>
+          <w:rFonts w:ascii="Courier New" w:hAnsi="Courier New" w:cs="Courier New"/>
+          <w:lang w:val="en-US"/>
+        </w:rPr>
+        <w:t>SetUp</w:t>
+      </w:r>
+      <w:proofErr w:type="spellEnd"/>
+      <w:r>
+        <w:rPr>
+          <w:rFonts w:ascii="Courier New" w:hAnsi="Courier New" w:cs="Courier New"/>
+          <w:lang w:val="en-US"/>
+        </w:rPr>
+        <w:t>() override {</w:t>
+      </w:r>
+    </w:p>
+    <w:p>
+      <w:pPr>
+        <w:jc w:val="both"/>
+        <w:rPr>
+          <w:rFonts w:ascii="Courier New" w:hAnsi="Courier New" w:cs="Courier New"/>
+          <w:lang w:val="en-US"/>
         </w:rPr>
       </w:pPr>
       <w:r>
@@ -1266,26 +2239,193 @@
         </w:rPr>
         <w:t xml:space="preserve">        </w:t>
       </w:r>
-      <w:r>
-        <w:rPr>
-          <w:rFonts w:ascii="Courier New" w:hAnsi="Courier New" w:cs="Courier New"/>
-        </w:rPr>
-        <w:t>Verilated::traceEverOn(true);</w:t>
-      </w:r>
-    </w:p>
-    <w:p>
-      <w:pPr>
-        <w:jc w:val="both"/>
-        <w:rPr>
-          <w:rFonts w:ascii="Courier New" w:hAnsi="Courier New" w:cs="Courier New"/>
-        </w:rPr>
-      </w:pPr>
-      <w:r>
-        <w:rPr>
-          <w:rFonts w:ascii="Courier New" w:hAnsi="Courier New" w:cs="Courier New"/>
+      <w:proofErr w:type="spellStart"/>
+      <w:r>
+        <w:rPr>
+          <w:rFonts w:ascii="Courier New" w:hAnsi="Courier New" w:cs="Courier New"/>
+          <w:lang w:val="en-US"/>
+        </w:rPr>
+        <w:t>dut</w:t>
+      </w:r>
+      <w:proofErr w:type="spellEnd"/>
+      <w:r>
+        <w:rPr>
+          <w:rFonts w:ascii="Courier New" w:hAnsi="Courier New" w:cs="Courier New"/>
+          <w:lang w:val="en-US"/>
+        </w:rPr>
+        <w:t xml:space="preserve"> = </w:t>
+      </w:r>
+      <w:proofErr w:type="gramStart"/>
+      <w:r>
+        <w:rPr>
+          <w:rFonts w:ascii="Courier New" w:hAnsi="Courier New" w:cs="Courier New"/>
+          <w:lang w:val="en-US"/>
+        </w:rPr>
+        <w:t>std::</w:t>
+      </w:r>
+      <w:proofErr w:type="spellStart"/>
+      <w:proofErr w:type="gramEnd"/>
+      <w:r>
+        <w:rPr>
+          <w:rFonts w:ascii="Courier New" w:hAnsi="Courier New" w:cs="Courier New"/>
+          <w:lang w:val="en-US"/>
+        </w:rPr>
+        <w:t>make_unique</w:t>
+      </w:r>
+      <w:proofErr w:type="spellEnd"/>
+      <w:r>
+        <w:rPr>
+          <w:rFonts w:ascii="Courier New" w:hAnsi="Courier New" w:cs="Courier New"/>
+          <w:lang w:val="en-US"/>
+        </w:rPr>
+        <w:t>&lt;</w:t>
+      </w:r>
+      <w:proofErr w:type="spellStart"/>
+      <w:r>
+        <w:rPr>
+          <w:rFonts w:ascii="Courier New" w:hAnsi="Courier New" w:cs="Courier New"/>
+          <w:lang w:val="en-US"/>
+        </w:rPr>
+        <w:t>Vblink</w:t>
+      </w:r>
+      <w:proofErr w:type="spellEnd"/>
+      <w:r>
+        <w:rPr>
+          <w:rFonts w:ascii="Courier New" w:hAnsi="Courier New" w:cs="Courier New"/>
+          <w:lang w:val="en-US"/>
+        </w:rPr>
+        <w:t>&gt;();</w:t>
+      </w:r>
+    </w:p>
+    <w:p>
+      <w:pPr>
+        <w:jc w:val="both"/>
+        <w:rPr>
+          <w:rFonts w:ascii="Courier New" w:hAnsi="Courier New" w:cs="Courier New"/>
+          <w:lang w:val="en-US"/>
+        </w:rPr>
+      </w:pPr>
+      <w:r>
+        <w:rPr>
+          <w:rFonts w:ascii="Courier New" w:hAnsi="Courier New" w:cs="Courier New"/>
+          <w:lang w:val="en-US"/>
+        </w:rPr>
+        <w:t xml:space="preserve">        trace = </w:t>
+      </w:r>
+      <w:proofErr w:type="gramStart"/>
+      <w:r>
+        <w:rPr>
+          <w:rFonts w:ascii="Courier New" w:hAnsi="Courier New" w:cs="Courier New"/>
+          <w:lang w:val="en-US"/>
+        </w:rPr>
+        <w:t>std::</w:t>
+      </w:r>
+      <w:proofErr w:type="spellStart"/>
+      <w:proofErr w:type="gramEnd"/>
+      <w:r>
+        <w:rPr>
+          <w:rFonts w:ascii="Courier New" w:hAnsi="Courier New" w:cs="Courier New"/>
+          <w:lang w:val="en-US"/>
+        </w:rPr>
+        <w:t>make_unique</w:t>
+      </w:r>
+      <w:proofErr w:type="spellEnd"/>
+      <w:r>
+        <w:rPr>
+          <w:rFonts w:ascii="Courier New" w:hAnsi="Courier New" w:cs="Courier New"/>
+          <w:lang w:val="en-US"/>
+        </w:rPr>
+        <w:t>&lt;</w:t>
+      </w:r>
+      <w:proofErr w:type="spellStart"/>
+      <w:r>
+        <w:rPr>
+          <w:rFonts w:ascii="Courier New" w:hAnsi="Courier New" w:cs="Courier New"/>
+          <w:lang w:val="en-US"/>
+        </w:rPr>
+        <w:t>VerilatedVcdC</w:t>
+      </w:r>
+      <w:proofErr w:type="spellEnd"/>
+      <w:r>
+        <w:rPr>
+          <w:rFonts w:ascii="Courier New" w:hAnsi="Courier New" w:cs="Courier New"/>
+          <w:lang w:val="en-US"/>
+        </w:rPr>
+        <w:t>&gt;();</w:t>
+      </w:r>
+    </w:p>
+    <w:p>
+      <w:pPr>
+        <w:jc w:val="both"/>
+        <w:rPr>
+          <w:rFonts w:ascii="Courier New" w:hAnsi="Courier New" w:cs="Courier New"/>
+        </w:rPr>
+      </w:pPr>
+      <w:r>
+        <w:rPr>
+          <w:rFonts w:ascii="Courier New" w:hAnsi="Courier New" w:cs="Courier New"/>
+          <w:lang w:val="en-US"/>
         </w:rPr>
         <w:t xml:space="preserve">        </w:t>
       </w:r>
+      <w:proofErr w:type="spellStart"/>
+      <w:proofErr w:type="gramStart"/>
+      <w:r>
+        <w:rPr>
+          <w:rFonts w:ascii="Courier New" w:hAnsi="Courier New" w:cs="Courier New"/>
+        </w:rPr>
+        <w:t>Verilated</w:t>
+      </w:r>
+      <w:proofErr w:type="spellEnd"/>
+      <w:r>
+        <w:rPr>
+          <w:rFonts w:ascii="Courier New" w:hAnsi="Courier New" w:cs="Courier New"/>
+        </w:rPr>
+        <w:t>::</w:t>
+      </w:r>
+      <w:proofErr w:type="spellStart"/>
+      <w:proofErr w:type="gramEnd"/>
+      <w:r>
+        <w:rPr>
+          <w:rFonts w:ascii="Courier New" w:hAnsi="Courier New" w:cs="Courier New"/>
+        </w:rPr>
+        <w:t>traceEverOn</w:t>
+      </w:r>
+      <w:proofErr w:type="spellEnd"/>
+      <w:r>
+        <w:rPr>
+          <w:rFonts w:ascii="Courier New" w:hAnsi="Courier New" w:cs="Courier New"/>
+        </w:rPr>
+        <w:t>(</w:t>
+      </w:r>
+      <w:proofErr w:type="spellStart"/>
+      <w:r>
+        <w:rPr>
+          <w:rFonts w:ascii="Courier New" w:hAnsi="Courier New" w:cs="Courier New"/>
+        </w:rPr>
+        <w:t>true</w:t>
+      </w:r>
+      <w:proofErr w:type="spellEnd"/>
+      <w:r>
+        <w:rPr>
+          <w:rFonts w:ascii="Courier New" w:hAnsi="Courier New" w:cs="Courier New"/>
+        </w:rPr>
+        <w:t>);</w:t>
+      </w:r>
+    </w:p>
+    <w:p>
+      <w:pPr>
+        <w:jc w:val="both"/>
+        <w:rPr>
+          <w:rFonts w:ascii="Courier New" w:hAnsi="Courier New" w:cs="Courier New"/>
+        </w:rPr>
+      </w:pPr>
+      <w:r>
+        <w:rPr>
+          <w:rFonts w:ascii="Courier New" w:hAnsi="Courier New" w:cs="Courier New"/>
+        </w:rPr>
+        <w:t xml:space="preserve">        </w:t>
+      </w:r>
     </w:p>
     <w:p>
       <w:pPr>
@@ -1320,23 +2460,105 @@
           <w:rFonts w:ascii="Courier New" w:hAnsi="Courier New" w:cs="Courier New"/>
           <w:lang w:val="en-US"/>
         </w:rPr>
-        <w:t>const ::testing::TestInfo* const test_info = ::testing::UnitTest::GetInstance()-&gt;current_test_info();</w:t>
-      </w:r>
-    </w:p>
-    <w:p>
-      <w:pPr>
-        <w:jc w:val="both"/>
-        <w:rPr>
-          <w:rFonts w:ascii="Courier New" w:hAnsi="Courier New" w:cs="Courier New"/>
-          <w:lang w:val="en-US"/>
-        </w:rPr>
-      </w:pPr>
-      <w:r>
-        <w:rPr>
-          <w:rFonts w:ascii="Courier New" w:hAnsi="Courier New" w:cs="Courier New"/>
-          <w:lang w:val="en-US"/>
-        </w:rPr>
-        <w:t xml:space="preserve">        std::string vcd_name = std::string("dump_") + test_info-&gt;name() + ".vcd";</w:t>
+        <w:t>const ::</w:t>
+      </w:r>
+      <w:proofErr w:type="gramStart"/>
+      <w:r>
+        <w:rPr>
+          <w:rFonts w:ascii="Courier New" w:hAnsi="Courier New" w:cs="Courier New"/>
+          <w:lang w:val="en-US"/>
+        </w:rPr>
+        <w:t>testing::</w:t>
+      </w:r>
+      <w:proofErr w:type="spellStart"/>
+      <w:proofErr w:type="gramEnd"/>
+      <w:r>
+        <w:rPr>
+          <w:rFonts w:ascii="Courier New" w:hAnsi="Courier New" w:cs="Courier New"/>
+          <w:lang w:val="en-US"/>
+        </w:rPr>
+        <w:t>TestInfo</w:t>
+      </w:r>
+      <w:proofErr w:type="spellEnd"/>
+      <w:r>
+        <w:rPr>
+          <w:rFonts w:ascii="Courier New" w:hAnsi="Courier New" w:cs="Courier New"/>
+          <w:lang w:val="en-US"/>
+        </w:rPr>
+        <w:t xml:space="preserve">* const </w:t>
+      </w:r>
+      <w:proofErr w:type="spellStart"/>
+      <w:r>
+        <w:rPr>
+          <w:rFonts w:ascii="Courier New" w:hAnsi="Courier New" w:cs="Courier New"/>
+          <w:lang w:val="en-US"/>
+        </w:rPr>
+        <w:t>test_info</w:t>
+      </w:r>
+      <w:proofErr w:type="spellEnd"/>
+      <w:r>
+        <w:rPr>
+          <w:rFonts w:ascii="Courier New" w:hAnsi="Courier New" w:cs="Courier New"/>
+          <w:lang w:val="en-US"/>
+        </w:rPr>
+        <w:t xml:space="preserve"> = ::</w:t>
+      </w:r>
+      <w:proofErr w:type="gramStart"/>
+      <w:r>
+        <w:rPr>
+          <w:rFonts w:ascii="Courier New" w:hAnsi="Courier New" w:cs="Courier New"/>
+          <w:lang w:val="en-US"/>
+        </w:rPr>
+        <w:t>testing::</w:t>
+      </w:r>
+      <w:proofErr w:type="spellStart"/>
+      <w:r>
+        <w:rPr>
+          <w:rFonts w:ascii="Courier New" w:hAnsi="Courier New" w:cs="Courier New"/>
+          <w:lang w:val="en-US"/>
+        </w:rPr>
+        <w:t>UnitTest</w:t>
+      </w:r>
+      <w:proofErr w:type="spellEnd"/>
+      <w:r>
+        <w:rPr>
+          <w:rFonts w:ascii="Courier New" w:hAnsi="Courier New" w:cs="Courier New"/>
+          <w:lang w:val="en-US"/>
+        </w:rPr>
+        <w:t>::</w:t>
+      </w:r>
+      <w:proofErr w:type="spellStart"/>
+      <w:proofErr w:type="gramEnd"/>
+      <w:r>
+        <w:rPr>
+          <w:rFonts w:ascii="Courier New" w:hAnsi="Courier New" w:cs="Courier New"/>
+          <w:lang w:val="en-US"/>
+        </w:rPr>
+        <w:t>GetInstance</w:t>
+      </w:r>
+      <w:proofErr w:type="spellEnd"/>
+      <w:r>
+        <w:rPr>
+          <w:rFonts w:ascii="Courier New" w:hAnsi="Courier New" w:cs="Courier New"/>
+          <w:lang w:val="en-US"/>
+        </w:rPr>
+        <w:t>()-&gt;</w:t>
+      </w:r>
+      <w:proofErr w:type="spellStart"/>
+      <w:r>
+        <w:rPr>
+          <w:rFonts w:ascii="Courier New" w:hAnsi="Courier New" w:cs="Courier New"/>
+          <w:lang w:val="en-US"/>
+        </w:rPr>
+        <w:t>current_test_info</w:t>
+      </w:r>
+      <w:proofErr w:type="spellEnd"/>
+      <w:r>
+        <w:rPr>
+          <w:rFonts w:ascii="Courier New" w:hAnsi="Courier New" w:cs="Courier New"/>
+          <w:lang w:val="en-US"/>
+        </w:rPr>
+        <w:t>();</w:t>
       </w:r>
     </w:p>
     <w:p>
@@ -1354,37 +2576,85 @@
         </w:rPr>
         <w:t xml:space="preserve">        </w:t>
       </w:r>
-    </w:p>
-    <w:p>
-      <w:pPr>
-        <w:jc w:val="both"/>
-        <w:rPr>
-          <w:rFonts w:ascii="Courier New" w:hAnsi="Courier New" w:cs="Courier New"/>
-          <w:lang w:val="en-US"/>
-        </w:rPr>
-      </w:pPr>
-      <w:r>
-        <w:rPr>
-          <w:rFonts w:ascii="Courier New" w:hAnsi="Courier New" w:cs="Courier New"/>
-          <w:lang w:val="en-US"/>
-        </w:rPr>
-        <w:t xml:space="preserve">        dut-&gt;trace(trace.get(), 99);</w:t>
-      </w:r>
-    </w:p>
-    <w:p>
-      <w:pPr>
-        <w:jc w:val="both"/>
-        <w:rPr>
-          <w:rFonts w:ascii="Courier New" w:hAnsi="Courier New" w:cs="Courier New"/>
-          <w:lang w:val="en-US"/>
-        </w:rPr>
-      </w:pPr>
-      <w:r>
-        <w:rPr>
-          <w:rFonts w:ascii="Courier New" w:hAnsi="Courier New" w:cs="Courier New"/>
-          <w:lang w:val="en-US"/>
-        </w:rPr>
-        <w:t xml:space="preserve">        trace-&gt;open(vcd_name.c_str());</w:t>
+      <w:proofErr w:type="gramStart"/>
+      <w:r>
+        <w:rPr>
+          <w:rFonts w:ascii="Courier New" w:hAnsi="Courier New" w:cs="Courier New"/>
+          <w:lang w:val="en-US"/>
+        </w:rPr>
+        <w:t>std::</w:t>
+      </w:r>
+      <w:proofErr w:type="gramEnd"/>
+      <w:r>
+        <w:rPr>
+          <w:rFonts w:ascii="Courier New" w:hAnsi="Courier New" w:cs="Courier New"/>
+          <w:lang w:val="en-US"/>
+        </w:rPr>
+        <w:t xml:space="preserve">string </w:t>
+      </w:r>
+      <w:proofErr w:type="spellStart"/>
+      <w:r>
+        <w:rPr>
+          <w:rFonts w:ascii="Courier New" w:hAnsi="Courier New" w:cs="Courier New"/>
+          <w:lang w:val="en-US"/>
+        </w:rPr>
+        <w:t>vcd_name</w:t>
+      </w:r>
+      <w:proofErr w:type="spellEnd"/>
+      <w:r>
+        <w:rPr>
+          <w:rFonts w:ascii="Courier New" w:hAnsi="Courier New" w:cs="Courier New"/>
+          <w:lang w:val="en-US"/>
+        </w:rPr>
+        <w:t xml:space="preserve"> = </w:t>
+      </w:r>
+      <w:proofErr w:type="gramStart"/>
+      <w:r>
+        <w:rPr>
+          <w:rFonts w:ascii="Courier New" w:hAnsi="Courier New" w:cs="Courier New"/>
+          <w:lang w:val="en-US"/>
+        </w:rPr>
+        <w:t>std::</w:t>
+      </w:r>
+      <w:proofErr w:type="gramEnd"/>
+      <w:r>
+        <w:rPr>
+          <w:rFonts w:ascii="Courier New" w:hAnsi="Courier New" w:cs="Courier New"/>
+          <w:lang w:val="en-US"/>
+        </w:rPr>
+        <w:t xml:space="preserve">string("dump_") + </w:t>
+      </w:r>
+      <w:proofErr w:type="spellStart"/>
+      <w:r>
+        <w:rPr>
+          <w:rFonts w:ascii="Courier New" w:hAnsi="Courier New" w:cs="Courier New"/>
+          <w:lang w:val="en-US"/>
+        </w:rPr>
+        <w:t>test_info</w:t>
+      </w:r>
+      <w:proofErr w:type="spellEnd"/>
+      <w:r>
+        <w:rPr>
+          <w:rFonts w:ascii="Courier New" w:hAnsi="Courier New" w:cs="Courier New"/>
+          <w:lang w:val="en-US"/>
+        </w:rPr>
+        <w:t>-&gt;name() + ".</w:t>
+      </w:r>
+      <w:proofErr w:type="spellStart"/>
+      <w:r>
+        <w:rPr>
+          <w:rFonts w:ascii="Courier New" w:hAnsi="Courier New" w:cs="Courier New"/>
+          <w:lang w:val="en-US"/>
+        </w:rPr>
+        <w:t>vcd</w:t>
+      </w:r>
+      <w:proofErr w:type="spellEnd"/>
+      <w:r>
+        <w:rPr>
+          <w:rFonts w:ascii="Courier New" w:hAnsi="Courier New" w:cs="Courier New"/>
+          <w:lang w:val="en-US"/>
+        </w:rPr>
+        <w:t>";</w:t>
       </w:r>
     </w:p>
     <w:p>
@@ -1408,6 +2678,7 @@
         <w:jc w:val="both"/>
         <w:rPr>
           <w:rFonts w:ascii="Courier New" w:hAnsi="Courier New" w:cs="Courier New"/>
+          <w:lang w:val="en-US"/>
         </w:rPr>
       </w:pPr>
       <w:r>
@@ -1417,39 +2688,202 @@
         </w:rPr>
         <w:t xml:space="preserve">        </w:t>
       </w:r>
-      <w:r>
-        <w:rPr>
-          <w:rFonts w:ascii="Courier New" w:hAnsi="Courier New" w:cs="Courier New"/>
-        </w:rPr>
-        <w:t>sim_time = 0;</w:t>
-      </w:r>
-    </w:p>
-    <w:p>
-      <w:pPr>
-        <w:jc w:val="both"/>
-        <w:rPr>
-          <w:rFonts w:ascii="Courier New" w:hAnsi="Courier New" w:cs="Courier New"/>
-        </w:rPr>
-      </w:pPr>
-      <w:r>
-        <w:rPr>
-          <w:rFonts w:ascii="Courier New" w:hAnsi="Courier New" w:cs="Courier New"/>
-        </w:rPr>
-        <w:t xml:space="preserve">        dut-&gt;clk = 0;</w:t>
-      </w:r>
-    </w:p>
-    <w:p>
-      <w:pPr>
-        <w:jc w:val="both"/>
-        <w:rPr>
-          <w:rFonts w:ascii="Courier New" w:hAnsi="Courier New" w:cs="Courier New"/>
-        </w:rPr>
-      </w:pPr>
-      <w:r>
-        <w:rPr>
-          <w:rFonts w:ascii="Courier New" w:hAnsi="Courier New" w:cs="Courier New"/>
-        </w:rPr>
-        <w:t xml:space="preserve">        dut-&gt;rst = 1; // Удержание сброса по умолчанию</w:t>
+      <w:proofErr w:type="spellStart"/>
+      <w:r>
+        <w:rPr>
+          <w:rFonts w:ascii="Courier New" w:hAnsi="Courier New" w:cs="Courier New"/>
+          <w:lang w:val="en-US"/>
+        </w:rPr>
+        <w:t>dut</w:t>
+      </w:r>
+      <w:proofErr w:type="spellEnd"/>
+      <w:r>
+        <w:rPr>
+          <w:rFonts w:ascii="Courier New" w:hAnsi="Courier New" w:cs="Courier New"/>
+          <w:lang w:val="en-US"/>
+        </w:rPr>
+        <w:t>-&gt;trace(</w:t>
+      </w:r>
+      <w:proofErr w:type="spellStart"/>
+      <w:r>
+        <w:rPr>
+          <w:rFonts w:ascii="Courier New" w:hAnsi="Courier New" w:cs="Courier New"/>
+          <w:lang w:val="en-US"/>
+        </w:rPr>
+        <w:t>trace.get</w:t>
+      </w:r>
+      <w:proofErr w:type="spellEnd"/>
+      <w:r>
+        <w:rPr>
+          <w:rFonts w:ascii="Courier New" w:hAnsi="Courier New" w:cs="Courier New"/>
+          <w:lang w:val="en-US"/>
+        </w:rPr>
+        <w:t>(), 99);</w:t>
+      </w:r>
+    </w:p>
+    <w:p>
+      <w:pPr>
+        <w:jc w:val="both"/>
+        <w:rPr>
+          <w:rFonts w:ascii="Courier New" w:hAnsi="Courier New" w:cs="Courier New"/>
+          <w:lang w:val="en-US"/>
+        </w:rPr>
+      </w:pPr>
+      <w:r>
+        <w:rPr>
+          <w:rFonts w:ascii="Courier New" w:hAnsi="Courier New" w:cs="Courier New"/>
+          <w:lang w:val="en-US"/>
+        </w:rPr>
+        <w:t xml:space="preserve">        trace-&gt;open(</w:t>
+      </w:r>
+      <w:proofErr w:type="spellStart"/>
+      <w:r>
+        <w:rPr>
+          <w:rFonts w:ascii="Courier New" w:hAnsi="Courier New" w:cs="Courier New"/>
+          <w:lang w:val="en-US"/>
+        </w:rPr>
+        <w:t>vcd_name.c_str</w:t>
+      </w:r>
+      <w:proofErr w:type="spellEnd"/>
+      <w:r>
+        <w:rPr>
+          <w:rFonts w:ascii="Courier New" w:hAnsi="Courier New" w:cs="Courier New"/>
+          <w:lang w:val="en-US"/>
+        </w:rPr>
+        <w:t>());</w:t>
+      </w:r>
+    </w:p>
+    <w:p>
+      <w:pPr>
+        <w:jc w:val="both"/>
+        <w:rPr>
+          <w:rFonts w:ascii="Courier New" w:hAnsi="Courier New" w:cs="Courier New"/>
+          <w:lang w:val="en-US"/>
+        </w:rPr>
+      </w:pPr>
+      <w:r>
+        <w:rPr>
+          <w:rFonts w:ascii="Courier New" w:hAnsi="Courier New" w:cs="Courier New"/>
+          <w:lang w:val="en-US"/>
+        </w:rPr>
+        <w:t xml:space="preserve">        </w:t>
+      </w:r>
+    </w:p>
+    <w:p>
+      <w:pPr>
+        <w:jc w:val="both"/>
+        <w:rPr>
+          <w:rFonts w:ascii="Courier New" w:hAnsi="Courier New" w:cs="Courier New"/>
+        </w:rPr>
+      </w:pPr>
+      <w:r>
+        <w:rPr>
+          <w:rFonts w:ascii="Courier New" w:hAnsi="Courier New" w:cs="Courier New"/>
+          <w:lang w:val="en-US"/>
+        </w:rPr>
+        <w:t xml:space="preserve">        </w:t>
+      </w:r>
+      <w:proofErr w:type="spellStart"/>
+      <w:r>
+        <w:rPr>
+          <w:rFonts w:ascii="Courier New" w:hAnsi="Courier New" w:cs="Courier New"/>
+        </w:rPr>
+        <w:t>sim_time</w:t>
+      </w:r>
+      <w:proofErr w:type="spellEnd"/>
+      <w:r>
+        <w:rPr>
+          <w:rFonts w:ascii="Courier New" w:hAnsi="Courier New" w:cs="Courier New"/>
+        </w:rPr>
+        <w:t xml:space="preserve"> = 0;</w:t>
+      </w:r>
+    </w:p>
+    <w:p>
+      <w:pPr>
+        <w:jc w:val="both"/>
+        <w:rPr>
+          <w:rFonts w:ascii="Courier New" w:hAnsi="Courier New" w:cs="Courier New"/>
+        </w:rPr>
+      </w:pPr>
+      <w:r>
+        <w:rPr>
+          <w:rFonts w:ascii="Courier New" w:hAnsi="Courier New" w:cs="Courier New"/>
+        </w:rPr>
+        <w:t xml:space="preserve">        </w:t>
+      </w:r>
+      <w:proofErr w:type="spellStart"/>
+      <w:r>
+        <w:rPr>
+          <w:rFonts w:ascii="Courier New" w:hAnsi="Courier New" w:cs="Courier New"/>
+        </w:rPr>
+        <w:t>dut</w:t>
+      </w:r>
+      <w:proofErr w:type="spellEnd"/>
+      <w:proofErr w:type="gramStart"/>
+      <w:r>
+        <w:rPr>
+          <w:rFonts w:ascii="Courier New" w:hAnsi="Courier New" w:cs="Courier New"/>
+        </w:rPr>
+        <w:t>-&gt;</w:t>
+      </w:r>
+      <w:proofErr w:type="spellStart"/>
+      <w:r>
+        <w:rPr>
+          <w:rFonts w:ascii="Courier New" w:hAnsi="Courier New" w:cs="Courier New"/>
+        </w:rPr>
+        <w:t>clk</w:t>
+      </w:r>
+      <w:proofErr w:type="spellEnd"/>
+      <w:proofErr w:type="gramEnd"/>
+      <w:r>
+        <w:rPr>
+          <w:rFonts w:ascii="Courier New" w:hAnsi="Courier New" w:cs="Courier New"/>
+        </w:rPr>
+        <w:t xml:space="preserve"> = 0;</w:t>
+      </w:r>
+    </w:p>
+    <w:p>
+      <w:pPr>
+        <w:jc w:val="both"/>
+        <w:rPr>
+          <w:rFonts w:ascii="Courier New" w:hAnsi="Courier New" w:cs="Courier New"/>
+        </w:rPr>
+      </w:pPr>
+      <w:r>
+        <w:rPr>
+          <w:rFonts w:ascii="Courier New" w:hAnsi="Courier New" w:cs="Courier New"/>
+        </w:rPr>
+        <w:t xml:space="preserve">        </w:t>
+      </w:r>
+      <w:proofErr w:type="spellStart"/>
+      <w:r>
+        <w:rPr>
+          <w:rFonts w:ascii="Courier New" w:hAnsi="Courier New" w:cs="Courier New"/>
+        </w:rPr>
+        <w:t>dut</w:t>
+      </w:r>
+      <w:proofErr w:type="spellEnd"/>
+      <w:proofErr w:type="gramStart"/>
+      <w:r>
+        <w:rPr>
+          <w:rFonts w:ascii="Courier New" w:hAnsi="Courier New" w:cs="Courier New"/>
+        </w:rPr>
+        <w:t>-&gt;</w:t>
+      </w:r>
+      <w:proofErr w:type="spellStart"/>
+      <w:r>
+        <w:rPr>
+          <w:rFonts w:ascii="Courier New" w:hAnsi="Courier New" w:cs="Courier New"/>
+        </w:rPr>
+        <w:t>rst</w:t>
+      </w:r>
+      <w:proofErr w:type="spellEnd"/>
+      <w:proofErr w:type="gramEnd"/>
+      <w:r>
+        <w:rPr>
+          <w:rFonts w:ascii="Courier New" w:hAnsi="Courier New" w:cs="Courier New"/>
+        </w:rPr>
+        <w:t xml:space="preserve"> = 1; // Удержание сброса по умолчанию</w:t>
       </w:r>
     </w:p>
     <w:p>
@@ -1493,7 +2927,6 @@
         <w:jc w:val="both"/>
         <w:rPr>
           <w:rFonts w:ascii="Courier New" w:hAnsi="Courier New" w:cs="Courier New"/>
-          <w:lang w:val="en-US"/>
         </w:rPr>
       </w:pPr>
       <w:r>
@@ -1507,36 +2940,95 @@
           <w:rFonts w:ascii="Courier New" w:hAnsi="Courier New" w:cs="Courier New"/>
           <w:lang w:val="en-US"/>
         </w:rPr>
-        <w:t>void TearDown() override {</w:t>
-      </w:r>
-    </w:p>
-    <w:p>
-      <w:pPr>
-        <w:jc w:val="both"/>
-        <w:rPr>
-          <w:rFonts w:ascii="Courier New" w:hAnsi="Courier New" w:cs="Courier New"/>
-          <w:lang w:val="en-US"/>
-        </w:rPr>
-      </w:pPr>
-      <w:r>
-        <w:rPr>
-          <w:rFonts w:ascii="Courier New" w:hAnsi="Courier New" w:cs="Courier New"/>
-          <w:lang w:val="en-US"/>
-        </w:rPr>
-        <w:t xml:space="preserve">        trace-&gt;close();</w:t>
-      </w:r>
-    </w:p>
-    <w:p>
-      <w:pPr>
-        <w:jc w:val="both"/>
-        <w:rPr>
-          <w:rFonts w:ascii="Courier New" w:hAnsi="Courier New" w:cs="Courier New"/>
-        </w:rPr>
-      </w:pPr>
-      <w:r>
-        <w:rPr>
-          <w:rFonts w:ascii="Courier New" w:hAnsi="Courier New" w:cs="Courier New"/>
-          <w:lang w:val="en-US"/>
+        <w:t>void</w:t>
+      </w:r>
+      <w:r>
+        <w:rPr>
+          <w:rFonts w:ascii="Courier New" w:hAnsi="Courier New" w:cs="Courier New"/>
+        </w:rPr>
+        <w:t xml:space="preserve"> </w:t>
+      </w:r>
+      <w:proofErr w:type="spellStart"/>
+      <w:r>
+        <w:rPr>
+          <w:rFonts w:ascii="Courier New" w:hAnsi="Courier New" w:cs="Courier New"/>
+          <w:lang w:val="en-US"/>
+        </w:rPr>
+        <w:t>TearDown</w:t>
+      </w:r>
+      <w:proofErr w:type="spellEnd"/>
+      <w:r>
+        <w:rPr>
+          <w:rFonts w:ascii="Courier New" w:hAnsi="Courier New" w:cs="Courier New"/>
+        </w:rPr>
+        <w:t xml:space="preserve">() </w:t>
+      </w:r>
+      <w:proofErr w:type="gramStart"/>
+      <w:r>
+        <w:rPr>
+          <w:rFonts w:ascii="Courier New" w:hAnsi="Courier New" w:cs="Courier New"/>
+          <w:lang w:val="en-US"/>
+        </w:rPr>
+        <w:t>override</w:t>
+      </w:r>
+      <w:r>
+        <w:rPr>
+          <w:rFonts w:ascii="Courier New" w:hAnsi="Courier New" w:cs="Courier New"/>
+        </w:rPr>
+        <w:t xml:space="preserve"> {</w:t>
+      </w:r>
+      <w:proofErr w:type="gramEnd"/>
+    </w:p>
+    <w:p>
+      <w:pPr>
+        <w:jc w:val="both"/>
+        <w:rPr>
+          <w:rFonts w:ascii="Courier New" w:hAnsi="Courier New" w:cs="Courier New"/>
+        </w:rPr>
+      </w:pPr>
+      <w:r>
+        <w:rPr>
+          <w:rFonts w:ascii="Courier New" w:hAnsi="Courier New" w:cs="Courier New"/>
+        </w:rPr>
+        <w:t xml:space="preserve">        </w:t>
+      </w:r>
+      <w:r>
+        <w:rPr>
+          <w:rFonts w:ascii="Courier New" w:hAnsi="Courier New" w:cs="Courier New"/>
+          <w:lang w:val="en-US"/>
+        </w:rPr>
+        <w:t>trace</w:t>
+      </w:r>
+      <w:r>
+        <w:rPr>
+          <w:rFonts w:ascii="Courier New" w:hAnsi="Courier New" w:cs="Courier New"/>
+        </w:rPr>
+        <w:t>-&gt;</w:t>
+      </w:r>
+      <w:r>
+        <w:rPr>
+          <w:rFonts w:ascii="Courier New" w:hAnsi="Courier New" w:cs="Courier New"/>
+          <w:lang w:val="en-US"/>
+        </w:rPr>
+        <w:t>close</w:t>
+      </w:r>
+      <w:r>
+        <w:rPr>
+          <w:rFonts w:ascii="Courier New" w:hAnsi="Courier New" w:cs="Courier New"/>
+        </w:rPr>
+        <w:t>();</w:t>
+      </w:r>
+    </w:p>
+    <w:p>
+      <w:pPr>
+        <w:jc w:val="both"/>
+        <w:rPr>
+          <w:rFonts w:ascii="Courier New" w:hAnsi="Courier New" w:cs="Courier New"/>
+        </w:rPr>
+      </w:pPr>
+      <w:r>
+        <w:rPr>
+          <w:rFonts w:ascii="Courier New" w:hAnsi="Courier New" w:cs="Courier New"/>
         </w:rPr>
         <w:t xml:space="preserve">    </w:t>
       </w:r>
@@ -1574,6 +3066,7 @@
         <w:jc w:val="both"/>
         <w:rPr>
           <w:rFonts w:ascii="Courier New" w:hAnsi="Courier New" w:cs="Courier New"/>
+          <w:lang w:val="en-US"/>
         </w:rPr>
       </w:pPr>
       <w:r>
@@ -1592,6 +3085,7 @@
       <w:r>
         <w:rPr>
           <w:rFonts w:ascii="Courier New" w:hAnsi="Courier New" w:cs="Courier New"/>
+          <w:lang w:val="en-US"/>
         </w:rPr>
         <w:t xml:space="preserve"> </w:t>
       </w:r>
@@ -1605,6 +3099,7 @@
       <w:r>
         <w:rPr>
           <w:rFonts w:ascii="Courier New" w:hAnsi="Courier New" w:cs="Courier New"/>
+          <w:lang w:val="en-US"/>
         </w:rPr>
         <w:t>() {</w:t>
       </w:r>
@@ -1620,31 +3115,121 @@
       <w:r>
         <w:rPr>
           <w:rFonts w:ascii="Courier New" w:hAnsi="Courier New" w:cs="Courier New"/>
+          <w:lang w:val="en-US"/>
         </w:rPr>
         <w:t xml:space="preserve">        </w:t>
       </w:r>
-      <w:r>
-        <w:rPr>
-          <w:rFonts w:ascii="Courier New" w:hAnsi="Courier New" w:cs="Courier New"/>
-          <w:lang w:val="en-US"/>
-        </w:rPr>
-        <w:t>dut-&gt;clk = 0; dut-&gt;eval(); trace-&gt;dump(sim_time++);</w:t>
-      </w:r>
-    </w:p>
-    <w:p>
-      <w:pPr>
-        <w:jc w:val="both"/>
-        <w:rPr>
-          <w:rFonts w:ascii="Courier New" w:hAnsi="Courier New" w:cs="Courier New"/>
-          <w:lang w:val="en-US"/>
-        </w:rPr>
-      </w:pPr>
-      <w:r>
-        <w:rPr>
-          <w:rFonts w:ascii="Courier New" w:hAnsi="Courier New" w:cs="Courier New"/>
-          <w:lang w:val="en-US"/>
-        </w:rPr>
-        <w:t xml:space="preserve">        dut-&gt;clk = 1; dut-&gt;eval(); trace-&gt;dump(sim_time++);</w:t>
+      <w:proofErr w:type="spellStart"/>
+      <w:r>
+        <w:rPr>
+          <w:rFonts w:ascii="Courier New" w:hAnsi="Courier New" w:cs="Courier New"/>
+          <w:lang w:val="en-US"/>
+        </w:rPr>
+        <w:t>dut</w:t>
+      </w:r>
+      <w:proofErr w:type="spellEnd"/>
+      <w:r>
+        <w:rPr>
+          <w:rFonts w:ascii="Courier New" w:hAnsi="Courier New" w:cs="Courier New"/>
+          <w:lang w:val="en-US"/>
+        </w:rPr>
+        <w:t xml:space="preserve">-&gt;clk = 0; </w:t>
+      </w:r>
+      <w:proofErr w:type="spellStart"/>
+      <w:r>
+        <w:rPr>
+          <w:rFonts w:ascii="Courier New" w:hAnsi="Courier New" w:cs="Courier New"/>
+          <w:lang w:val="en-US"/>
+        </w:rPr>
+        <w:t>dut</w:t>
+      </w:r>
+      <w:proofErr w:type="spellEnd"/>
+      <w:r>
+        <w:rPr>
+          <w:rFonts w:ascii="Courier New" w:hAnsi="Courier New" w:cs="Courier New"/>
+          <w:lang w:val="en-US"/>
+        </w:rPr>
+        <w:t>-&gt;eval(); trace-&gt;dump(</w:t>
+      </w:r>
+      <w:proofErr w:type="spellStart"/>
+      <w:r>
+        <w:rPr>
+          <w:rFonts w:ascii="Courier New" w:hAnsi="Courier New" w:cs="Courier New"/>
+          <w:lang w:val="en-US"/>
+        </w:rPr>
+        <w:t>sim_time</w:t>
+      </w:r>
+      <w:proofErr w:type="spellEnd"/>
+      <w:r>
+        <w:rPr>
+          <w:rFonts w:ascii="Courier New" w:hAnsi="Courier New" w:cs="Courier New"/>
+          <w:lang w:val="en-US"/>
+        </w:rPr>
+        <w:t>++);</w:t>
+      </w:r>
+    </w:p>
+    <w:p>
+      <w:pPr>
+        <w:jc w:val="both"/>
+        <w:rPr>
+          <w:rFonts w:ascii="Courier New" w:hAnsi="Courier New" w:cs="Courier New"/>
+          <w:lang w:val="en-US"/>
+        </w:rPr>
+      </w:pPr>
+      <w:r>
+        <w:rPr>
+          <w:rFonts w:ascii="Courier New" w:hAnsi="Courier New" w:cs="Courier New"/>
+          <w:lang w:val="en-US"/>
+        </w:rPr>
+        <w:t xml:space="preserve">        </w:t>
+      </w:r>
+      <w:proofErr w:type="spellStart"/>
+      <w:r>
+        <w:rPr>
+          <w:rFonts w:ascii="Courier New" w:hAnsi="Courier New" w:cs="Courier New"/>
+          <w:lang w:val="en-US"/>
+        </w:rPr>
+        <w:t>dut</w:t>
+      </w:r>
+      <w:proofErr w:type="spellEnd"/>
+      <w:r>
+        <w:rPr>
+          <w:rFonts w:ascii="Courier New" w:hAnsi="Courier New" w:cs="Courier New"/>
+          <w:lang w:val="en-US"/>
+        </w:rPr>
+        <w:t xml:space="preserve">-&gt;clk = 1; </w:t>
+      </w:r>
+      <w:proofErr w:type="spellStart"/>
+      <w:r>
+        <w:rPr>
+          <w:rFonts w:ascii="Courier New" w:hAnsi="Courier New" w:cs="Courier New"/>
+          <w:lang w:val="en-US"/>
+        </w:rPr>
+        <w:t>dut</w:t>
+      </w:r>
+      <w:proofErr w:type="spellEnd"/>
+      <w:r>
+        <w:rPr>
+          <w:rFonts w:ascii="Courier New" w:hAnsi="Courier New" w:cs="Courier New"/>
+          <w:lang w:val="en-US"/>
+        </w:rPr>
+        <w:t>-&gt;eval(); trace-&gt;dump(</w:t>
+      </w:r>
+      <w:proofErr w:type="spellStart"/>
+      <w:r>
+        <w:rPr>
+          <w:rFonts w:ascii="Courier New" w:hAnsi="Courier New" w:cs="Courier New"/>
+          <w:lang w:val="en-US"/>
+        </w:rPr>
+        <w:t>sim_time</w:t>
+      </w:r>
+      <w:proofErr w:type="spellEnd"/>
+      <w:r>
+        <w:rPr>
+          <w:rFonts w:ascii="Courier New" w:hAnsi="Courier New" w:cs="Courier New"/>
+          <w:lang w:val="en-US"/>
+        </w:rPr>
+        <w:t>++);</w:t>
       </w:r>
     </w:p>
     <w:p>
@@ -1718,30 +3303,49 @@
           <w:rFonts w:ascii="Courier New" w:hAnsi="Courier New" w:cs="Courier New"/>
           <w:lang w:val="en-US"/>
         </w:rPr>
-        <w:t>TEST_F(HardwareTest, ResetBehavior) {</w:t>
-      </w:r>
-    </w:p>
-    <w:p>
-      <w:pPr>
-        <w:jc w:val="both"/>
-        <w:rPr>
-          <w:rFonts w:ascii="Courier New" w:hAnsi="Courier New" w:cs="Courier New"/>
-          <w:lang w:val="en-US"/>
-        </w:rPr>
-      </w:pPr>
-      <w:r>
-        <w:rPr>
-          <w:rFonts w:ascii="Courier New" w:hAnsi="Courier New" w:cs="Courier New"/>
-          <w:lang w:val="en-US"/>
-        </w:rPr>
-        <w:t xml:space="preserve">    dut-&gt;rst = 1;</w:t>
-      </w:r>
-    </w:p>
-    <w:p>
-      <w:pPr>
-        <w:jc w:val="both"/>
-        <w:rPr>
-          <w:rFonts w:ascii="Courier New" w:hAnsi="Courier New" w:cs="Courier New"/>
+        <w:t>TEST_F(</w:t>
+      </w:r>
+      <w:proofErr w:type="spellStart"/>
+      <w:r>
+        <w:rPr>
+          <w:rFonts w:ascii="Courier New" w:hAnsi="Courier New" w:cs="Courier New"/>
+          <w:lang w:val="en-US"/>
+        </w:rPr>
+        <w:t>HardwareTest</w:t>
+      </w:r>
+      <w:proofErr w:type="spellEnd"/>
+      <w:r>
+        <w:rPr>
+          <w:rFonts w:ascii="Courier New" w:hAnsi="Courier New" w:cs="Courier New"/>
+          <w:lang w:val="en-US"/>
+        </w:rPr>
+        <w:t xml:space="preserve">, </w:t>
+      </w:r>
+      <w:proofErr w:type="spellStart"/>
+      <w:proofErr w:type="gramStart"/>
+      <w:r>
+        <w:rPr>
+          <w:rFonts w:ascii="Courier New" w:hAnsi="Courier New" w:cs="Courier New"/>
+          <w:lang w:val="en-US"/>
+        </w:rPr>
+        <w:t>ResetBehavior</w:t>
+      </w:r>
+      <w:proofErr w:type="spellEnd"/>
+      <w:r>
+        <w:rPr>
+          <w:rFonts w:ascii="Courier New" w:hAnsi="Courier New" w:cs="Courier New"/>
+          <w:lang w:val="en-US"/>
+        </w:rPr>
+        <w:t>) {</w:t>
+      </w:r>
+      <w:proofErr w:type="gramEnd"/>
+    </w:p>
+    <w:p>
+      <w:pPr>
+        <w:jc w:val="both"/>
+        <w:rPr>
+          <w:rFonts w:ascii="Courier New" w:hAnsi="Courier New" w:cs="Courier New"/>
+          <w:lang w:val="en-US"/>
         </w:rPr>
       </w:pPr>
       <w:r>
@@ -1751,25 +3355,174 @@
         </w:rPr>
         <w:t xml:space="preserve">    </w:t>
       </w:r>
-      <w:r>
-        <w:rPr>
-          <w:rFonts w:ascii="Courier New" w:hAnsi="Courier New" w:cs="Courier New"/>
-        </w:rPr>
-        <w:t>tick(); tick();</w:t>
-      </w:r>
-    </w:p>
-    <w:p>
-      <w:pPr>
-        <w:jc w:val="both"/>
-        <w:rPr>
-          <w:rFonts w:ascii="Courier New" w:hAnsi="Courier New" w:cs="Courier New"/>
-        </w:rPr>
-      </w:pPr>
-      <w:r>
-        <w:rPr>
-          <w:rFonts w:ascii="Courier New" w:hAnsi="Courier New" w:cs="Courier New"/>
-        </w:rPr>
-        <w:t xml:space="preserve">    EXPECT_EQ(dut-&gt;led, 0) &lt;&lt; "Нарушение спецификации: выход не обнулен при активном rst";</w:t>
+      <w:proofErr w:type="spellStart"/>
+      <w:r>
+        <w:rPr>
+          <w:rFonts w:ascii="Courier New" w:hAnsi="Courier New" w:cs="Courier New"/>
+          <w:lang w:val="en-US"/>
+        </w:rPr>
+        <w:t>dut</w:t>
+      </w:r>
+      <w:proofErr w:type="spellEnd"/>
+      <w:r>
+        <w:rPr>
+          <w:rFonts w:ascii="Courier New" w:hAnsi="Courier New" w:cs="Courier New"/>
+          <w:lang w:val="en-US"/>
+        </w:rPr>
+        <w:t>-&gt;</w:t>
+      </w:r>
+      <w:proofErr w:type="spellStart"/>
+      <w:r>
+        <w:rPr>
+          <w:rFonts w:ascii="Courier New" w:hAnsi="Courier New" w:cs="Courier New"/>
+          <w:lang w:val="en-US"/>
+        </w:rPr>
+        <w:t>rst</w:t>
+      </w:r>
+      <w:proofErr w:type="spellEnd"/>
+      <w:r>
+        <w:rPr>
+          <w:rFonts w:ascii="Courier New" w:hAnsi="Courier New" w:cs="Courier New"/>
+          <w:lang w:val="en-US"/>
+        </w:rPr>
+        <w:t xml:space="preserve"> = 1;</w:t>
+      </w:r>
+    </w:p>
+    <w:p>
+      <w:pPr>
+        <w:jc w:val="both"/>
+        <w:rPr>
+          <w:rFonts w:ascii="Courier New" w:hAnsi="Courier New" w:cs="Courier New"/>
+        </w:rPr>
+      </w:pPr>
+      <w:r>
+        <w:rPr>
+          <w:rFonts w:ascii="Courier New" w:hAnsi="Courier New" w:cs="Courier New"/>
+          <w:lang w:val="en-US"/>
+        </w:rPr>
+        <w:t xml:space="preserve">    </w:t>
+      </w:r>
+      <w:proofErr w:type="spellStart"/>
+      <w:proofErr w:type="gramStart"/>
+      <w:r>
+        <w:rPr>
+          <w:rFonts w:ascii="Courier New" w:hAnsi="Courier New" w:cs="Courier New"/>
+        </w:rPr>
+        <w:t>tick</w:t>
+      </w:r>
+      <w:proofErr w:type="spellEnd"/>
+      <w:r>
+        <w:rPr>
+          <w:rFonts w:ascii="Courier New" w:hAnsi="Courier New" w:cs="Courier New"/>
+        </w:rPr>
+        <w:t>(</w:t>
+      </w:r>
+      <w:proofErr w:type="gramEnd"/>
+      <w:r>
+        <w:rPr>
+          <w:rFonts w:ascii="Courier New" w:hAnsi="Courier New" w:cs="Courier New"/>
+        </w:rPr>
+        <w:t xml:space="preserve">); </w:t>
+      </w:r>
+      <w:proofErr w:type="spellStart"/>
+      <w:proofErr w:type="gramStart"/>
+      <w:r>
+        <w:rPr>
+          <w:rFonts w:ascii="Courier New" w:hAnsi="Courier New" w:cs="Courier New"/>
+        </w:rPr>
+        <w:t>tick</w:t>
+      </w:r>
+      <w:proofErr w:type="spellEnd"/>
+      <w:r>
+        <w:rPr>
+          <w:rFonts w:ascii="Courier New" w:hAnsi="Courier New" w:cs="Courier New"/>
+        </w:rPr>
+        <w:t>(</w:t>
+      </w:r>
+      <w:proofErr w:type="gramEnd"/>
+      <w:r>
+        <w:rPr>
+          <w:rFonts w:ascii="Courier New" w:hAnsi="Courier New" w:cs="Courier New"/>
+        </w:rPr>
+        <w:t>);</w:t>
+      </w:r>
+    </w:p>
+    <w:p>
+      <w:pPr>
+        <w:jc w:val="both"/>
+        <w:rPr>
+          <w:rFonts w:ascii="Courier New" w:hAnsi="Courier New" w:cs="Courier New"/>
+        </w:rPr>
+      </w:pPr>
+      <w:r>
+        <w:rPr>
+          <w:rFonts w:ascii="Courier New" w:hAnsi="Courier New" w:cs="Courier New"/>
+        </w:rPr>
+        <w:t xml:space="preserve">    EXPECT_</w:t>
+      </w:r>
+      <w:proofErr w:type="gramStart"/>
+      <w:r>
+        <w:rPr>
+          <w:rFonts w:ascii="Courier New" w:hAnsi="Courier New" w:cs="Courier New"/>
+        </w:rPr>
+        <w:t>EQ(</w:t>
+      </w:r>
+      <w:proofErr w:type="spellStart"/>
+      <w:proofErr w:type="gramEnd"/>
+      <w:r>
+        <w:rPr>
+          <w:rFonts w:ascii="Courier New" w:hAnsi="Courier New" w:cs="Courier New"/>
+        </w:rPr>
+        <w:t>dut</w:t>
+      </w:r>
+      <w:proofErr w:type="spellEnd"/>
+      <w:r>
+        <w:rPr>
+          <w:rFonts w:ascii="Courier New" w:hAnsi="Courier New" w:cs="Courier New"/>
+        </w:rPr>
+        <w:t>-&gt;</w:t>
+      </w:r>
+      <w:proofErr w:type="spellStart"/>
+      <w:r>
+        <w:rPr>
+          <w:rFonts w:ascii="Courier New" w:hAnsi="Courier New" w:cs="Courier New"/>
+        </w:rPr>
+        <w:t>led</w:t>
+      </w:r>
+      <w:proofErr w:type="spellEnd"/>
+      <w:r>
+        <w:rPr>
+          <w:rFonts w:ascii="Courier New" w:hAnsi="Courier New" w:cs="Courier New"/>
+        </w:rPr>
+        <w:t xml:space="preserve">, 0) </w:t>
+      </w:r>
+      <w:proofErr w:type="gramStart"/>
+      <w:r>
+        <w:rPr>
+          <w:rFonts w:ascii="Courier New" w:hAnsi="Courier New" w:cs="Courier New"/>
+        </w:rPr>
+        <w:t>&lt;&lt; "</w:t>
+      </w:r>
+      <w:proofErr w:type="gramEnd"/>
+      <w:r>
+        <w:rPr>
+          <w:rFonts w:ascii="Courier New" w:hAnsi="Courier New" w:cs="Courier New"/>
+        </w:rPr>
+        <w:t xml:space="preserve">Нарушение спецификации: выход не обнулен при активном </w:t>
+      </w:r>
+      <w:proofErr w:type="spellStart"/>
+      <w:r>
+        <w:rPr>
+          <w:rFonts w:ascii="Courier New" w:hAnsi="Courier New" w:cs="Courier New"/>
+        </w:rPr>
+        <w:t>rst</w:t>
+      </w:r>
+      <w:proofErr w:type="spellEnd"/>
+      <w:r>
+        <w:rPr>
+          <w:rFonts w:ascii="Courier New" w:hAnsi="Courier New" w:cs="Courier New"/>
+        </w:rPr>
+        <w:t>";</w:t>
       </w:r>
     </w:p>
     <w:p>
@@ -1819,14 +3572,51 @@
         <w:rPr>
           <w:rFonts w:ascii="Courier New" w:hAnsi="Courier New" w:cs="Courier New"/>
         </w:rPr>
-        <w:t>TEST_F(HardwareTest, OperationalBehavior) {</w:t>
-      </w:r>
-    </w:p>
-    <w:p>
-      <w:pPr>
-        <w:jc w:val="both"/>
-        <w:rPr>
-          <w:rFonts w:ascii="Courier New" w:hAnsi="Courier New" w:cs="Courier New"/>
+        <w:t>TEST_</w:t>
+      </w:r>
+      <w:proofErr w:type="gramStart"/>
+      <w:r>
+        <w:rPr>
+          <w:rFonts w:ascii="Courier New" w:hAnsi="Courier New" w:cs="Courier New"/>
+        </w:rPr>
+        <w:t>F(</w:t>
+      </w:r>
+      <w:proofErr w:type="spellStart"/>
+      <w:proofErr w:type="gramEnd"/>
+      <w:r>
+        <w:rPr>
+          <w:rFonts w:ascii="Courier New" w:hAnsi="Courier New" w:cs="Courier New"/>
+        </w:rPr>
+        <w:t>HardwareTest</w:t>
+      </w:r>
+      <w:proofErr w:type="spellEnd"/>
+      <w:r>
+        <w:rPr>
+          <w:rFonts w:ascii="Courier New" w:hAnsi="Courier New" w:cs="Courier New"/>
+        </w:rPr>
+        <w:t xml:space="preserve">, </w:t>
+      </w:r>
+      <w:proofErr w:type="spellStart"/>
+      <w:r>
+        <w:rPr>
+          <w:rFonts w:ascii="Courier New" w:hAnsi="Courier New" w:cs="Courier New"/>
+        </w:rPr>
+        <w:t>OperationalBehavior</w:t>
+      </w:r>
+      <w:proofErr w:type="spellEnd"/>
+      <w:r>
+        <w:rPr>
+          <w:rFonts w:ascii="Courier New" w:hAnsi="Courier New" w:cs="Courier New"/>
+        </w:rPr>
+        <w:t>) {</w:t>
+      </w:r>
+    </w:p>
+    <w:p>
+      <w:pPr>
+        <w:jc w:val="both"/>
+        <w:rPr>
+          <w:rFonts w:ascii="Courier New" w:hAnsi="Courier New" w:cs="Courier New"/>
+          <w:lang w:val="en-US"/>
         </w:rPr>
       </w:pPr>
       <w:r>
@@ -1835,6 +3625,7 @@
         </w:rPr>
         <w:t xml:space="preserve">    </w:t>
       </w:r>
+      <w:proofErr w:type="spellStart"/>
       <w:r>
         <w:rPr>
           <w:rFonts w:ascii="Courier New" w:hAnsi="Courier New" w:cs="Courier New"/>
@@ -1842,12 +3633,15 @@
         </w:rPr>
         <w:t>dut</w:t>
       </w:r>
-      <w:r>
-        <w:rPr>
-          <w:rFonts w:ascii="Courier New" w:hAnsi="Courier New" w:cs="Courier New"/>
+      <w:proofErr w:type="spellEnd"/>
+      <w:r>
+        <w:rPr>
+          <w:rFonts w:ascii="Courier New" w:hAnsi="Courier New" w:cs="Courier New"/>
+          <w:lang w:val="en-US"/>
         </w:rPr>
         <w:t>-&gt;</w:t>
       </w:r>
+      <w:proofErr w:type="spellStart"/>
       <w:r>
         <w:rPr>
           <w:rFonts w:ascii="Courier New" w:hAnsi="Courier New" w:cs="Courier New"/>
@@ -1855,9 +3649,11 @@
         </w:rPr>
         <w:t>rst</w:t>
       </w:r>
-      <w:r>
-        <w:rPr>
-          <w:rFonts w:ascii="Courier New" w:hAnsi="Courier New" w:cs="Courier New"/>
+      <w:proofErr w:type="spellEnd"/>
+      <w:r>
+        <w:rPr>
+          <w:rFonts w:ascii="Courier New" w:hAnsi="Courier New" w:cs="Courier New"/>
+          <w:lang w:val="en-US"/>
         </w:rPr>
         <w:t xml:space="preserve"> = 1;</w:t>
       </w:r>
@@ -1873,6 +3669,7 @@
       <w:r>
         <w:rPr>
           <w:rFonts w:ascii="Courier New" w:hAnsi="Courier New" w:cs="Courier New"/>
+          <w:lang w:val="en-US"/>
         </w:rPr>
         <w:t xml:space="preserve">    </w:t>
       </w:r>
@@ -1897,7 +3694,39 @@
           <w:rFonts w:ascii="Courier New" w:hAnsi="Courier New" w:cs="Courier New"/>
           <w:lang w:val="en-US"/>
         </w:rPr>
-        <w:t xml:space="preserve">    dut-&gt;rst = 0; // </w:t>
+        <w:t xml:space="preserve">    </w:t>
+      </w:r>
+      <w:proofErr w:type="spellStart"/>
+      <w:r>
+        <w:rPr>
+          <w:rFonts w:ascii="Courier New" w:hAnsi="Courier New" w:cs="Courier New"/>
+          <w:lang w:val="en-US"/>
+        </w:rPr>
+        <w:t>dut</w:t>
+      </w:r>
+      <w:proofErr w:type="spellEnd"/>
+      <w:r>
+        <w:rPr>
+          <w:rFonts w:ascii="Courier New" w:hAnsi="Courier New" w:cs="Courier New"/>
+          <w:lang w:val="en-US"/>
+        </w:rPr>
+        <w:t>-&gt;</w:t>
+      </w:r>
+      <w:proofErr w:type="spellStart"/>
+      <w:r>
+        <w:rPr>
+          <w:rFonts w:ascii="Courier New" w:hAnsi="Courier New" w:cs="Courier New"/>
+          <w:lang w:val="en-US"/>
+        </w:rPr>
+        <w:t>rst</w:t>
+      </w:r>
+      <w:proofErr w:type="spellEnd"/>
+      <w:r>
+        <w:rPr>
+          <w:rFonts w:ascii="Courier New" w:hAnsi="Courier New" w:cs="Courier New"/>
+          <w:lang w:val="en-US"/>
+        </w:rPr>
+        <w:t xml:space="preserve"> = 0; // </w:t>
       </w:r>
       <w:r>
         <w:rPr>
@@ -1941,49 +3770,154 @@
           <w:rFonts w:ascii="Courier New" w:hAnsi="Courier New" w:cs="Courier New"/>
           <w:lang w:val="en-US"/>
         </w:rPr>
-        <w:t xml:space="preserve">    int last_state = dut-&gt;led;</w:t>
-      </w:r>
-    </w:p>
-    <w:p>
-      <w:pPr>
-        <w:jc w:val="both"/>
-        <w:rPr>
-          <w:rFonts w:ascii="Courier New" w:hAnsi="Courier New" w:cs="Courier New"/>
-          <w:lang w:val="en-US"/>
-        </w:rPr>
-      </w:pPr>
-      <w:r>
-        <w:rPr>
-          <w:rFonts w:ascii="Courier New" w:hAnsi="Courier New" w:cs="Courier New"/>
-          <w:lang w:val="en-US"/>
-        </w:rPr>
-        <w:t xml:space="preserve">    int toggle_count = 0;</w:t>
-      </w:r>
-    </w:p>
-    <w:p>
-      <w:pPr>
-        <w:jc w:val="both"/>
-        <w:rPr>
-          <w:rFonts w:ascii="Courier New" w:hAnsi="Courier New" w:cs="Courier New"/>
-          <w:lang w:val="en-US"/>
-        </w:rPr>
-      </w:pPr>
-    </w:p>
-    <w:p>
-      <w:pPr>
-        <w:jc w:val="both"/>
-        <w:rPr>
-          <w:rFonts w:ascii="Courier New" w:hAnsi="Courier New" w:cs="Courier New"/>
-          <w:lang w:val="en-US"/>
-        </w:rPr>
-      </w:pPr>
-      <w:r>
-        <w:rPr>
-          <w:rFonts w:ascii="Courier New" w:hAnsi="Courier New" w:cs="Courier New"/>
-          <w:lang w:val="en-US"/>
-        </w:rPr>
-        <w:t xml:space="preserve">    for (int i = 0; i &lt; 10; i++) {</w:t>
-      </w:r>
+        <w:t xml:space="preserve">    int </w:t>
+      </w:r>
+      <w:proofErr w:type="spellStart"/>
+      <w:r>
+        <w:rPr>
+          <w:rFonts w:ascii="Courier New" w:hAnsi="Courier New" w:cs="Courier New"/>
+          <w:lang w:val="en-US"/>
+        </w:rPr>
+        <w:t>last_state</w:t>
+      </w:r>
+      <w:proofErr w:type="spellEnd"/>
+      <w:r>
+        <w:rPr>
+          <w:rFonts w:ascii="Courier New" w:hAnsi="Courier New" w:cs="Courier New"/>
+          <w:lang w:val="en-US"/>
+        </w:rPr>
+        <w:t xml:space="preserve"> = </w:t>
+      </w:r>
+      <w:proofErr w:type="spellStart"/>
+      <w:r>
+        <w:rPr>
+          <w:rFonts w:ascii="Courier New" w:hAnsi="Courier New" w:cs="Courier New"/>
+          <w:lang w:val="en-US"/>
+        </w:rPr>
+        <w:t>dut</w:t>
+      </w:r>
+      <w:proofErr w:type="spellEnd"/>
+      <w:r>
+        <w:rPr>
+          <w:rFonts w:ascii="Courier New" w:hAnsi="Courier New" w:cs="Courier New"/>
+          <w:lang w:val="en-US"/>
+        </w:rPr>
+        <w:t>-&gt;led;</w:t>
+      </w:r>
+    </w:p>
+    <w:p>
+      <w:pPr>
+        <w:jc w:val="both"/>
+        <w:rPr>
+          <w:rFonts w:ascii="Courier New" w:hAnsi="Courier New" w:cs="Courier New"/>
+          <w:lang w:val="en-US"/>
+        </w:rPr>
+      </w:pPr>
+      <w:r>
+        <w:rPr>
+          <w:rFonts w:ascii="Courier New" w:hAnsi="Courier New" w:cs="Courier New"/>
+          <w:lang w:val="en-US"/>
+        </w:rPr>
+        <w:t xml:space="preserve">    int </w:t>
+      </w:r>
+      <w:proofErr w:type="spellStart"/>
+      <w:r>
+        <w:rPr>
+          <w:rFonts w:ascii="Courier New" w:hAnsi="Courier New" w:cs="Courier New"/>
+          <w:lang w:val="en-US"/>
+        </w:rPr>
+        <w:t>toggle_count</w:t>
+      </w:r>
+      <w:proofErr w:type="spellEnd"/>
+      <w:r>
+        <w:rPr>
+          <w:rFonts w:ascii="Courier New" w:hAnsi="Courier New" w:cs="Courier New"/>
+          <w:lang w:val="en-US"/>
+        </w:rPr>
+        <w:t xml:space="preserve"> = 0;</w:t>
+      </w:r>
+    </w:p>
+    <w:p>
+      <w:pPr>
+        <w:jc w:val="both"/>
+        <w:rPr>
+          <w:rFonts w:ascii="Courier New" w:hAnsi="Courier New" w:cs="Courier New"/>
+          <w:lang w:val="en-US"/>
+        </w:rPr>
+      </w:pPr>
+    </w:p>
+    <w:p>
+      <w:pPr>
+        <w:jc w:val="both"/>
+        <w:rPr>
+          <w:rFonts w:ascii="Courier New" w:hAnsi="Courier New" w:cs="Courier New"/>
+          <w:lang w:val="en-US"/>
+        </w:rPr>
+      </w:pPr>
+      <w:r>
+        <w:rPr>
+          <w:rFonts w:ascii="Courier New" w:hAnsi="Courier New" w:cs="Courier New"/>
+          <w:lang w:val="en-US"/>
+        </w:rPr>
+        <w:t xml:space="preserve">    for (int </w:t>
+      </w:r>
+      <w:proofErr w:type="spellStart"/>
+      <w:r>
+        <w:rPr>
+          <w:rFonts w:ascii="Courier New" w:hAnsi="Courier New" w:cs="Courier New"/>
+          <w:lang w:val="en-US"/>
+        </w:rPr>
+        <w:t>i</w:t>
+      </w:r>
+      <w:proofErr w:type="spellEnd"/>
+      <w:r>
+        <w:rPr>
+          <w:rFonts w:ascii="Courier New" w:hAnsi="Courier New" w:cs="Courier New"/>
+          <w:lang w:val="en-US"/>
+        </w:rPr>
+        <w:t xml:space="preserve"> = 0; </w:t>
+      </w:r>
+      <w:proofErr w:type="spellStart"/>
+      <w:r>
+        <w:rPr>
+          <w:rFonts w:ascii="Courier New" w:hAnsi="Courier New" w:cs="Courier New"/>
+          <w:lang w:val="en-US"/>
+        </w:rPr>
+        <w:t>i</w:t>
+      </w:r>
+      <w:proofErr w:type="spellEnd"/>
+      <w:r>
+        <w:rPr>
+          <w:rFonts w:ascii="Courier New" w:hAnsi="Courier New" w:cs="Courier New"/>
+          <w:lang w:val="en-US"/>
+        </w:rPr>
+        <w:t xml:space="preserve"> &lt; 10; </w:t>
+      </w:r>
+      <w:proofErr w:type="spellStart"/>
+      <w:r>
+        <w:rPr>
+          <w:rFonts w:ascii="Courier New" w:hAnsi="Courier New" w:cs="Courier New"/>
+          <w:lang w:val="en-US"/>
+        </w:rPr>
+        <w:t>i</w:t>
+      </w:r>
+      <w:proofErr w:type="spellEnd"/>
+      <w:r>
+        <w:rPr>
+          <w:rFonts w:ascii="Courier New" w:hAnsi="Courier New" w:cs="Courier New"/>
+          <w:lang w:val="en-US"/>
+        </w:rPr>
+        <w:t>+</w:t>
+      </w:r>
+      <w:proofErr w:type="gramStart"/>
+      <w:r>
+        <w:rPr>
+          <w:rFonts w:ascii="Courier New" w:hAnsi="Courier New" w:cs="Courier New"/>
+          <w:lang w:val="en-US"/>
+        </w:rPr>
+        <w:t>+) {</w:t>
+      </w:r>
+      <w:proofErr w:type="gramEnd"/>
     </w:p>
     <w:p>
       <w:pPr>
@@ -2014,39 +3948,128 @@
           <w:rFonts w:ascii="Courier New" w:hAnsi="Courier New" w:cs="Courier New"/>
           <w:lang w:val="en-US"/>
         </w:rPr>
-        <w:t xml:space="preserve">        if (dut-&gt;led != last_state) {</w:t>
-      </w:r>
-    </w:p>
-    <w:p>
-      <w:pPr>
-        <w:jc w:val="both"/>
-        <w:rPr>
-          <w:rFonts w:ascii="Courier New" w:hAnsi="Courier New" w:cs="Courier New"/>
-          <w:lang w:val="en-US"/>
-        </w:rPr>
-      </w:pPr>
-      <w:r>
-        <w:rPr>
-          <w:rFonts w:ascii="Courier New" w:hAnsi="Courier New" w:cs="Courier New"/>
-          <w:lang w:val="en-US"/>
-        </w:rPr>
-        <w:t xml:space="preserve">            toggle_count++;</w:t>
-      </w:r>
-    </w:p>
-    <w:p>
-      <w:pPr>
-        <w:jc w:val="both"/>
-        <w:rPr>
-          <w:rFonts w:ascii="Courier New" w:hAnsi="Courier New" w:cs="Courier New"/>
-          <w:lang w:val="en-US"/>
-        </w:rPr>
-      </w:pPr>
-      <w:r>
-        <w:rPr>
-          <w:rFonts w:ascii="Courier New" w:hAnsi="Courier New" w:cs="Courier New"/>
-          <w:lang w:val="en-US"/>
-        </w:rPr>
-        <w:t xml:space="preserve">            last_state = dut-&gt;led;</w:t>
+        <w:t xml:space="preserve">        if (</w:t>
+      </w:r>
+      <w:proofErr w:type="spellStart"/>
+      <w:r>
+        <w:rPr>
+          <w:rFonts w:ascii="Courier New" w:hAnsi="Courier New" w:cs="Courier New"/>
+          <w:lang w:val="en-US"/>
+        </w:rPr>
+        <w:t>dut</w:t>
+      </w:r>
+      <w:proofErr w:type="spellEnd"/>
+      <w:r>
+        <w:rPr>
+          <w:rFonts w:ascii="Courier New" w:hAnsi="Courier New" w:cs="Courier New"/>
+          <w:lang w:val="en-US"/>
+        </w:rPr>
+        <w:t xml:space="preserve">-&gt;led != </w:t>
+      </w:r>
+      <w:proofErr w:type="spellStart"/>
+      <w:r>
+        <w:rPr>
+          <w:rFonts w:ascii="Courier New" w:hAnsi="Courier New" w:cs="Courier New"/>
+          <w:lang w:val="en-US"/>
+        </w:rPr>
+        <w:t>last_</w:t>
+      </w:r>
+      <w:proofErr w:type="gramStart"/>
+      <w:r>
+        <w:rPr>
+          <w:rFonts w:ascii="Courier New" w:hAnsi="Courier New" w:cs="Courier New"/>
+          <w:lang w:val="en-US"/>
+        </w:rPr>
+        <w:t>state</w:t>
+      </w:r>
+      <w:proofErr w:type="spellEnd"/>
+      <w:r>
+        <w:rPr>
+          <w:rFonts w:ascii="Courier New" w:hAnsi="Courier New" w:cs="Courier New"/>
+          <w:lang w:val="en-US"/>
+        </w:rPr>
+        <w:t>) {</w:t>
+      </w:r>
+      <w:proofErr w:type="gramEnd"/>
+    </w:p>
+    <w:p>
+      <w:pPr>
+        <w:jc w:val="both"/>
+        <w:rPr>
+          <w:rFonts w:ascii="Courier New" w:hAnsi="Courier New" w:cs="Courier New"/>
+          <w:lang w:val="en-US"/>
+        </w:rPr>
+      </w:pPr>
+      <w:r>
+        <w:rPr>
+          <w:rFonts w:ascii="Courier New" w:hAnsi="Courier New" w:cs="Courier New"/>
+          <w:lang w:val="en-US"/>
+        </w:rPr>
+        <w:t xml:space="preserve">            </w:t>
+      </w:r>
+      <w:proofErr w:type="spellStart"/>
+      <w:r>
+        <w:rPr>
+          <w:rFonts w:ascii="Courier New" w:hAnsi="Courier New" w:cs="Courier New"/>
+          <w:lang w:val="en-US"/>
+        </w:rPr>
+        <w:t>toggle_count</w:t>
+      </w:r>
+      <w:proofErr w:type="spellEnd"/>
+      <w:r>
+        <w:rPr>
+          <w:rFonts w:ascii="Courier New" w:hAnsi="Courier New" w:cs="Courier New"/>
+          <w:lang w:val="en-US"/>
+        </w:rPr>
+        <w:t>++;</w:t>
+      </w:r>
+    </w:p>
+    <w:p>
+      <w:pPr>
+        <w:jc w:val="both"/>
+        <w:rPr>
+          <w:rFonts w:ascii="Courier New" w:hAnsi="Courier New" w:cs="Courier New"/>
+          <w:lang w:val="en-US"/>
+        </w:rPr>
+      </w:pPr>
+      <w:r>
+        <w:rPr>
+          <w:rFonts w:ascii="Courier New" w:hAnsi="Courier New" w:cs="Courier New"/>
+          <w:lang w:val="en-US"/>
+        </w:rPr>
+        <w:t xml:space="preserve">            </w:t>
+      </w:r>
+      <w:proofErr w:type="spellStart"/>
+      <w:r>
+        <w:rPr>
+          <w:rFonts w:ascii="Courier New" w:hAnsi="Courier New" w:cs="Courier New"/>
+          <w:lang w:val="en-US"/>
+        </w:rPr>
+        <w:t>last_state</w:t>
+      </w:r>
+      <w:proofErr w:type="spellEnd"/>
+      <w:r>
+        <w:rPr>
+          <w:rFonts w:ascii="Courier New" w:hAnsi="Courier New" w:cs="Courier New"/>
+          <w:lang w:val="en-US"/>
+        </w:rPr>
+        <w:t xml:space="preserve"> = </w:t>
+      </w:r>
+      <w:proofErr w:type="spellStart"/>
+      <w:r>
+        <w:rPr>
+          <w:rFonts w:ascii="Courier New" w:hAnsi="Courier New" w:cs="Courier New"/>
+          <w:lang w:val="en-US"/>
+        </w:rPr>
+        <w:t>dut</w:t>
+      </w:r>
+      <w:proofErr w:type="spellEnd"/>
+      <w:r>
+        <w:rPr>
+          <w:rFonts w:ascii="Courier New" w:hAnsi="Courier New" w:cs="Courier New"/>
+          <w:lang w:val="en-US"/>
+        </w:rPr>
+        <w:t>-&gt;led;</w:t>
       </w:r>
     </w:p>
     <w:p>
@@ -2095,7 +4118,43 @@
         <w:rPr>
           <w:rFonts w:ascii="Courier New" w:hAnsi="Courier New" w:cs="Courier New"/>
         </w:rPr>
-        <w:t xml:space="preserve">    EXPECT_GT(toggle_count, 5) &lt;&lt; "Нарушение спецификации: недостаточное количество переключений";</w:t>
+        <w:t xml:space="preserve">    EXPECT_</w:t>
+      </w:r>
+      <w:proofErr w:type="gramStart"/>
+      <w:r>
+        <w:rPr>
+          <w:rFonts w:ascii="Courier New" w:hAnsi="Courier New" w:cs="Courier New"/>
+        </w:rPr>
+        <w:t>GT(</w:t>
+      </w:r>
+      <w:proofErr w:type="spellStart"/>
+      <w:proofErr w:type="gramEnd"/>
+      <w:r>
+        <w:rPr>
+          <w:rFonts w:ascii="Courier New" w:hAnsi="Courier New" w:cs="Courier New"/>
+        </w:rPr>
+        <w:t>toggle_count</w:t>
+      </w:r>
+      <w:proofErr w:type="spellEnd"/>
+      <w:r>
+        <w:rPr>
+          <w:rFonts w:ascii="Courier New" w:hAnsi="Courier New" w:cs="Courier New"/>
+        </w:rPr>
+        <w:t xml:space="preserve">, 5) </w:t>
+      </w:r>
+      <w:proofErr w:type="gramStart"/>
+      <w:r>
+        <w:rPr>
+          <w:rFonts w:ascii="Courier New" w:hAnsi="Courier New" w:cs="Courier New"/>
+        </w:rPr>
+        <w:t>&lt;&lt; "</w:t>
+      </w:r>
+      <w:proofErr w:type="gramEnd"/>
+      <w:r>
+        <w:rPr>
+          <w:rFonts w:ascii="Courier New" w:hAnsi="Courier New" w:cs="Courier New"/>
+        </w:rPr>
+        <w:t>Нарушение спецификации: недостаточное количество переключений";</w:t>
       </w:r>
     </w:p>
     <w:p>
@@ -2127,52 +4186,222 @@
           <w:b/>
           <w:bCs/>
         </w:rPr>
-        <w:t>Раздел 4. Инфраструктура автоматизированного тестирования (GitHub Actions)</w:t>
-      </w:r>
-    </w:p>
-    <w:p>
-      <w:pPr>
-        <w:jc w:val="both"/>
-        <w:rPr>
-          <w:rFonts w:ascii="Times New Roman" w:hAnsi="Times New Roman" w:cs="Times New Roman"/>
-        </w:rPr>
-      </w:pPr>
+        <w:t>Раздел 4. Инфраструктура автоматизированного тестирования (</w:t>
+      </w:r>
+      <w:proofErr w:type="spellStart"/>
       <w:r>
         <w:rPr>
           <w:rFonts w:ascii="Times New Roman" w:hAnsi="Times New Roman" w:cs="Times New Roman"/>
           <w:b/>
           <w:bCs/>
         </w:rPr>
-        <w:t>Общий принцип:</w:t>
-      </w:r>
-      <w:r>
-        <w:rPr>
-          <w:rFonts w:ascii="Times New Roman" w:hAnsi="Times New Roman" w:cs="Times New Roman"/>
-        </w:rPr>
-        <w:t xml:space="preserve"> Конфигурация конвейера непрерывной интеграции (CI) регламентируется файлами в формате YAML внутри зарезервированной директории .github/workflows/. Конвейер должен активироваться при попытках интеграции кода (Pull Request) или прямых коммитах в защищенные ветки. Пайплайн включает: развертывание среды (ubuntu-latest), статический анализ (Linting), конфигурацию CMake, сборку и запуск тестов GTest, а также сбор артефактов (диаграмм) независимо от статуса прохождения тестов.</w:t>
-      </w:r>
-    </w:p>
-    <w:p>
-      <w:pPr>
-        <w:jc w:val="both"/>
-        <w:rPr>
-          <w:rFonts w:ascii="Times New Roman" w:hAnsi="Times New Roman" w:cs="Times New Roman"/>
-          <w:lang w:val="en-US"/>
-        </w:rPr>
-      </w:pPr>
+        <w:t>GitHub</w:t>
+      </w:r>
+      <w:proofErr w:type="spellEnd"/>
       <w:r>
         <w:rPr>
           <w:rFonts w:ascii="Times New Roman" w:hAnsi="Times New Roman" w:cs="Times New Roman"/>
           <w:b/>
           <w:bCs/>
         </w:rPr>
+        <w:t xml:space="preserve"> </w:t>
+      </w:r>
+      <w:proofErr w:type="spellStart"/>
+      <w:r>
+        <w:rPr>
+          <w:rFonts w:ascii="Times New Roman" w:hAnsi="Times New Roman" w:cs="Times New Roman"/>
+          <w:b/>
+          <w:bCs/>
+        </w:rPr>
+        <w:t>Actions</w:t>
+      </w:r>
+      <w:proofErr w:type="spellEnd"/>
+      <w:r>
+        <w:rPr>
+          <w:rFonts w:ascii="Times New Roman" w:hAnsi="Times New Roman" w:cs="Times New Roman"/>
+          <w:b/>
+          <w:bCs/>
+        </w:rPr>
+        <w:t>)</w:t>
+      </w:r>
+    </w:p>
+    <w:p>
+      <w:pPr>
+        <w:jc w:val="both"/>
+        <w:rPr>
+          <w:rFonts w:ascii="Times New Roman" w:hAnsi="Times New Roman" w:cs="Times New Roman"/>
+        </w:rPr>
+      </w:pPr>
+      <w:r>
+        <w:rPr>
+          <w:rFonts w:ascii="Times New Roman" w:hAnsi="Times New Roman" w:cs="Times New Roman"/>
+          <w:b/>
+          <w:bCs/>
+        </w:rPr>
+        <w:t>Общий принцип:</w:t>
+      </w:r>
+      <w:r>
+        <w:rPr>
+          <w:rFonts w:ascii="Times New Roman" w:hAnsi="Times New Roman" w:cs="Times New Roman"/>
+        </w:rPr>
+        <w:t xml:space="preserve"> Конфигурация конвейера непрерывной интеграции (CI) регламентируется файлами в формате YAML внутри зарезервированной </w:t>
+      </w:r>
+      <w:proofErr w:type="gramStart"/>
+      <w:r>
+        <w:rPr>
+          <w:rFonts w:ascii="Times New Roman" w:hAnsi="Times New Roman" w:cs="Times New Roman"/>
+        </w:rPr>
+        <w:t>директории .</w:t>
+      </w:r>
+      <w:proofErr w:type="spellStart"/>
+      <w:r>
+        <w:rPr>
+          <w:rFonts w:ascii="Times New Roman" w:hAnsi="Times New Roman" w:cs="Times New Roman"/>
+        </w:rPr>
+        <w:t>github</w:t>
+      </w:r>
+      <w:proofErr w:type="spellEnd"/>
+      <w:proofErr w:type="gramEnd"/>
+      <w:r>
+        <w:rPr>
+          <w:rFonts w:ascii="Times New Roman" w:hAnsi="Times New Roman" w:cs="Times New Roman"/>
+        </w:rPr>
+        <w:t>/</w:t>
+      </w:r>
+      <w:proofErr w:type="spellStart"/>
+      <w:r>
+        <w:rPr>
+          <w:rFonts w:ascii="Times New Roman" w:hAnsi="Times New Roman" w:cs="Times New Roman"/>
+        </w:rPr>
+        <w:t>workflows</w:t>
+      </w:r>
+      <w:proofErr w:type="spellEnd"/>
+      <w:r>
+        <w:rPr>
+          <w:rFonts w:ascii="Times New Roman" w:hAnsi="Times New Roman" w:cs="Times New Roman"/>
+        </w:rPr>
+        <w:t xml:space="preserve">/. Конвейер должен активироваться при попытках интеграции кода (Pull </w:t>
+      </w:r>
+      <w:proofErr w:type="spellStart"/>
+      <w:r>
+        <w:rPr>
+          <w:rFonts w:ascii="Times New Roman" w:hAnsi="Times New Roman" w:cs="Times New Roman"/>
+        </w:rPr>
+        <w:t>Request</w:t>
+      </w:r>
+      <w:proofErr w:type="spellEnd"/>
+      <w:r>
+        <w:rPr>
+          <w:rFonts w:ascii="Times New Roman" w:hAnsi="Times New Roman" w:cs="Times New Roman"/>
+        </w:rPr>
+        <w:t xml:space="preserve">) или прямых коммитах в защищенные ветки. </w:t>
+      </w:r>
+      <w:proofErr w:type="spellStart"/>
+      <w:r>
+        <w:rPr>
+          <w:rFonts w:ascii="Times New Roman" w:hAnsi="Times New Roman" w:cs="Times New Roman"/>
+        </w:rPr>
+        <w:t>Пайплайн</w:t>
+      </w:r>
+      <w:proofErr w:type="spellEnd"/>
+      <w:r>
+        <w:rPr>
+          <w:rFonts w:ascii="Times New Roman" w:hAnsi="Times New Roman" w:cs="Times New Roman"/>
+        </w:rPr>
+        <w:t xml:space="preserve"> включает: развертывание среды (</w:t>
+      </w:r>
+      <w:proofErr w:type="spellStart"/>
+      <w:r>
+        <w:rPr>
+          <w:rFonts w:ascii="Times New Roman" w:hAnsi="Times New Roman" w:cs="Times New Roman"/>
+        </w:rPr>
+        <w:t>ubuntu-latest</w:t>
+      </w:r>
+      <w:proofErr w:type="spellEnd"/>
+      <w:r>
+        <w:rPr>
+          <w:rFonts w:ascii="Times New Roman" w:hAnsi="Times New Roman" w:cs="Times New Roman"/>
+        </w:rPr>
+        <w:t>), статический анализ (</w:t>
+      </w:r>
+      <w:proofErr w:type="spellStart"/>
+      <w:r>
+        <w:rPr>
+          <w:rFonts w:ascii="Times New Roman" w:hAnsi="Times New Roman" w:cs="Times New Roman"/>
+        </w:rPr>
+        <w:t>Linting</w:t>
+      </w:r>
+      <w:proofErr w:type="spellEnd"/>
+      <w:r>
+        <w:rPr>
+          <w:rFonts w:ascii="Times New Roman" w:hAnsi="Times New Roman" w:cs="Times New Roman"/>
+        </w:rPr>
+        <w:t xml:space="preserve">), конфигурацию </w:t>
+      </w:r>
+      <w:proofErr w:type="spellStart"/>
+      <w:r>
+        <w:rPr>
+          <w:rFonts w:ascii="Times New Roman" w:hAnsi="Times New Roman" w:cs="Times New Roman"/>
+        </w:rPr>
+        <w:t>CMake</w:t>
+      </w:r>
+      <w:proofErr w:type="spellEnd"/>
+      <w:r>
+        <w:rPr>
+          <w:rFonts w:ascii="Times New Roman" w:hAnsi="Times New Roman" w:cs="Times New Roman"/>
+        </w:rPr>
+        <w:t xml:space="preserve">, сборку и запуск тестов </w:t>
+      </w:r>
+      <w:proofErr w:type="spellStart"/>
+      <w:r>
+        <w:rPr>
+          <w:rFonts w:ascii="Times New Roman" w:hAnsi="Times New Roman" w:cs="Times New Roman"/>
+        </w:rPr>
+        <w:t>GTest</w:t>
+      </w:r>
+      <w:proofErr w:type="spellEnd"/>
+      <w:r>
+        <w:rPr>
+          <w:rFonts w:ascii="Times New Roman" w:hAnsi="Times New Roman" w:cs="Times New Roman"/>
+        </w:rPr>
+        <w:t>, а также сбор артефактов (диаграмм) независимо от статуса прохождения тестов.</w:t>
+      </w:r>
+    </w:p>
+    <w:p>
+      <w:pPr>
+        <w:jc w:val="both"/>
+        <w:rPr>
+          <w:rFonts w:ascii="Times New Roman" w:hAnsi="Times New Roman" w:cs="Times New Roman"/>
+          <w:lang w:val="en-US"/>
+        </w:rPr>
+      </w:pPr>
+      <w:r>
+        <w:rPr>
+          <w:rFonts w:ascii="Times New Roman" w:hAnsi="Times New Roman" w:cs="Times New Roman"/>
+          <w:b/>
+          <w:bCs/>
+        </w:rPr>
         <w:t>Пример реализации:</w:t>
       </w:r>
       <w:r>
         <w:rPr>
           <w:rFonts w:ascii="Times New Roman" w:hAnsi="Times New Roman" w:cs="Times New Roman"/>
         </w:rPr>
-        <w:t xml:space="preserve"> Универсальный конвейер, автоматически собирающий артефакты .vcd для локальной отладки. </w:t>
+        <w:t xml:space="preserve"> Универсальный конвейер, автоматически собирающий артефакты .</w:t>
+      </w:r>
+      <w:proofErr w:type="spellStart"/>
+      <w:r>
+        <w:rPr>
+          <w:rFonts w:ascii="Times New Roman" w:hAnsi="Times New Roman" w:cs="Times New Roman"/>
+        </w:rPr>
+        <w:t>vcd</w:t>
+      </w:r>
+      <w:proofErr w:type="spellEnd"/>
+      <w:r>
+        <w:rPr>
+          <w:rFonts w:ascii="Times New Roman" w:hAnsi="Times New Roman" w:cs="Times New Roman"/>
+        </w:rPr>
+        <w:t xml:space="preserve"> для локальной отладки. </w:t>
       </w:r>
       <w:r>
         <w:rPr>
@@ -2196,23 +4425,80 @@
           <w:rFonts w:ascii="Times New Roman" w:hAnsi="Times New Roman" w:cs="Times New Roman"/>
           <w:lang w:val="en-US"/>
         </w:rPr>
-        <w:t xml:space="preserve"> .github/workflows/ci.yml</w:t>
-      </w:r>
-    </w:p>
-    <w:p>
-      <w:pPr>
-        <w:jc w:val="both"/>
-        <w:rPr>
-          <w:rFonts w:ascii="Courier New" w:hAnsi="Courier New" w:cs="Courier New"/>
-          <w:lang w:val="en-US"/>
-        </w:rPr>
-      </w:pPr>
-      <w:r>
-        <w:rPr>
-          <w:rFonts w:ascii="Courier New" w:hAnsi="Courier New" w:cs="Courier New"/>
-          <w:lang w:val="en-US"/>
-        </w:rPr>
-        <w:t>name: SystemVerilog CMake CI</w:t>
+        <w:t xml:space="preserve"> .</w:t>
+      </w:r>
+      <w:proofErr w:type="spellStart"/>
+      <w:r>
+        <w:rPr>
+          <w:rFonts w:ascii="Times New Roman" w:hAnsi="Times New Roman" w:cs="Times New Roman"/>
+          <w:lang w:val="en-US"/>
+        </w:rPr>
+        <w:t>github</w:t>
+      </w:r>
+      <w:proofErr w:type="spellEnd"/>
+      <w:r>
+        <w:rPr>
+          <w:rFonts w:ascii="Times New Roman" w:hAnsi="Times New Roman" w:cs="Times New Roman"/>
+          <w:lang w:val="en-US"/>
+        </w:rPr>
+        <w:t>/workflows/</w:t>
+      </w:r>
+      <w:proofErr w:type="spellStart"/>
+      <w:r>
+        <w:rPr>
+          <w:rFonts w:ascii="Times New Roman" w:hAnsi="Times New Roman" w:cs="Times New Roman"/>
+          <w:lang w:val="en-US"/>
+        </w:rPr>
+        <w:t>ci.yml</w:t>
+      </w:r>
+      <w:proofErr w:type="spellEnd"/>
+    </w:p>
+    <w:p>
+      <w:pPr>
+        <w:jc w:val="both"/>
+        <w:rPr>
+          <w:rFonts w:ascii="Courier New" w:hAnsi="Courier New" w:cs="Courier New"/>
+          <w:lang w:val="en-US"/>
+        </w:rPr>
+      </w:pPr>
+      <w:r>
+        <w:rPr>
+          <w:rFonts w:ascii="Courier New" w:hAnsi="Courier New" w:cs="Courier New"/>
+          <w:lang w:val="en-US"/>
+        </w:rPr>
+        <w:t xml:space="preserve">name: </w:t>
+      </w:r>
+      <w:proofErr w:type="spellStart"/>
+      <w:r>
+        <w:rPr>
+          <w:rFonts w:ascii="Courier New" w:hAnsi="Courier New" w:cs="Courier New"/>
+          <w:lang w:val="en-US"/>
+        </w:rPr>
+        <w:t>SystemVerilog</w:t>
+      </w:r>
+      <w:proofErr w:type="spellEnd"/>
+      <w:r>
+        <w:rPr>
+          <w:rFonts w:ascii="Courier New" w:hAnsi="Courier New" w:cs="Courier New"/>
+          <w:lang w:val="en-US"/>
+        </w:rPr>
+        <w:t xml:space="preserve"> </w:t>
+      </w:r>
+      <w:proofErr w:type="spellStart"/>
+      <w:r>
+        <w:rPr>
+          <w:rFonts w:ascii="Courier New" w:hAnsi="Courier New" w:cs="Courier New"/>
+          <w:lang w:val="en-US"/>
+        </w:rPr>
+        <w:t>CMake</w:t>
+      </w:r>
+      <w:proofErr w:type="spellEnd"/>
+      <w:r>
+        <w:rPr>
+          <w:rFonts w:ascii="Courier New" w:hAnsi="Courier New" w:cs="Courier New"/>
+          <w:lang w:val="en-US"/>
+        </w:rPr>
+        <w:t xml:space="preserve"> CI</w:t>
       </w:r>
     </w:p>
     <w:p>
@@ -2285,7 +4571,23 @@
           <w:rFonts w:ascii="Courier New" w:hAnsi="Courier New" w:cs="Courier New"/>
           <w:lang w:val="en-US"/>
         </w:rPr>
-        <w:t xml:space="preserve">  pull_request:</w:t>
+        <w:t xml:space="preserve">  </w:t>
+      </w:r>
+      <w:proofErr w:type="spellStart"/>
+      <w:r>
+        <w:rPr>
+          <w:rFonts w:ascii="Courier New" w:hAnsi="Courier New" w:cs="Courier New"/>
+          <w:lang w:val="en-US"/>
+        </w:rPr>
+        <w:t>pull_request</w:t>
+      </w:r>
+      <w:proofErr w:type="spellEnd"/>
+      <w:r>
+        <w:rPr>
+          <w:rFonts w:ascii="Courier New" w:hAnsi="Courier New" w:cs="Courier New"/>
+          <w:lang w:val="en-US"/>
+        </w:rPr>
+        <w:t>:</w:t>
       </w:r>
     </w:p>
     <w:p>
@@ -2383,7 +4685,23 @@
           <w:rFonts w:ascii="Courier New" w:hAnsi="Courier New" w:cs="Courier New"/>
           <w:lang w:val="en-US"/>
         </w:rPr>
-        <w:t xml:space="preserve">    steps:</w:t>
+        <w:t xml:space="preserve">    </w:t>
+      </w:r>
+      <w:proofErr w:type="gramStart"/>
+      <w:r>
+        <w:rPr>
+          <w:rFonts w:ascii="Courier New" w:hAnsi="Courier New" w:cs="Courier New"/>
+          <w:lang w:val="en-US"/>
+        </w:rPr>
+        <w:t>steps</w:t>
+      </w:r>
+      <w:proofErr w:type="gramEnd"/>
+      <w:r>
+        <w:rPr>
+          <w:rFonts w:ascii="Courier New" w:hAnsi="Courier New" w:cs="Courier New"/>
+          <w:lang w:val="en-US"/>
+        </w:rPr>
+        <w:t>:</w:t>
       </w:r>
     </w:p>
     <w:p>
@@ -2472,23 +4790,87 @@
           <w:rFonts w:ascii="Courier New" w:hAnsi="Courier New" w:cs="Courier New"/>
           <w:lang w:val="en-US"/>
         </w:rPr>
-        <w:t xml:space="preserve">        sudo apt-get update</w:t>
-      </w:r>
-    </w:p>
-    <w:p>
-      <w:pPr>
-        <w:jc w:val="both"/>
-        <w:rPr>
-          <w:rFonts w:ascii="Courier New" w:hAnsi="Courier New" w:cs="Courier New"/>
-          <w:lang w:val="en-US"/>
-        </w:rPr>
-      </w:pPr>
-      <w:r>
-        <w:rPr>
-          <w:rFonts w:ascii="Courier New" w:hAnsi="Courier New" w:cs="Courier New"/>
-          <w:lang w:val="en-US"/>
-        </w:rPr>
-        <w:t xml:space="preserve">        sudo apt-get install -y verilator libgtest-dev</w:t>
+        <w:t xml:space="preserve">        </w:t>
+      </w:r>
+      <w:proofErr w:type="spellStart"/>
+      <w:r>
+        <w:rPr>
+          <w:rFonts w:ascii="Courier New" w:hAnsi="Courier New" w:cs="Courier New"/>
+          <w:lang w:val="en-US"/>
+        </w:rPr>
+        <w:t>sudo</w:t>
+      </w:r>
+      <w:proofErr w:type="spellEnd"/>
+      <w:r>
+        <w:rPr>
+          <w:rFonts w:ascii="Courier New" w:hAnsi="Courier New" w:cs="Courier New"/>
+          <w:lang w:val="en-US"/>
+        </w:rPr>
+        <w:t xml:space="preserve"> apt-get update</w:t>
+      </w:r>
+    </w:p>
+    <w:p>
+      <w:pPr>
+        <w:jc w:val="both"/>
+        <w:rPr>
+          <w:rFonts w:ascii="Courier New" w:hAnsi="Courier New" w:cs="Courier New"/>
+          <w:lang w:val="en-US"/>
+        </w:rPr>
+      </w:pPr>
+      <w:r>
+        <w:rPr>
+          <w:rFonts w:ascii="Courier New" w:hAnsi="Courier New" w:cs="Courier New"/>
+          <w:lang w:val="en-US"/>
+        </w:rPr>
+        <w:t xml:space="preserve">        </w:t>
+      </w:r>
+      <w:proofErr w:type="spellStart"/>
+      <w:r>
+        <w:rPr>
+          <w:rFonts w:ascii="Courier New" w:hAnsi="Courier New" w:cs="Courier New"/>
+          <w:lang w:val="en-US"/>
+        </w:rPr>
+        <w:t>sudo</w:t>
+      </w:r>
+      <w:proofErr w:type="spellEnd"/>
+      <w:r>
+        <w:rPr>
+          <w:rFonts w:ascii="Courier New" w:hAnsi="Courier New" w:cs="Courier New"/>
+          <w:lang w:val="en-US"/>
+        </w:rPr>
+        <w:t xml:space="preserve"> apt-get install -y </w:t>
+      </w:r>
+      <w:proofErr w:type="spellStart"/>
+      <w:r>
+        <w:rPr>
+          <w:rFonts w:ascii="Courier New" w:hAnsi="Courier New" w:cs="Courier New"/>
+          <w:lang w:val="en-US"/>
+        </w:rPr>
+        <w:t>verilator</w:t>
+      </w:r>
+      <w:proofErr w:type="spellEnd"/>
+      <w:r>
+        <w:rPr>
+          <w:rFonts w:ascii="Courier New" w:hAnsi="Courier New" w:cs="Courier New"/>
+          <w:lang w:val="en-US"/>
+        </w:rPr>
+        <w:t xml:space="preserve"> </w:t>
+      </w:r>
+      <w:proofErr w:type="spellStart"/>
+      <w:r>
+        <w:rPr>
+          <w:rFonts w:ascii="Courier New" w:hAnsi="Courier New" w:cs="Courier New"/>
+          <w:lang w:val="en-US"/>
+        </w:rPr>
+        <w:t>libgtest</w:t>
+      </w:r>
+      <w:proofErr w:type="spellEnd"/>
+      <w:r>
+        <w:rPr>
+          <w:rFonts w:ascii="Courier New" w:hAnsi="Courier New" w:cs="Courier New"/>
+          <w:lang w:val="en-US"/>
+        </w:rPr>
+        <w:t>-dev</w:t>
       </w:r>
     </w:p>
     <w:p>
@@ -2529,48 +4911,96 @@
           <w:rFonts w:ascii="Courier New" w:hAnsi="Courier New" w:cs="Courier New"/>
           <w:lang w:val="en-US"/>
         </w:rPr>
-        <w:t xml:space="preserve">      run: verilator --lint-only -Wall src/blink.sv</w:t>
-      </w:r>
-    </w:p>
-    <w:p>
-      <w:pPr>
-        <w:jc w:val="both"/>
-        <w:rPr>
-          <w:rFonts w:ascii="Courier New" w:hAnsi="Courier New" w:cs="Courier New"/>
-          <w:lang w:val="en-US"/>
-        </w:rPr>
-      </w:pPr>
-    </w:p>
-    <w:p>
-      <w:pPr>
-        <w:jc w:val="both"/>
-        <w:rPr>
-          <w:rFonts w:ascii="Courier New" w:hAnsi="Courier New" w:cs="Courier New"/>
-          <w:lang w:val="en-US"/>
-        </w:rPr>
-      </w:pPr>
-      <w:r>
-        <w:rPr>
-          <w:rFonts w:ascii="Courier New" w:hAnsi="Courier New" w:cs="Courier New"/>
-          <w:lang w:val="en-US"/>
-        </w:rPr>
-        <w:t xml:space="preserve">    - name: Configure CMake Build System</w:t>
-      </w:r>
-    </w:p>
-    <w:p>
-      <w:pPr>
-        <w:jc w:val="both"/>
-        <w:rPr>
-          <w:rFonts w:ascii="Courier New" w:hAnsi="Courier New" w:cs="Courier New"/>
-          <w:lang w:val="en-US"/>
-        </w:rPr>
-      </w:pPr>
-      <w:r>
-        <w:rPr>
-          <w:rFonts w:ascii="Courier New" w:hAnsi="Courier New" w:cs="Courier New"/>
-          <w:lang w:val="en-US"/>
-        </w:rPr>
-        <w:t xml:space="preserve">      run: cmake -B build</w:t>
+        <w:t xml:space="preserve">      run: </w:t>
+      </w:r>
+      <w:proofErr w:type="spellStart"/>
+      <w:r>
+        <w:rPr>
+          <w:rFonts w:ascii="Courier New" w:hAnsi="Courier New" w:cs="Courier New"/>
+          <w:lang w:val="en-US"/>
+        </w:rPr>
+        <w:t>verilator</w:t>
+      </w:r>
+      <w:proofErr w:type="spellEnd"/>
+      <w:r>
+        <w:rPr>
+          <w:rFonts w:ascii="Courier New" w:hAnsi="Courier New" w:cs="Courier New"/>
+          <w:lang w:val="en-US"/>
+        </w:rPr>
+        <w:t xml:space="preserve"> --lint-only -Wall src/blink.sv</w:t>
+      </w:r>
+    </w:p>
+    <w:p>
+      <w:pPr>
+        <w:jc w:val="both"/>
+        <w:rPr>
+          <w:rFonts w:ascii="Courier New" w:hAnsi="Courier New" w:cs="Courier New"/>
+          <w:lang w:val="en-US"/>
+        </w:rPr>
+      </w:pPr>
+    </w:p>
+    <w:p>
+      <w:pPr>
+        <w:jc w:val="both"/>
+        <w:rPr>
+          <w:rFonts w:ascii="Courier New" w:hAnsi="Courier New" w:cs="Courier New"/>
+          <w:lang w:val="en-US"/>
+        </w:rPr>
+      </w:pPr>
+      <w:r>
+        <w:rPr>
+          <w:rFonts w:ascii="Courier New" w:hAnsi="Courier New" w:cs="Courier New"/>
+          <w:lang w:val="en-US"/>
+        </w:rPr>
+        <w:t xml:space="preserve">    - name: Configure </w:t>
+      </w:r>
+      <w:proofErr w:type="spellStart"/>
+      <w:r>
+        <w:rPr>
+          <w:rFonts w:ascii="Courier New" w:hAnsi="Courier New" w:cs="Courier New"/>
+          <w:lang w:val="en-US"/>
+        </w:rPr>
+        <w:t>CMake</w:t>
+      </w:r>
+      <w:proofErr w:type="spellEnd"/>
+      <w:r>
+        <w:rPr>
+          <w:rFonts w:ascii="Courier New" w:hAnsi="Courier New" w:cs="Courier New"/>
+          <w:lang w:val="en-US"/>
+        </w:rPr>
+        <w:t xml:space="preserve"> Build System</w:t>
+      </w:r>
+    </w:p>
+    <w:p>
+      <w:pPr>
+        <w:jc w:val="both"/>
+        <w:rPr>
+          <w:rFonts w:ascii="Courier New" w:hAnsi="Courier New" w:cs="Courier New"/>
+          <w:lang w:val="en-US"/>
+        </w:rPr>
+      </w:pPr>
+      <w:r>
+        <w:rPr>
+          <w:rFonts w:ascii="Courier New" w:hAnsi="Courier New" w:cs="Courier New"/>
+          <w:lang w:val="en-US"/>
+        </w:rPr>
+        <w:t xml:space="preserve">      run: </w:t>
+      </w:r>
+      <w:proofErr w:type="spellStart"/>
+      <w:r>
+        <w:rPr>
+          <w:rFonts w:ascii="Courier New" w:hAnsi="Courier New" w:cs="Courier New"/>
+          <w:lang w:val="en-US"/>
+        </w:rPr>
+        <w:t>cmake</w:t>
+      </w:r>
+      <w:proofErr w:type="spellEnd"/>
+      <w:r>
+        <w:rPr>
+          <w:rFonts w:ascii="Courier New" w:hAnsi="Courier New" w:cs="Courier New"/>
+          <w:lang w:val="en-US"/>
+        </w:rPr>
+        <w:t xml:space="preserve"> -B build</w:t>
       </w:r>
     </w:p>
     <w:p>
@@ -2611,32 +5041,80 @@
           <w:rFonts w:ascii="Courier New" w:hAnsi="Courier New" w:cs="Courier New"/>
           <w:lang w:val="en-US"/>
         </w:rPr>
-        <w:t xml:space="preserve">      run: cmake --build build -j4</w:t>
-      </w:r>
-    </w:p>
-    <w:p>
-      <w:pPr>
-        <w:jc w:val="both"/>
-        <w:rPr>
-          <w:rFonts w:ascii="Courier New" w:hAnsi="Courier New" w:cs="Courier New"/>
-          <w:lang w:val="en-US"/>
-        </w:rPr>
-      </w:pPr>
-    </w:p>
-    <w:p>
-      <w:pPr>
-        <w:jc w:val="both"/>
-        <w:rPr>
-          <w:rFonts w:ascii="Courier New" w:hAnsi="Courier New" w:cs="Courier New"/>
-          <w:lang w:val="en-US"/>
-        </w:rPr>
-      </w:pPr>
-      <w:r>
-        <w:rPr>
-          <w:rFonts w:ascii="Courier New" w:hAnsi="Courier New" w:cs="Courier New"/>
-          <w:lang w:val="en-US"/>
-        </w:rPr>
-        <w:t xml:space="preserve">    - name: Execute GTest Suite</w:t>
+        <w:t xml:space="preserve">      run: </w:t>
+      </w:r>
+      <w:proofErr w:type="spellStart"/>
+      <w:r>
+        <w:rPr>
+          <w:rFonts w:ascii="Courier New" w:hAnsi="Courier New" w:cs="Courier New"/>
+          <w:lang w:val="en-US"/>
+        </w:rPr>
+        <w:t>cmake</w:t>
+      </w:r>
+      <w:proofErr w:type="spellEnd"/>
+      <w:r>
+        <w:rPr>
+          <w:rFonts w:ascii="Courier New" w:hAnsi="Courier New" w:cs="Courier New"/>
+          <w:lang w:val="en-US"/>
+        </w:rPr>
+        <w:t xml:space="preserve"> --build </w:t>
+      </w:r>
+      <w:proofErr w:type="spellStart"/>
+      <w:r>
+        <w:rPr>
+          <w:rFonts w:ascii="Courier New" w:hAnsi="Courier New" w:cs="Courier New"/>
+          <w:lang w:val="en-US"/>
+        </w:rPr>
+        <w:t>build</w:t>
+      </w:r>
+      <w:proofErr w:type="spellEnd"/>
+      <w:r>
+        <w:rPr>
+          <w:rFonts w:ascii="Courier New" w:hAnsi="Courier New" w:cs="Courier New"/>
+          <w:lang w:val="en-US"/>
+        </w:rPr>
+        <w:t xml:space="preserve"> -j4</w:t>
+      </w:r>
+    </w:p>
+    <w:p>
+      <w:pPr>
+        <w:jc w:val="both"/>
+        <w:rPr>
+          <w:rFonts w:ascii="Courier New" w:hAnsi="Courier New" w:cs="Courier New"/>
+          <w:lang w:val="en-US"/>
+        </w:rPr>
+      </w:pPr>
+    </w:p>
+    <w:p>
+      <w:pPr>
+        <w:jc w:val="both"/>
+        <w:rPr>
+          <w:rFonts w:ascii="Courier New" w:hAnsi="Courier New" w:cs="Courier New"/>
+          <w:lang w:val="en-US"/>
+        </w:rPr>
+      </w:pPr>
+      <w:r>
+        <w:rPr>
+          <w:rFonts w:ascii="Courier New" w:hAnsi="Courier New" w:cs="Courier New"/>
+          <w:lang w:val="en-US"/>
+        </w:rPr>
+        <w:t xml:space="preserve">    - name: Execute </w:t>
+      </w:r>
+      <w:proofErr w:type="spellStart"/>
+      <w:r>
+        <w:rPr>
+          <w:rFonts w:ascii="Courier New" w:hAnsi="Courier New" w:cs="Courier New"/>
+          <w:lang w:val="en-US"/>
+        </w:rPr>
+        <w:t>GTest</w:t>
+      </w:r>
+      <w:proofErr w:type="spellEnd"/>
+      <w:r>
+        <w:rPr>
+          <w:rFonts w:ascii="Courier New" w:hAnsi="Courier New" w:cs="Courier New"/>
+          <w:lang w:val="en-US"/>
+        </w:rPr>
+        <w:t xml:space="preserve"> Suite</w:t>
       </w:r>
     </w:p>
     <w:p>
@@ -2695,11 +5173,41 @@
         <w:lastRenderedPageBreak/>
         <w:t xml:space="preserve">      </w:t>
       </w:r>
-      <w:r>
-        <w:rPr>
-          <w:rFonts w:ascii="Courier New" w:hAnsi="Courier New" w:cs="Courier New"/>
-        </w:rPr>
-        <w:t>if: always() # Сохранение дампов даже при провале тестов для пост-анализа</w:t>
+      <w:proofErr w:type="spellStart"/>
+      <w:r>
+        <w:rPr>
+          <w:rFonts w:ascii="Courier New" w:hAnsi="Courier New" w:cs="Courier New"/>
+        </w:rPr>
+        <w:t>if</w:t>
+      </w:r>
+      <w:proofErr w:type="spellEnd"/>
+      <w:r>
+        <w:rPr>
+          <w:rFonts w:ascii="Courier New" w:hAnsi="Courier New" w:cs="Courier New"/>
+        </w:rPr>
+        <w:t xml:space="preserve">: </w:t>
+      </w:r>
+      <w:proofErr w:type="spellStart"/>
+      <w:proofErr w:type="gramStart"/>
+      <w:r>
+        <w:rPr>
+          <w:rFonts w:ascii="Courier New" w:hAnsi="Courier New" w:cs="Courier New"/>
+        </w:rPr>
+        <w:t>always</w:t>
+      </w:r>
+      <w:proofErr w:type="spellEnd"/>
+      <w:r>
+        <w:rPr>
+          <w:rFonts w:ascii="Courier New" w:hAnsi="Courier New" w:cs="Courier New"/>
+        </w:rPr>
+        <w:t>(</w:t>
+      </w:r>
+      <w:proofErr w:type="gramEnd"/>
+      <w:r>
+        <w:rPr>
+          <w:rFonts w:ascii="Courier New" w:hAnsi="Courier New" w:cs="Courier New"/>
+        </w:rPr>
+        <w:t>) # Сохранение дампов даже при провале тестов для пост-анализа</w:t>
       </w:r>
     </w:p>
     <w:p>
@@ -2769,7 +5277,23 @@
           <w:rFonts w:ascii="Courier New" w:hAnsi="Courier New" w:cs="Courier New"/>
           <w:lang w:val="en-US"/>
         </w:rPr>
-        <w:t xml:space="preserve">        path: "*.vcd"</w:t>
+        <w:t xml:space="preserve">        path: "*.</w:t>
+      </w:r>
+      <w:proofErr w:type="spellStart"/>
+      <w:r>
+        <w:rPr>
+          <w:rFonts w:ascii="Courier New" w:hAnsi="Courier New" w:cs="Courier New"/>
+          <w:lang w:val="en-US"/>
+        </w:rPr>
+        <w:t>vcd</w:t>
+      </w:r>
+      <w:proofErr w:type="spellEnd"/>
+      <w:r>
+        <w:rPr>
+          <w:rFonts w:ascii="Courier New" w:hAnsi="Courier New" w:cs="Courier New"/>
+          <w:lang w:val="en-US"/>
+        </w:rPr>
+        <w:t>"</w:t>
       </w:r>
     </w:p>
     <w:p>
@@ -2803,28 +5327,94 @@
           <w:b/>
           <w:bCs/>
         </w:rPr>
-        <w:t>Общий принцип:</w:t>
-      </w:r>
-      <w:r>
-        <w:rPr>
-          <w:rFonts w:ascii="Times New Roman" w:hAnsi="Times New Roman" w:cs="Times New Roman"/>
-        </w:rPr>
-        <w:t xml:space="preserve"> Для формализации процесса внедрения модификаций в главную ветку применяется система стандартизированных шаблонов в директории .github/. При создании запроса на слияние (Pull Request), разработчик обязан структурировать информацию об архитектурных изменениях и явно верифицировать прохождение локальных проверок посредством чек-листов, что минимизирует количество дефектного кода, передаваемого на проверку ведущему инженеру.</w:t>
-      </w:r>
-    </w:p>
-    <w:p>
-      <w:pPr>
-        <w:jc w:val="both"/>
-        <w:rPr>
-          <w:rFonts w:ascii="Times New Roman" w:hAnsi="Times New Roman" w:cs="Times New Roman"/>
-        </w:rPr>
-      </w:pPr>
+        <w:t>Общий принцип</w:t>
+      </w:r>
+      <w:proofErr w:type="gramStart"/>
       <w:r>
         <w:rPr>
           <w:rFonts w:ascii="Times New Roman" w:hAnsi="Times New Roman" w:cs="Times New Roman"/>
           <w:b/>
           <w:bCs/>
         </w:rPr>
+        <w:t>:</w:t>
+      </w:r>
+      <w:r>
+        <w:rPr>
+          <w:rFonts w:ascii="Times New Roman" w:hAnsi="Times New Roman" w:cs="Times New Roman"/>
+        </w:rPr>
+        <w:t xml:space="preserve"> Для</w:t>
+      </w:r>
+      <w:proofErr w:type="gramEnd"/>
+      <w:r>
+        <w:rPr>
+          <w:rFonts w:ascii="Times New Roman" w:hAnsi="Times New Roman" w:cs="Times New Roman"/>
+        </w:rPr>
+        <w:t xml:space="preserve"> формализации процесса внедрения модификаций в главную ветку применяется система стандартизированных шаблонов в </w:t>
+      </w:r>
+      <w:proofErr w:type="gramStart"/>
+      <w:r>
+        <w:rPr>
+          <w:rFonts w:ascii="Times New Roman" w:hAnsi="Times New Roman" w:cs="Times New Roman"/>
+        </w:rPr>
+        <w:t>директории .</w:t>
+      </w:r>
+      <w:proofErr w:type="spellStart"/>
+      <w:r>
+        <w:rPr>
+          <w:rFonts w:ascii="Times New Roman" w:hAnsi="Times New Roman" w:cs="Times New Roman"/>
+        </w:rPr>
+        <w:t>github</w:t>
+      </w:r>
+      <w:proofErr w:type="spellEnd"/>
+      <w:proofErr w:type="gramEnd"/>
+      <w:r>
+        <w:rPr>
+          <w:rFonts w:ascii="Times New Roman" w:hAnsi="Times New Roman" w:cs="Times New Roman"/>
+        </w:rPr>
+        <w:t xml:space="preserve">/. </w:t>
+      </w:r>
+      <w:proofErr w:type="gramStart"/>
+      <w:r>
+        <w:rPr>
+          <w:rFonts w:ascii="Times New Roman" w:hAnsi="Times New Roman" w:cs="Times New Roman"/>
+        </w:rPr>
+        <w:t xml:space="preserve">При создании запроса на слияние (Pull </w:t>
+      </w:r>
+      <w:proofErr w:type="spellStart"/>
+      <w:r>
+        <w:rPr>
+          <w:rFonts w:ascii="Times New Roman" w:hAnsi="Times New Roman" w:cs="Times New Roman"/>
+        </w:rPr>
+        <w:t>Request</w:t>
+      </w:r>
+      <w:proofErr w:type="spellEnd"/>
+      <w:r>
+        <w:rPr>
+          <w:rFonts w:ascii="Times New Roman" w:hAnsi="Times New Roman" w:cs="Times New Roman"/>
+        </w:rPr>
+        <w:t>),</w:t>
+      </w:r>
+      <w:proofErr w:type="gramEnd"/>
+      <w:r>
+        <w:rPr>
+          <w:rFonts w:ascii="Times New Roman" w:hAnsi="Times New Roman" w:cs="Times New Roman"/>
+        </w:rPr>
+        <w:t xml:space="preserve"> разработчик обязан структурировать информацию об архитектурных изменениях и явно верифицировать прохождение локальных проверок посредством чек-листов, что минимизирует количество дефектного кода, передаваемого на проверку ведущему инженеру.</w:t>
+      </w:r>
+    </w:p>
+    <w:p>
+      <w:pPr>
+        <w:jc w:val="both"/>
+        <w:rPr>
+          <w:rFonts w:ascii="Times New Roman" w:hAnsi="Times New Roman" w:cs="Times New Roman"/>
+        </w:rPr>
+      </w:pPr>
+      <w:r>
+        <w:rPr>
+          <w:rFonts w:ascii="Times New Roman" w:hAnsi="Times New Roman" w:cs="Times New Roman"/>
+          <w:b/>
+          <w:bCs/>
+        </w:rPr>
         <w:t>Пример реализации:</w:t>
       </w:r>
       <w:r>
@@ -2839,13 +5429,37 @@
           <w:i/>
           <w:iCs/>
         </w:rPr>
-        <w:t>Файл:</w:t>
-      </w:r>
-      <w:r>
-        <w:rPr>
-          <w:rFonts w:ascii="Times New Roman" w:hAnsi="Times New Roman" w:cs="Times New Roman"/>
-        </w:rPr>
-        <w:t xml:space="preserve"> .github/pull_request_template.md</w:t>
+        <w:t>Файл</w:t>
+      </w:r>
+      <w:proofErr w:type="gramStart"/>
+      <w:r>
+        <w:rPr>
+          <w:rFonts w:ascii="Times New Roman" w:hAnsi="Times New Roman" w:cs="Times New Roman"/>
+          <w:i/>
+          <w:iCs/>
+        </w:rPr>
+        <w:t>:</w:t>
+      </w:r>
+      <w:r>
+        <w:rPr>
+          <w:rFonts w:ascii="Times New Roman" w:hAnsi="Times New Roman" w:cs="Times New Roman"/>
+        </w:rPr>
+        <w:t xml:space="preserve"> .</w:t>
+      </w:r>
+      <w:proofErr w:type="spellStart"/>
+      <w:proofErr w:type="gramEnd"/>
+      <w:r>
+        <w:rPr>
+          <w:rFonts w:ascii="Times New Roman" w:hAnsi="Times New Roman" w:cs="Times New Roman"/>
+        </w:rPr>
+        <w:t>github</w:t>
+      </w:r>
+      <w:proofErr w:type="spellEnd"/>
+      <w:r>
+        <w:rPr>
+          <w:rFonts w:ascii="Times New Roman" w:hAnsi="Times New Roman" w:cs="Times New Roman"/>
+        </w:rPr>
+        <w:t>/pull_request_template.md</w:t>
       </w:r>
     </w:p>
     <w:p>
@@ -2873,30 +5487,52 @@
         <w:rPr>
           <w:rFonts w:ascii="Courier New" w:hAnsi="Courier New" w:cs="Courier New"/>
         </w:rPr>
-        <w:t>[Кратко опишите логику, которую добавляет, модифицирует или исправляет данный Pull Request.]</w:t>
-      </w:r>
-    </w:p>
-    <w:p>
-      <w:pPr>
-        <w:jc w:val="both"/>
-        <w:rPr>
-          <w:rFonts w:ascii="Courier New" w:hAnsi="Courier New" w:cs="Courier New"/>
-        </w:rPr>
-      </w:pPr>
-    </w:p>
-    <w:p>
-      <w:pPr>
-        <w:jc w:val="both"/>
-        <w:rPr>
-          <w:rFonts w:ascii="Courier New" w:hAnsi="Courier New" w:cs="Courier New"/>
-        </w:rPr>
-      </w:pPr>
-      <w:r>
-        <w:rPr>
-          <w:rFonts w:ascii="Courier New" w:hAnsi="Courier New" w:cs="Courier New"/>
-        </w:rPr>
-        <w:t>## Детали реализации на SystemVerilog</w:t>
-      </w:r>
+        <w:t xml:space="preserve">[Кратко опишите логику, которую добавляет, модифицирует или исправляет данный Pull </w:t>
+      </w:r>
+      <w:proofErr w:type="spellStart"/>
+      <w:r>
+        <w:rPr>
+          <w:rFonts w:ascii="Courier New" w:hAnsi="Courier New" w:cs="Courier New"/>
+        </w:rPr>
+        <w:t>Request</w:t>
+      </w:r>
+      <w:proofErr w:type="spellEnd"/>
+      <w:r>
+        <w:rPr>
+          <w:rFonts w:ascii="Courier New" w:hAnsi="Courier New" w:cs="Courier New"/>
+        </w:rPr>
+        <w:t>.]</w:t>
+      </w:r>
+    </w:p>
+    <w:p>
+      <w:pPr>
+        <w:jc w:val="both"/>
+        <w:rPr>
+          <w:rFonts w:ascii="Courier New" w:hAnsi="Courier New" w:cs="Courier New"/>
+        </w:rPr>
+      </w:pPr>
+    </w:p>
+    <w:p>
+      <w:pPr>
+        <w:jc w:val="both"/>
+        <w:rPr>
+          <w:rFonts w:ascii="Courier New" w:hAnsi="Courier New" w:cs="Courier New"/>
+        </w:rPr>
+      </w:pPr>
+      <w:r>
+        <w:rPr>
+          <w:rFonts w:ascii="Courier New" w:hAnsi="Courier New" w:cs="Courier New"/>
+        </w:rPr>
+        <w:t xml:space="preserve">## Детали реализации на </w:t>
+      </w:r>
+      <w:proofErr w:type="spellStart"/>
+      <w:r>
+        <w:rPr>
+          <w:rFonts w:ascii="Courier New" w:hAnsi="Courier New" w:cs="Courier New"/>
+        </w:rPr>
+        <w:t>SystemVerilog</w:t>
+      </w:r>
+      <w:proofErr w:type="spellEnd"/>
     </w:p>
     <w:p>
       <w:pPr>
@@ -2959,63 +5595,748 @@
         <w:rPr>
           <w:rFonts w:ascii="Courier New" w:hAnsi="Courier New" w:cs="Courier New"/>
         </w:rPr>
-        <w:t>*Пожалуйста, отметьте крестиком `[x]` выполненные пункты перед передачей кода на ревью:*</w:t>
-      </w:r>
-    </w:p>
-    <w:p>
-      <w:pPr>
-        <w:jc w:val="both"/>
-        <w:rPr>
-          <w:rFonts w:ascii="Courier New" w:hAnsi="Courier New" w:cs="Courier New"/>
-        </w:rPr>
-      </w:pPr>
-      <w:r>
-        <w:rPr>
-          <w:rFonts w:ascii="Courier New" w:hAnsi="Courier New" w:cs="Courier New"/>
-        </w:rPr>
-        <w:t>- [ ] Статический анализ (Verilator Lint) пройден, предупреждения отсутствуют. Код не содержит непреднамеренных latch-структур.</w:t>
-      </w:r>
-    </w:p>
-    <w:p>
-      <w:pPr>
-        <w:jc w:val="both"/>
-        <w:rPr>
-          <w:rFonts w:ascii="Courier New" w:hAnsi="Courier New" w:cs="Courier New"/>
-        </w:rPr>
-      </w:pPr>
-      <w:r>
-        <w:rPr>
-          <w:rFonts w:ascii="Courier New" w:hAnsi="Courier New" w:cs="Courier New"/>
-        </w:rPr>
-        <w:t>- [ ] Разработаны изолированные C++ тесты (Google Test), покрывающие новую логику.</w:t>
-      </w:r>
-    </w:p>
-    <w:p>
-      <w:pPr>
-        <w:jc w:val="both"/>
-        <w:rPr>
-          <w:rFonts w:ascii="Courier New" w:hAnsi="Courier New" w:cs="Courier New"/>
-        </w:rPr>
-      </w:pPr>
-      <w:r>
-        <w:rPr>
-          <w:rFonts w:ascii="Courier New" w:hAnsi="Courier New" w:cs="Courier New"/>
-        </w:rPr>
-        <w:t>- [ ] Локальная сборка (CMake) и тестирование завершились успешно (все тесты зеленые).</w:t>
-      </w:r>
-    </w:p>
-    <w:p>
-      <w:pPr>
-        <w:jc w:val="both"/>
-        <w:rPr>
-          <w:rFonts w:ascii="Courier New" w:hAnsi="Courier New" w:cs="Courier New"/>
-        </w:rPr>
-      </w:pPr>
-      <w:r>
-        <w:rPr>
-          <w:rFonts w:ascii="Courier New" w:hAnsi="Courier New" w:cs="Courier New"/>
-        </w:rPr>
-        <w:t>- [ ] Временные диаграммы (VCD) проанализированы локально (в GTKWave и т.п.), переходы сигналов соответствуют аппаратной спецификации.</w:t>
+        <w:t xml:space="preserve">*Пожалуйста, отметьте крестиком `[x]` выполненные пункты перед передачей кода на </w:t>
+      </w:r>
+      <w:proofErr w:type="gramStart"/>
+      <w:r>
+        <w:rPr>
+          <w:rFonts w:ascii="Courier New" w:hAnsi="Courier New" w:cs="Courier New"/>
+        </w:rPr>
+        <w:t>ревью:*</w:t>
+      </w:r>
+      <w:proofErr w:type="gramEnd"/>
+    </w:p>
+    <w:p>
+      <w:pPr>
+        <w:jc w:val="both"/>
+        <w:rPr>
+          <w:rFonts w:ascii="Courier New" w:hAnsi="Courier New" w:cs="Courier New"/>
+        </w:rPr>
+      </w:pPr>
+      <w:r>
+        <w:rPr>
+          <w:rFonts w:ascii="Courier New" w:hAnsi="Courier New" w:cs="Courier New"/>
+        </w:rPr>
+        <w:t xml:space="preserve">- </w:t>
+      </w:r>
+      <w:proofErr w:type="gramStart"/>
+      <w:r>
+        <w:rPr>
+          <w:rFonts w:ascii="Courier New" w:hAnsi="Courier New" w:cs="Courier New"/>
+        </w:rPr>
+        <w:t>[ ]</w:t>
+      </w:r>
+      <w:proofErr w:type="gramEnd"/>
+      <w:r>
+        <w:rPr>
+          <w:rFonts w:ascii="Courier New" w:hAnsi="Courier New" w:cs="Courier New"/>
+        </w:rPr>
+        <w:t xml:space="preserve"> Статический анализ (</w:t>
+      </w:r>
+      <w:proofErr w:type="spellStart"/>
+      <w:r>
+        <w:rPr>
+          <w:rFonts w:ascii="Courier New" w:hAnsi="Courier New" w:cs="Courier New"/>
+        </w:rPr>
+        <w:t>Verilator</w:t>
+      </w:r>
+      <w:proofErr w:type="spellEnd"/>
+      <w:r>
+        <w:rPr>
+          <w:rFonts w:ascii="Courier New" w:hAnsi="Courier New" w:cs="Courier New"/>
+        </w:rPr>
+        <w:t xml:space="preserve"> </w:t>
+      </w:r>
+      <w:proofErr w:type="spellStart"/>
+      <w:r>
+        <w:rPr>
+          <w:rFonts w:ascii="Courier New" w:hAnsi="Courier New" w:cs="Courier New"/>
+        </w:rPr>
+        <w:t>Lint</w:t>
+      </w:r>
+      <w:proofErr w:type="spellEnd"/>
+      <w:r>
+        <w:rPr>
+          <w:rFonts w:ascii="Courier New" w:hAnsi="Courier New" w:cs="Courier New"/>
+        </w:rPr>
+        <w:t xml:space="preserve">) пройден, предупреждения отсутствуют. Код не содержит непреднамеренных </w:t>
+      </w:r>
+      <w:proofErr w:type="spellStart"/>
+      <w:r>
+        <w:rPr>
+          <w:rFonts w:ascii="Courier New" w:hAnsi="Courier New" w:cs="Courier New"/>
+        </w:rPr>
+        <w:t>latch</w:t>
+      </w:r>
+      <w:proofErr w:type="spellEnd"/>
+      <w:r>
+        <w:rPr>
+          <w:rFonts w:ascii="Courier New" w:hAnsi="Courier New" w:cs="Courier New"/>
+        </w:rPr>
+        <w:t>-структур.</w:t>
+      </w:r>
+    </w:p>
+    <w:p>
+      <w:pPr>
+        <w:jc w:val="both"/>
+        <w:rPr>
+          <w:rFonts w:ascii="Courier New" w:hAnsi="Courier New" w:cs="Courier New"/>
+        </w:rPr>
+      </w:pPr>
+      <w:r>
+        <w:rPr>
+          <w:rFonts w:ascii="Courier New" w:hAnsi="Courier New" w:cs="Courier New"/>
+        </w:rPr>
+        <w:t xml:space="preserve">- </w:t>
+      </w:r>
+      <w:proofErr w:type="gramStart"/>
+      <w:r>
+        <w:rPr>
+          <w:rFonts w:ascii="Courier New" w:hAnsi="Courier New" w:cs="Courier New"/>
+        </w:rPr>
+        <w:t>[ ]</w:t>
+      </w:r>
+      <w:proofErr w:type="gramEnd"/>
+      <w:r>
+        <w:rPr>
+          <w:rFonts w:ascii="Courier New" w:hAnsi="Courier New" w:cs="Courier New"/>
+        </w:rPr>
+        <w:t xml:space="preserve"> Разработаны изолированные C++ тесты (Google Test), покрывающие новую логику.</w:t>
+      </w:r>
+    </w:p>
+    <w:p>
+      <w:pPr>
+        <w:jc w:val="both"/>
+        <w:rPr>
+          <w:rFonts w:ascii="Courier New" w:hAnsi="Courier New" w:cs="Courier New"/>
+        </w:rPr>
+      </w:pPr>
+      <w:r>
+        <w:rPr>
+          <w:rFonts w:ascii="Courier New" w:hAnsi="Courier New" w:cs="Courier New"/>
+        </w:rPr>
+        <w:t xml:space="preserve">- </w:t>
+      </w:r>
+      <w:proofErr w:type="gramStart"/>
+      <w:r>
+        <w:rPr>
+          <w:rFonts w:ascii="Courier New" w:hAnsi="Courier New" w:cs="Courier New"/>
+        </w:rPr>
+        <w:t>[ ]</w:t>
+      </w:r>
+      <w:proofErr w:type="gramEnd"/>
+      <w:r>
+        <w:rPr>
+          <w:rFonts w:ascii="Courier New" w:hAnsi="Courier New" w:cs="Courier New"/>
+        </w:rPr>
+        <w:t xml:space="preserve"> Локальная сборка (</w:t>
+      </w:r>
+      <w:proofErr w:type="spellStart"/>
+      <w:r>
+        <w:rPr>
+          <w:rFonts w:ascii="Courier New" w:hAnsi="Courier New" w:cs="Courier New"/>
+        </w:rPr>
+        <w:t>CMake</w:t>
+      </w:r>
+      <w:proofErr w:type="spellEnd"/>
+      <w:r>
+        <w:rPr>
+          <w:rFonts w:ascii="Courier New" w:hAnsi="Courier New" w:cs="Courier New"/>
+        </w:rPr>
+        <w:t>) и тестирование завершились успешно (все тесты зеленые).</w:t>
+      </w:r>
+    </w:p>
+    <w:p>
+      <w:pPr>
+        <w:jc w:val="both"/>
+        <w:rPr>
+          <w:rFonts w:ascii="Courier New" w:hAnsi="Courier New" w:cs="Courier New"/>
+        </w:rPr>
+      </w:pPr>
+      <w:r>
+        <w:rPr>
+          <w:rFonts w:ascii="Courier New" w:hAnsi="Courier New" w:cs="Courier New"/>
+        </w:rPr>
+        <w:t xml:space="preserve">- </w:t>
+      </w:r>
+      <w:proofErr w:type="gramStart"/>
+      <w:r>
+        <w:rPr>
+          <w:rFonts w:ascii="Courier New" w:hAnsi="Courier New" w:cs="Courier New"/>
+        </w:rPr>
+        <w:t>[ ]</w:t>
+      </w:r>
+      <w:proofErr w:type="gramEnd"/>
+      <w:r>
+        <w:rPr>
+          <w:rFonts w:ascii="Courier New" w:hAnsi="Courier New" w:cs="Courier New"/>
+        </w:rPr>
+        <w:t xml:space="preserve"> Временные диаграммы (VCD) проанализированы локально (в </w:t>
+      </w:r>
+      <w:proofErr w:type="spellStart"/>
+      <w:r>
+        <w:rPr>
+          <w:rFonts w:ascii="Courier New" w:hAnsi="Courier New" w:cs="Courier New"/>
+        </w:rPr>
+        <w:t>GTKWave</w:t>
+      </w:r>
+      <w:proofErr w:type="spellEnd"/>
+      <w:r>
+        <w:rPr>
+          <w:rFonts w:ascii="Courier New" w:hAnsi="Courier New" w:cs="Courier New"/>
+        </w:rPr>
+        <w:t xml:space="preserve"> и </w:t>
+      </w:r>
+      <w:proofErr w:type="gramStart"/>
+      <w:r>
+        <w:rPr>
+          <w:rFonts w:ascii="Courier New" w:hAnsi="Courier New" w:cs="Courier New"/>
+        </w:rPr>
+        <w:t>т.п.</w:t>
+      </w:r>
+      <w:proofErr w:type="gramEnd"/>
+      <w:r>
+        <w:rPr>
+          <w:rFonts w:ascii="Courier New" w:hAnsi="Courier New" w:cs="Courier New"/>
+        </w:rPr>
+        <w:t>), переходы сигналов соответствуют аппаратной спецификации.</w:t>
+      </w:r>
+    </w:p>
+    <w:p>
+      <w:pPr>
+        <w:jc w:val="both"/>
+        <w:rPr>
+          <w:rFonts w:ascii="Times New Roman" w:hAnsi="Times New Roman" w:cs="Times New Roman"/>
+          <w:b/>
+          <w:bCs/>
+        </w:rPr>
+      </w:pPr>
+      <w:r>
+        <w:rPr>
+          <w:rFonts w:ascii="Times New Roman" w:hAnsi="Times New Roman" w:cs="Times New Roman"/>
+          <w:b/>
+          <w:bCs/>
+        </w:rPr>
+        <w:t>Раздел 6. Анализ результатов симуляции (VCD-дампы)</w:t>
+      </w:r>
+    </w:p>
+    <w:p>
+      <w:pPr>
+        <w:jc w:val="both"/>
+        <w:rPr>
+          <w:rFonts w:ascii="Times New Roman" w:hAnsi="Times New Roman" w:cs="Times New Roman"/>
+        </w:rPr>
+      </w:pPr>
+      <w:r>
+        <w:rPr>
+          <w:rFonts w:ascii="Times New Roman" w:hAnsi="Times New Roman" w:cs="Times New Roman"/>
+        </w:rPr>
+        <w:t>Для визуального анализа поведения аппаратуры используются временные диаграммы в формате .</w:t>
+      </w:r>
+      <w:proofErr w:type="spellStart"/>
+      <w:r>
+        <w:rPr>
+          <w:rFonts w:ascii="Times New Roman" w:hAnsi="Times New Roman" w:cs="Times New Roman"/>
+        </w:rPr>
+        <w:t>vcd</w:t>
+      </w:r>
+      <w:proofErr w:type="spellEnd"/>
+      <w:r>
+        <w:rPr>
+          <w:rFonts w:ascii="Times New Roman" w:hAnsi="Times New Roman" w:cs="Times New Roman"/>
+        </w:rPr>
+        <w:t>. Инфраструктура позволяет анализировать их двумя путями: при локальной симуляции или скачивая результаты работы облачного CI-сервера.</w:t>
+      </w:r>
+    </w:p>
+    <w:p>
+      <w:pPr>
+        <w:jc w:val="both"/>
+        <w:rPr>
+          <w:rFonts w:ascii="Times New Roman" w:hAnsi="Times New Roman" w:cs="Times New Roman"/>
+          <w:b/>
+          <w:bCs/>
+        </w:rPr>
+      </w:pPr>
+      <w:r>
+        <w:rPr>
+          <w:rFonts w:ascii="Times New Roman" w:hAnsi="Times New Roman" w:cs="Times New Roman"/>
+          <w:b/>
+          <w:bCs/>
+        </w:rPr>
+        <w:t xml:space="preserve">6.1. Извлечение облачных артефактов из </w:t>
+      </w:r>
+      <w:proofErr w:type="spellStart"/>
+      <w:r>
+        <w:rPr>
+          <w:rFonts w:ascii="Times New Roman" w:hAnsi="Times New Roman" w:cs="Times New Roman"/>
+          <w:b/>
+          <w:bCs/>
+        </w:rPr>
+        <w:t>GitHub</w:t>
+      </w:r>
+      <w:proofErr w:type="spellEnd"/>
+      <w:r>
+        <w:rPr>
+          <w:rFonts w:ascii="Times New Roman" w:hAnsi="Times New Roman" w:cs="Times New Roman"/>
+          <w:b/>
+          <w:bCs/>
+        </w:rPr>
+        <w:t xml:space="preserve"> </w:t>
+      </w:r>
+      <w:proofErr w:type="spellStart"/>
+      <w:r>
+        <w:rPr>
+          <w:rFonts w:ascii="Times New Roman" w:hAnsi="Times New Roman" w:cs="Times New Roman"/>
+          <w:b/>
+          <w:bCs/>
+        </w:rPr>
+        <w:t>Actions</w:t>
+      </w:r>
+      <w:proofErr w:type="spellEnd"/>
+    </w:p>
+    <w:p>
+      <w:pPr>
+        <w:jc w:val="both"/>
+        <w:rPr>
+          <w:rFonts w:ascii="Times New Roman" w:hAnsi="Times New Roman" w:cs="Times New Roman"/>
+        </w:rPr>
+      </w:pPr>
+      <w:r>
+        <w:rPr>
+          <w:rFonts w:ascii="Times New Roman" w:hAnsi="Times New Roman" w:cs="Times New Roman"/>
+        </w:rPr>
+        <w:lastRenderedPageBreak/>
+        <w:t>Если локальное окружение недоступно или тест упал непосредственно на сервере, дампы можно извлечь через веб-интерфейс:</w:t>
+      </w:r>
+    </w:p>
+    <w:p>
+      <w:pPr>
+        <w:numPr>
+          <w:ilvl w:val="0"/>
+          <w:numId w:val="5"/>
+        </w:numPr>
+        <w:jc w:val="both"/>
+        <w:rPr>
+          <w:rFonts w:ascii="Times New Roman" w:hAnsi="Times New Roman" w:cs="Times New Roman"/>
+        </w:rPr>
+      </w:pPr>
+      <w:r>
+        <w:rPr>
+          <w:rFonts w:ascii="Times New Roman" w:hAnsi="Times New Roman" w:cs="Times New Roman"/>
+        </w:rPr>
+        <w:t xml:space="preserve">Перейдите на вкладку </w:t>
+      </w:r>
+      <w:proofErr w:type="spellStart"/>
+      <w:r>
+        <w:rPr>
+          <w:rFonts w:ascii="Times New Roman" w:hAnsi="Times New Roman" w:cs="Times New Roman"/>
+          <w:b/>
+          <w:bCs/>
+        </w:rPr>
+        <w:t>Actions</w:t>
+      </w:r>
+      <w:proofErr w:type="spellEnd"/>
+      <w:r>
+        <w:rPr>
+          <w:rFonts w:ascii="Times New Roman" w:hAnsi="Times New Roman" w:cs="Times New Roman"/>
+        </w:rPr>
+        <w:t xml:space="preserve"> в репозитории на </w:t>
+      </w:r>
+      <w:proofErr w:type="spellStart"/>
+      <w:r>
+        <w:rPr>
+          <w:rFonts w:ascii="Times New Roman" w:hAnsi="Times New Roman" w:cs="Times New Roman"/>
+        </w:rPr>
+        <w:t>GitHub</w:t>
+      </w:r>
+      <w:proofErr w:type="spellEnd"/>
+      <w:r>
+        <w:rPr>
+          <w:rFonts w:ascii="Times New Roman" w:hAnsi="Times New Roman" w:cs="Times New Roman"/>
+        </w:rPr>
+        <w:t>.</w:t>
+      </w:r>
+    </w:p>
+    <w:p>
+      <w:pPr>
+        <w:numPr>
+          <w:ilvl w:val="0"/>
+          <w:numId w:val="5"/>
+        </w:numPr>
+        <w:jc w:val="both"/>
+        <w:rPr>
+          <w:rFonts w:ascii="Times New Roman" w:hAnsi="Times New Roman" w:cs="Times New Roman"/>
+        </w:rPr>
+      </w:pPr>
+      <w:r>
+        <w:rPr>
+          <w:rFonts w:ascii="Times New Roman" w:hAnsi="Times New Roman" w:cs="Times New Roman"/>
+        </w:rPr>
+        <w:t xml:space="preserve">Выберите интересующий запуск </w:t>
+      </w:r>
+      <w:proofErr w:type="spellStart"/>
+      <w:r>
+        <w:rPr>
+          <w:rFonts w:ascii="Times New Roman" w:hAnsi="Times New Roman" w:cs="Times New Roman"/>
+        </w:rPr>
+        <w:t>пайплайна</w:t>
+      </w:r>
+      <w:proofErr w:type="spellEnd"/>
+      <w:r>
+        <w:rPr>
+          <w:rFonts w:ascii="Times New Roman" w:hAnsi="Times New Roman" w:cs="Times New Roman"/>
+        </w:rPr>
+        <w:t xml:space="preserve"> (кликнув на название коммита).</w:t>
+      </w:r>
+    </w:p>
+    <w:p>
+      <w:pPr>
+        <w:numPr>
+          <w:ilvl w:val="0"/>
+          <w:numId w:val="5"/>
+        </w:numPr>
+        <w:jc w:val="both"/>
+        <w:rPr>
+          <w:rFonts w:ascii="Times New Roman" w:hAnsi="Times New Roman" w:cs="Times New Roman"/>
+        </w:rPr>
+      </w:pPr>
+      <w:r>
+        <w:rPr>
+          <w:rFonts w:ascii="Times New Roman" w:hAnsi="Times New Roman" w:cs="Times New Roman"/>
+        </w:rPr>
+        <w:t xml:space="preserve">На странице </w:t>
+      </w:r>
+      <w:proofErr w:type="spellStart"/>
+      <w:r>
+        <w:rPr>
+          <w:rFonts w:ascii="Times New Roman" w:hAnsi="Times New Roman" w:cs="Times New Roman"/>
+          <w:b/>
+          <w:bCs/>
+        </w:rPr>
+        <w:t>Summary</w:t>
+      </w:r>
+      <w:proofErr w:type="spellEnd"/>
+      <w:r>
+        <w:rPr>
+          <w:rFonts w:ascii="Times New Roman" w:hAnsi="Times New Roman" w:cs="Times New Roman"/>
+        </w:rPr>
+        <w:t xml:space="preserve"> прокрутите вниз до раздела </w:t>
+      </w:r>
+      <w:proofErr w:type="spellStart"/>
+      <w:r>
+        <w:rPr>
+          <w:rFonts w:ascii="Times New Roman" w:hAnsi="Times New Roman" w:cs="Times New Roman"/>
+          <w:b/>
+          <w:bCs/>
+        </w:rPr>
+        <w:t>Artifacts</w:t>
+      </w:r>
+      <w:proofErr w:type="spellEnd"/>
+      <w:r>
+        <w:rPr>
+          <w:rFonts w:ascii="Times New Roman" w:hAnsi="Times New Roman" w:cs="Times New Roman"/>
+        </w:rPr>
+        <w:t>.</w:t>
+      </w:r>
+    </w:p>
+    <w:p>
+      <w:pPr>
+        <w:numPr>
+          <w:ilvl w:val="0"/>
+          <w:numId w:val="5"/>
+        </w:numPr>
+        <w:jc w:val="both"/>
+        <w:rPr>
+          <w:rFonts w:ascii="Times New Roman" w:hAnsi="Times New Roman" w:cs="Times New Roman"/>
+        </w:rPr>
+      </w:pPr>
+      <w:r>
+        <w:rPr>
+          <w:rFonts w:ascii="Times New Roman" w:hAnsi="Times New Roman" w:cs="Times New Roman"/>
+        </w:rPr>
+        <w:t xml:space="preserve">Кликните на архив </w:t>
+      </w:r>
+      <w:proofErr w:type="spellStart"/>
+      <w:r>
+        <w:rPr>
+          <w:rFonts w:ascii="Times New Roman" w:hAnsi="Times New Roman" w:cs="Times New Roman"/>
+          <w:b/>
+          <w:bCs/>
+        </w:rPr>
+        <w:t>simulation-waveforms</w:t>
+      </w:r>
+      <w:proofErr w:type="spellEnd"/>
+      <w:r>
+        <w:rPr>
+          <w:rFonts w:ascii="Times New Roman" w:hAnsi="Times New Roman" w:cs="Times New Roman"/>
+        </w:rPr>
+        <w:t>. Браузер скачает .</w:t>
+      </w:r>
+      <w:proofErr w:type="spellStart"/>
+      <w:r>
+        <w:rPr>
+          <w:rFonts w:ascii="Times New Roman" w:hAnsi="Times New Roman" w:cs="Times New Roman"/>
+        </w:rPr>
+        <w:t>zip</w:t>
+      </w:r>
+      <w:proofErr w:type="spellEnd"/>
+      <w:r>
+        <w:rPr>
+          <w:rFonts w:ascii="Times New Roman" w:hAnsi="Times New Roman" w:cs="Times New Roman"/>
+        </w:rPr>
+        <w:t xml:space="preserve"> архив, содержащий VCD-файлы для каждого запущенного теста.</w:t>
+      </w:r>
+    </w:p>
+    <w:p>
+      <w:pPr>
+        <w:jc w:val="both"/>
+        <w:rPr>
+          <w:rFonts w:ascii="Times New Roman" w:hAnsi="Times New Roman" w:cs="Times New Roman"/>
+          <w:b/>
+          <w:bCs/>
+        </w:rPr>
+      </w:pPr>
+      <w:r>
+        <w:rPr>
+          <w:rFonts w:ascii="Times New Roman" w:hAnsi="Times New Roman" w:cs="Times New Roman"/>
+          <w:b/>
+          <w:bCs/>
+        </w:rPr>
+        <w:t xml:space="preserve">6.2. Просмотр диаграмм в Visual Studio Code (расширение </w:t>
+      </w:r>
+      <w:proofErr w:type="spellStart"/>
+      <w:r>
+        <w:rPr>
+          <w:rFonts w:ascii="Times New Roman" w:hAnsi="Times New Roman" w:cs="Times New Roman"/>
+          <w:b/>
+          <w:bCs/>
+        </w:rPr>
+        <w:t>Surfer</w:t>
+      </w:r>
+      <w:proofErr w:type="spellEnd"/>
+      <w:r>
+        <w:rPr>
+          <w:rFonts w:ascii="Times New Roman" w:hAnsi="Times New Roman" w:cs="Times New Roman"/>
+          <w:b/>
+          <w:bCs/>
+        </w:rPr>
+        <w:t>)</w:t>
+      </w:r>
+    </w:p>
+    <w:p>
+      <w:pPr>
+        <w:jc w:val="both"/>
+        <w:rPr>
+          <w:rFonts w:ascii="Times New Roman" w:hAnsi="Times New Roman" w:cs="Times New Roman"/>
+        </w:rPr>
+      </w:pPr>
+      <w:r>
+        <w:rPr>
+          <w:rFonts w:ascii="Times New Roman" w:hAnsi="Times New Roman" w:cs="Times New Roman"/>
+        </w:rPr>
+        <w:t xml:space="preserve">Современный подход к анализу цифровых схем исключает необходимость использования сторонних тяжеловесных утилит (таких как </w:t>
+      </w:r>
+      <w:proofErr w:type="spellStart"/>
+      <w:r>
+        <w:rPr>
+          <w:rFonts w:ascii="Times New Roman" w:hAnsi="Times New Roman" w:cs="Times New Roman"/>
+        </w:rPr>
+        <w:t>GTKWave</w:t>
+      </w:r>
+      <w:proofErr w:type="spellEnd"/>
+      <w:r>
+        <w:rPr>
+          <w:rFonts w:ascii="Times New Roman" w:hAnsi="Times New Roman" w:cs="Times New Roman"/>
+        </w:rPr>
+        <w:t>) и настройки графических серверов. Просмотр диаграмм интегрируется прямо в среду разработки.</w:t>
+      </w:r>
+    </w:p>
+    <w:p>
+      <w:pPr>
+        <w:jc w:val="both"/>
+        <w:rPr>
+          <w:rFonts w:ascii="Times New Roman" w:hAnsi="Times New Roman" w:cs="Times New Roman"/>
+        </w:rPr>
+      </w:pPr>
+      <w:r>
+        <w:rPr>
+          <w:rFonts w:ascii="Times New Roman" w:hAnsi="Times New Roman" w:cs="Times New Roman"/>
+          <w:b/>
+          <w:bCs/>
+        </w:rPr>
+        <w:t>Настройка и использование:</w:t>
+      </w:r>
+    </w:p>
+    <w:p>
+      <w:pPr>
+        <w:numPr>
+          <w:ilvl w:val="0"/>
+          <w:numId w:val="6"/>
+        </w:numPr>
+        <w:jc w:val="both"/>
+        <w:rPr>
+          <w:rFonts w:ascii="Times New Roman" w:hAnsi="Times New Roman" w:cs="Times New Roman"/>
+        </w:rPr>
+      </w:pPr>
+      <w:r>
+        <w:rPr>
+          <w:rFonts w:ascii="Times New Roman" w:hAnsi="Times New Roman" w:cs="Times New Roman"/>
+        </w:rPr>
+        <w:t xml:space="preserve">В редакторе </w:t>
+      </w:r>
+      <w:r>
+        <w:rPr>
+          <w:rFonts w:ascii="Times New Roman" w:hAnsi="Times New Roman" w:cs="Times New Roman"/>
+          <w:b/>
+          <w:bCs/>
+        </w:rPr>
+        <w:t>Visual Studio Code</w:t>
+      </w:r>
+      <w:r>
+        <w:rPr>
+          <w:rFonts w:ascii="Times New Roman" w:hAnsi="Times New Roman" w:cs="Times New Roman"/>
+        </w:rPr>
+        <w:t xml:space="preserve"> перейдите во вкладку расширений (</w:t>
+      </w:r>
+      <w:proofErr w:type="spellStart"/>
+      <w:r>
+        <w:rPr>
+          <w:rFonts w:ascii="Times New Roman" w:hAnsi="Times New Roman" w:cs="Times New Roman"/>
+        </w:rPr>
+        <w:t>Extensions</w:t>
+      </w:r>
+      <w:proofErr w:type="spellEnd"/>
+      <w:r>
+        <w:rPr>
+          <w:rFonts w:ascii="Times New Roman" w:hAnsi="Times New Roman" w:cs="Times New Roman"/>
+        </w:rPr>
+        <w:t>).</w:t>
+      </w:r>
+    </w:p>
+    <w:p>
+      <w:pPr>
+        <w:numPr>
+          <w:ilvl w:val="0"/>
+          <w:numId w:val="6"/>
+        </w:numPr>
+        <w:jc w:val="both"/>
+        <w:rPr>
+          <w:rFonts w:ascii="Times New Roman" w:hAnsi="Times New Roman" w:cs="Times New Roman"/>
+        </w:rPr>
+      </w:pPr>
+      <w:r>
+        <w:rPr>
+          <w:rFonts w:ascii="Times New Roman" w:hAnsi="Times New Roman" w:cs="Times New Roman"/>
+        </w:rPr>
+        <w:t xml:space="preserve">Найдите и установите расширение </w:t>
+      </w:r>
+      <w:proofErr w:type="spellStart"/>
+      <w:r>
+        <w:rPr>
+          <w:rFonts w:ascii="Times New Roman" w:hAnsi="Times New Roman" w:cs="Times New Roman"/>
+          <w:b/>
+          <w:bCs/>
+        </w:rPr>
+        <w:t>Surfer</w:t>
+      </w:r>
+      <w:proofErr w:type="spellEnd"/>
+      <w:r>
+        <w:rPr>
+          <w:rFonts w:ascii="Times New Roman" w:hAnsi="Times New Roman" w:cs="Times New Roman"/>
+        </w:rPr>
+        <w:t xml:space="preserve"> (современный и быстрый просмотрщик осциллограмм, написанный на </w:t>
+      </w:r>
+      <w:proofErr w:type="spellStart"/>
+      <w:r>
+        <w:rPr>
+          <w:rFonts w:ascii="Times New Roman" w:hAnsi="Times New Roman" w:cs="Times New Roman"/>
+        </w:rPr>
+        <w:t>Rust</w:t>
+      </w:r>
+      <w:proofErr w:type="spellEnd"/>
+      <w:r>
+        <w:rPr>
+          <w:rFonts w:ascii="Times New Roman" w:hAnsi="Times New Roman" w:cs="Times New Roman"/>
+        </w:rPr>
+        <w:t>).</w:t>
+      </w:r>
+    </w:p>
+    <w:p>
+      <w:pPr>
+        <w:numPr>
+          <w:ilvl w:val="0"/>
+          <w:numId w:val="6"/>
+        </w:numPr>
+        <w:jc w:val="both"/>
+        <w:rPr>
+          <w:rFonts w:ascii="Times New Roman" w:hAnsi="Times New Roman" w:cs="Times New Roman"/>
+        </w:rPr>
+      </w:pPr>
+      <w:r>
+        <w:rPr>
+          <w:rFonts w:ascii="Times New Roman" w:hAnsi="Times New Roman" w:cs="Times New Roman"/>
+        </w:rPr>
+        <w:t xml:space="preserve">Распакуйте скачанный облачный артефакт в проект или запустите локальную сборку </w:t>
+      </w:r>
+      <w:proofErr w:type="spellStart"/>
+      <w:r>
+        <w:rPr>
+          <w:rFonts w:ascii="Times New Roman" w:hAnsi="Times New Roman" w:cs="Times New Roman"/>
+        </w:rPr>
+        <w:t>CMake</w:t>
+      </w:r>
+      <w:proofErr w:type="spellEnd"/>
+      <w:r>
+        <w:rPr>
+          <w:rFonts w:ascii="Times New Roman" w:hAnsi="Times New Roman" w:cs="Times New Roman"/>
+        </w:rPr>
+        <w:t xml:space="preserve"> для генерации новых .</w:t>
+      </w:r>
+      <w:proofErr w:type="spellStart"/>
+      <w:r>
+        <w:rPr>
+          <w:rFonts w:ascii="Times New Roman" w:hAnsi="Times New Roman" w:cs="Times New Roman"/>
+        </w:rPr>
+        <w:t>vcd</w:t>
+      </w:r>
+      <w:proofErr w:type="spellEnd"/>
+      <w:r>
+        <w:rPr>
+          <w:rFonts w:ascii="Times New Roman" w:hAnsi="Times New Roman" w:cs="Times New Roman"/>
+        </w:rPr>
+        <w:t xml:space="preserve"> файлов.</w:t>
+      </w:r>
+    </w:p>
+    <w:p>
+      <w:pPr>
+        <w:numPr>
+          <w:ilvl w:val="0"/>
+          <w:numId w:val="6"/>
+        </w:numPr>
+        <w:jc w:val="both"/>
+        <w:rPr>
+          <w:rFonts w:ascii="Times New Roman" w:hAnsi="Times New Roman" w:cs="Times New Roman"/>
+        </w:rPr>
+      </w:pPr>
+      <w:r>
+        <w:rPr>
+          <w:rFonts w:ascii="Times New Roman" w:hAnsi="Times New Roman" w:cs="Times New Roman"/>
+        </w:rPr>
+        <w:t>Кликните по любому .</w:t>
+      </w:r>
+      <w:proofErr w:type="spellStart"/>
+      <w:r>
+        <w:rPr>
+          <w:rFonts w:ascii="Times New Roman" w:hAnsi="Times New Roman" w:cs="Times New Roman"/>
+        </w:rPr>
+        <w:t>vcd</w:t>
+      </w:r>
+      <w:proofErr w:type="spellEnd"/>
+      <w:r>
+        <w:rPr>
+          <w:rFonts w:ascii="Times New Roman" w:hAnsi="Times New Roman" w:cs="Times New Roman"/>
+        </w:rPr>
+        <w:t xml:space="preserve"> файлу в дереве проводника VS Code. Файл мгновенно откроется в новой вкладке редактора как интерактивный график.</w:t>
       </w:r>
     </w:p>
     <w:p>
@@ -3337,6 +6658,119 @@
     </w:lvl>
   </w:abstractNum>
   <w:abstractNum w:abstractNumId="2" w15:restartNumberingAfterBreak="0">
+    <w:nsid w:val="147874FC"/>
+    <w:multiLevelType w:val="multilevel"/>
+    <w:tmpl w:val="8E0E16E0"/>
+    <w:lvl w:ilvl="0">
+      <w:start w:val="1"/>
+      <w:numFmt w:val="decimal"/>
+      <w:lvlText w:val="%1."/>
+      <w:lvlJc w:val="left"/>
+      <w:pPr>
+        <w:tabs>
+          <w:tab w:val="num" w:pos="720"/>
+        </w:tabs>
+        <w:ind w:left="720" w:hanging="360"/>
+      </w:pPr>
+    </w:lvl>
+    <w:lvl w:ilvl="1" w:tentative="1">
+      <w:start w:val="1"/>
+      <w:numFmt w:val="decimal"/>
+      <w:lvlText w:val="%2."/>
+      <w:lvlJc w:val="left"/>
+      <w:pPr>
+        <w:tabs>
+          <w:tab w:val="num" w:pos="1440"/>
+        </w:tabs>
+        <w:ind w:left="1440" w:hanging="360"/>
+      </w:pPr>
+    </w:lvl>
+    <w:lvl w:ilvl="2" w:tentative="1">
+      <w:start w:val="1"/>
+      <w:numFmt w:val="decimal"/>
+      <w:lvlText w:val="%3."/>
+      <w:lvlJc w:val="left"/>
+      <w:pPr>
+        <w:tabs>
+          <w:tab w:val="num" w:pos="2160"/>
+        </w:tabs>
+        <w:ind w:left="2160" w:hanging="360"/>
+      </w:pPr>
+    </w:lvl>
+    <w:lvl w:ilvl="3" w:tentative="1">
+      <w:start w:val="1"/>
+      <w:numFmt w:val="decimal"/>
+      <w:lvlText w:val="%4."/>
+      <w:lvlJc w:val="left"/>
+      <w:pPr>
+        <w:tabs>
+          <w:tab w:val="num" w:pos="2880"/>
+        </w:tabs>
+        <w:ind w:left="2880" w:hanging="360"/>
+      </w:pPr>
+    </w:lvl>
+    <w:lvl w:ilvl="4" w:tentative="1">
+      <w:start w:val="1"/>
+      <w:numFmt w:val="decimal"/>
+      <w:lvlText w:val="%5."/>
+      <w:lvlJc w:val="left"/>
+      <w:pPr>
+        <w:tabs>
+          <w:tab w:val="num" w:pos="3600"/>
+        </w:tabs>
+        <w:ind w:left="3600" w:hanging="360"/>
+      </w:pPr>
+    </w:lvl>
+    <w:lvl w:ilvl="5" w:tentative="1">
+      <w:start w:val="1"/>
+      <w:numFmt w:val="decimal"/>
+      <w:lvlText w:val="%6."/>
+      <w:lvlJc w:val="left"/>
+      <w:pPr>
+        <w:tabs>
+          <w:tab w:val="num" w:pos="4320"/>
+        </w:tabs>
+        <w:ind w:left="4320" w:hanging="360"/>
+      </w:pPr>
+    </w:lvl>
+    <w:lvl w:ilvl="6" w:tentative="1">
+      <w:start w:val="1"/>
+      <w:numFmt w:val="decimal"/>
+      <w:lvlText w:val="%7."/>
+      <w:lvlJc w:val="left"/>
+      <w:pPr>
+        <w:tabs>
+          <w:tab w:val="num" w:pos="5040"/>
+        </w:tabs>
+        <w:ind w:left="5040" w:hanging="360"/>
+      </w:pPr>
+    </w:lvl>
+    <w:lvl w:ilvl="7" w:tentative="1">
+      <w:start w:val="1"/>
+      <w:numFmt w:val="decimal"/>
+      <w:lvlText w:val="%8."/>
+      <w:lvlJc w:val="left"/>
+      <w:pPr>
+        <w:tabs>
+          <w:tab w:val="num" w:pos="5760"/>
+        </w:tabs>
+        <w:ind w:left="5760" w:hanging="360"/>
+      </w:pPr>
+    </w:lvl>
+    <w:lvl w:ilvl="8" w:tentative="1">
+      <w:start w:val="1"/>
+      <w:numFmt w:val="decimal"/>
+      <w:lvlText w:val="%9."/>
+      <w:lvlJc w:val="left"/>
+      <w:pPr>
+        <w:tabs>
+          <w:tab w:val="num" w:pos="6480"/>
+        </w:tabs>
+        <w:ind w:left="6480" w:hanging="360"/>
+      </w:pPr>
+    </w:lvl>
+  </w:abstractNum>
+  <w:abstractNum w:abstractNumId="3" w15:restartNumberingAfterBreak="0">
     <w:nsid w:val="3E9E62CE"/>
     <w:multiLevelType w:val="multilevel"/>
     <w:tmpl w:val="765ABBA4"/>
@@ -3485,7 +6919,120 @@
       </w:rPr>
     </w:lvl>
   </w:abstractNum>
-  <w:abstractNum w:abstractNumId="3" w15:restartNumberingAfterBreak="0">
+  <w:abstractNum w:abstractNumId="4" w15:restartNumberingAfterBreak="0">
+    <w:nsid w:val="4CE81365"/>
+    <w:multiLevelType w:val="multilevel"/>
+    <w:tmpl w:val="738C642A"/>
+    <w:lvl w:ilvl="0">
+      <w:start w:val="1"/>
+      <w:numFmt w:val="decimal"/>
+      <w:lvlText w:val="%1."/>
+      <w:lvlJc w:val="left"/>
+      <w:pPr>
+        <w:tabs>
+          <w:tab w:val="num" w:pos="720"/>
+        </w:tabs>
+        <w:ind w:left="720" w:hanging="360"/>
+      </w:pPr>
+    </w:lvl>
+    <w:lvl w:ilvl="1" w:tentative="1">
+      <w:start w:val="1"/>
+      <w:numFmt w:val="decimal"/>
+      <w:lvlText w:val="%2."/>
+      <w:lvlJc w:val="left"/>
+      <w:pPr>
+        <w:tabs>
+          <w:tab w:val="num" w:pos="1440"/>
+        </w:tabs>
+        <w:ind w:left="1440" w:hanging="360"/>
+      </w:pPr>
+    </w:lvl>
+    <w:lvl w:ilvl="2" w:tentative="1">
+      <w:start w:val="1"/>
+      <w:numFmt w:val="decimal"/>
+      <w:lvlText w:val="%3."/>
+      <w:lvlJc w:val="left"/>
+      <w:pPr>
+        <w:tabs>
+          <w:tab w:val="num" w:pos="2160"/>
+        </w:tabs>
+        <w:ind w:left="2160" w:hanging="360"/>
+      </w:pPr>
+    </w:lvl>
+    <w:lvl w:ilvl="3" w:tentative="1">
+      <w:start w:val="1"/>
+      <w:numFmt w:val="decimal"/>
+      <w:lvlText w:val="%4."/>
+      <w:lvlJc w:val="left"/>
+      <w:pPr>
+        <w:tabs>
+          <w:tab w:val="num" w:pos="2880"/>
+        </w:tabs>
+        <w:ind w:left="2880" w:hanging="360"/>
+      </w:pPr>
+    </w:lvl>
+    <w:lvl w:ilvl="4" w:tentative="1">
+      <w:start w:val="1"/>
+      <w:numFmt w:val="decimal"/>
+      <w:lvlText w:val="%5."/>
+      <w:lvlJc w:val="left"/>
+      <w:pPr>
+        <w:tabs>
+          <w:tab w:val="num" w:pos="3600"/>
+        </w:tabs>
+        <w:ind w:left="3600" w:hanging="360"/>
+      </w:pPr>
+    </w:lvl>
+    <w:lvl w:ilvl="5" w:tentative="1">
+      <w:start w:val="1"/>
+      <w:numFmt w:val="decimal"/>
+      <w:lvlText w:val="%6."/>
+      <w:lvlJc w:val="left"/>
+      <w:pPr>
+        <w:tabs>
+          <w:tab w:val="num" w:pos="4320"/>
+        </w:tabs>
+        <w:ind w:left="4320" w:hanging="360"/>
+      </w:pPr>
+    </w:lvl>
+    <w:lvl w:ilvl="6" w:tentative="1">
+      <w:start w:val="1"/>
+      <w:numFmt w:val="decimal"/>
+      <w:lvlText w:val="%7."/>
+      <w:lvlJc w:val="left"/>
+      <w:pPr>
+        <w:tabs>
+          <w:tab w:val="num" w:pos="5040"/>
+        </w:tabs>
+        <w:ind w:left="5040" w:hanging="360"/>
+      </w:pPr>
+    </w:lvl>
+    <w:lvl w:ilvl="7" w:tentative="1">
+      <w:start w:val="1"/>
+      <w:numFmt w:val="decimal"/>
+      <w:lvlText w:val="%8."/>
+      <w:lvlJc w:val="left"/>
+      <w:pPr>
+        <w:tabs>
+          <w:tab w:val="num" w:pos="5760"/>
+        </w:tabs>
+        <w:ind w:left="5760" w:hanging="360"/>
+      </w:pPr>
+    </w:lvl>
+    <w:lvl w:ilvl="8" w:tentative="1">
+      <w:start w:val="1"/>
+      <w:numFmt w:val="decimal"/>
+      <w:lvlText w:val="%9."/>
+      <w:lvlJc w:val="left"/>
+      <w:pPr>
+        <w:tabs>
+          <w:tab w:val="num" w:pos="6480"/>
+        </w:tabs>
+        <w:ind w:left="6480" w:hanging="360"/>
+      </w:pPr>
+    </w:lvl>
+  </w:abstractNum>
+  <w:abstractNum w:abstractNumId="5" w15:restartNumberingAfterBreak="0">
     <w:nsid w:val="77CA56BF"/>
     <w:multiLevelType w:val="multilevel"/>
     <w:tmpl w:val="320A1A02"/>
@@ -3638,13 +7185,19 @@
     <w:abstractNumId w:val="0"/>
   </w:num>
   <w:num w:numId="2" w16cid:durableId="423696730">
-    <w:abstractNumId w:val="2"/>
+    <w:abstractNumId w:val="3"/>
   </w:num>
   <w:num w:numId="3" w16cid:durableId="227886603">
     <w:abstractNumId w:val="1"/>
   </w:num>
   <w:num w:numId="4" w16cid:durableId="405033735">
-    <w:abstractNumId w:val="3"/>
+    <w:abstractNumId w:val="5"/>
+  </w:num>
+  <w:num w:numId="5" w16cid:durableId="2064981305">
+    <w:abstractNumId w:val="2"/>
+  </w:num>
+  <w:num w:numId="6" w16cid:durableId="2060010691">
+    <w:abstractNumId w:val="4"/>
   </w:num>
 </w:numbering>
 </file>
@@ -4252,7 +7805,6 @@
   <w:style w:type="character" w:default="1" w:styleId="a0">
     <w:name w:val="Default Paragraph Font"/>
     <w:uiPriority w:val="1"/>
-    <w:semiHidden/>
     <w:unhideWhenUsed/>
   </w:style>
   <w:style w:type="table" w:default="1" w:styleId="a1">
